--- a/Звіт 1 ООП Опенько Софія ІМ-55.docx
+++ b/Звіт 1 ООП Опенько Софія ІМ-55.docx
@@ -1086,15 +1086,7 @@
           <w:color w:val="000000"/>
           <w:sz w:val="28"/>
         </w:rPr>
-        <w:t>0</w:t>
-      </w:r>
-      <w:r>
-        <w:rPr>
-          <w:rFonts w:ascii="Times New Roman" w:eastAsia="Times New Roman" w:hAnsi="Times New Roman" w:cs="Times New Roman"/>
-          <w:color w:val="000000"/>
-          <w:sz w:val="28"/>
-        </w:rPr>
-        <w:t xml:space="preserve"> варіант</w:t>
+        <w:t>0 варіант</w:t>
       </w:r>
     </w:p>
     <w:p>
@@ -1704,7 +1696,7 @@
     <w:p>
       <w:pPr>
         <w:rPr>
-          <w:rFonts w:ascii="Courier New" w:eastAsia="Times New Roman" w:hAnsi="Courier New" w:cs="Courier New" w:hint="cs"/>
+          <w:rFonts w:ascii="Courier New" w:eastAsia="Times New Roman" w:hAnsi="Courier New" w:cs="Courier New"/>
           <w:color w:val="000000"/>
           <w:sz w:val="21"/>
           <w:szCs w:val="21"/>
@@ -3360,7 +3352,7 @@
     <w:p>
       <w:pPr>
         <w:rPr>
-          <w:rFonts w:ascii="Courier New" w:eastAsia="Times New Roman" w:hAnsi="Courier New" w:cs="Courier New" w:hint="cs"/>
+          <w:rFonts w:ascii="Courier New" w:eastAsia="Times New Roman" w:hAnsi="Courier New" w:cs="Courier New"/>
           <w:color w:val="000000"/>
           <w:sz w:val="21"/>
           <w:szCs w:val="21"/>
@@ -3403,7 +3395,7 @@
     <w:p>
       <w:pPr>
         <w:rPr>
-          <w:rFonts w:ascii="Courier New" w:eastAsia="Times New Roman" w:hAnsi="Courier New" w:cs="Courier New" w:hint="cs"/>
+          <w:rFonts w:ascii="Courier New" w:eastAsia="Times New Roman" w:hAnsi="Courier New" w:cs="Courier New"/>
           <w:color w:val="000000"/>
           <w:sz w:val="21"/>
           <w:szCs w:val="21"/>
@@ -3446,7 +3438,50 @@
     <w:p>
       <w:pPr>
         <w:rPr>
-          <w:rFonts w:ascii="Courier New" w:eastAsia="Times New Roman" w:hAnsi="Courier New" w:cs="Courier New" w:hint="cs"/>
+          <w:rFonts w:ascii="Courier New" w:eastAsia="Times New Roman" w:hAnsi="Courier New" w:cs="Courier New"/>
+          <w:color w:val="000000"/>
+          <w:sz w:val="21"/>
+          <w:szCs w:val="21"/>
+          <w:lang w:val="en-US"/>
+        </w:rPr>
+      </w:pPr>
+      <w:r>
+        <w:rPr>
+          <w:rFonts w:ascii="Courier New" w:eastAsia="Times New Roman" w:hAnsi="Courier New" w:cs="Courier New"/>
+          <w:color w:val="000000"/>
+          <w:sz w:val="21"/>
+          <w:szCs w:val="21"/>
+          <w:lang w:val="en-US"/>
+        </w:rPr>
+        <w:t>#</w:t>
+      </w:r>
+      <w:proofErr w:type="gramStart"/>
+      <w:r>
+        <w:rPr>
+          <w:rFonts w:ascii="Courier New" w:eastAsia="Times New Roman" w:hAnsi="Courier New" w:cs="Courier New"/>
+          <w:color w:val="000000"/>
+          <w:sz w:val="21"/>
+          <w:szCs w:val="21"/>
+          <w:lang w:val="en-US"/>
+        </w:rPr>
+        <w:t>define</w:t>
+      </w:r>
+      <w:proofErr w:type="gramEnd"/>
+      <w:r>
+        <w:rPr>
+          <w:rFonts w:ascii="Courier New" w:eastAsia="Times New Roman" w:hAnsi="Courier New" w:cs="Courier New"/>
+          <w:color w:val="000000"/>
+          <w:sz w:val="21"/>
+          <w:szCs w:val="21"/>
+          <w:lang w:val="en-US"/>
+        </w:rPr>
+        <w:t xml:space="preserve"> ID_MODULE1 1001</w:t>
+      </w:r>
+    </w:p>
+    <w:p>
+      <w:pPr>
+        <w:rPr>
+          <w:rFonts w:ascii="Courier New" w:eastAsia="Times New Roman" w:hAnsi="Courier New" w:cs="Courier New"/>
           <w:color w:val="000000"/>
           <w:sz w:val="21"/>
           <w:szCs w:val="21"/>
@@ -3579,31 +3614,13 @@
           <w:sz w:val="28"/>
           <w:lang w:val="en-US"/>
         </w:rPr>
-        <w:t>module</w:t>
-      </w:r>
-      <w:r>
-        <w:rPr>
-          <w:rFonts w:ascii="Times New Roman" w:eastAsia="Times New Roman" w:hAnsi="Times New Roman" w:cs="Times New Roman"/>
-          <w:color w:val="000000"/>
-          <w:sz w:val="28"/>
-          <w:lang w:val="en-US"/>
-        </w:rPr>
-        <w:t>2</w:t>
-      </w:r>
-      <w:r>
-        <w:rPr>
-          <w:rFonts w:ascii="Times New Roman" w:eastAsia="Times New Roman" w:hAnsi="Times New Roman" w:cs="Times New Roman"/>
-          <w:color w:val="000000"/>
-          <w:sz w:val="28"/>
-          <w:lang w:val="en-US"/>
-        </w:rPr>
-        <w:t>.h:</w:t>
-      </w:r>
-    </w:p>
-    <w:p>
-      <w:pPr>
-        <w:rPr>
-          <w:rFonts w:ascii="Courier New" w:eastAsia="Times New Roman" w:hAnsi="Courier New" w:cs="Courier New" w:hint="cs"/>
+        <w:t>module2.h:</w:t>
+      </w:r>
+    </w:p>
+    <w:p>
+      <w:pPr>
+        <w:rPr>
+          <w:rFonts w:ascii="Courier New" w:eastAsia="Times New Roman" w:hAnsi="Courier New" w:cs="Courier New"/>
           <w:color w:val="000000"/>
           <w:sz w:val="21"/>
           <w:szCs w:val="21"/>
@@ -3646,7 +3663,7 @@
     <w:p>
       <w:pPr>
         <w:rPr>
-          <w:rFonts w:ascii="Courier New" w:eastAsia="Times New Roman" w:hAnsi="Courier New" w:cs="Courier New" w:hint="cs"/>
+          <w:rFonts w:ascii="Courier New" w:eastAsia="Times New Roman" w:hAnsi="Courier New" w:cs="Courier New"/>
           <w:color w:val="000000"/>
           <w:sz w:val="21"/>
           <w:szCs w:val="21"/>
@@ -3689,7 +3706,50 @@
     <w:p>
       <w:pPr>
         <w:rPr>
-          <w:rFonts w:ascii="Courier New" w:eastAsia="Times New Roman" w:hAnsi="Courier New" w:cs="Courier New" w:hint="cs"/>
+          <w:rFonts w:ascii="Courier New" w:eastAsia="Times New Roman" w:hAnsi="Courier New" w:cs="Courier New"/>
+          <w:color w:val="000000"/>
+          <w:sz w:val="21"/>
+          <w:szCs w:val="21"/>
+          <w:lang w:val="en-US"/>
+        </w:rPr>
+      </w:pPr>
+      <w:r>
+        <w:rPr>
+          <w:rFonts w:ascii="Courier New" w:eastAsia="Times New Roman" w:hAnsi="Courier New" w:cs="Courier New"/>
+          <w:color w:val="000000"/>
+          <w:sz w:val="21"/>
+          <w:szCs w:val="21"/>
+          <w:lang w:val="en-US"/>
+        </w:rPr>
+        <w:t>#</w:t>
+      </w:r>
+      <w:proofErr w:type="gramStart"/>
+      <w:r>
+        <w:rPr>
+          <w:rFonts w:ascii="Courier New" w:eastAsia="Times New Roman" w:hAnsi="Courier New" w:cs="Courier New"/>
+          <w:color w:val="000000"/>
+          <w:sz w:val="21"/>
+          <w:szCs w:val="21"/>
+          <w:lang w:val="en-US"/>
+        </w:rPr>
+        <w:t>define</w:t>
+      </w:r>
+      <w:proofErr w:type="gramEnd"/>
+      <w:r>
+        <w:rPr>
+          <w:rFonts w:ascii="Courier New" w:eastAsia="Times New Roman" w:hAnsi="Courier New" w:cs="Courier New"/>
+          <w:color w:val="000000"/>
+          <w:sz w:val="21"/>
+          <w:szCs w:val="21"/>
+          <w:lang w:val="en-US"/>
+        </w:rPr>
+        <w:t xml:space="preserve"> ID_MODULE2 1002</w:t>
+      </w:r>
+    </w:p>
+    <w:p>
+      <w:pPr>
+        <w:rPr>
+          <w:rFonts w:ascii="Courier New" w:eastAsia="Times New Roman" w:hAnsi="Courier New" w:cs="Courier New"/>
           <w:color w:val="000000"/>
           <w:sz w:val="21"/>
           <w:szCs w:val="21"/>
@@ -3778,31 +3838,13 @@
           <w:sz w:val="28"/>
           <w:lang w:val="en-US"/>
         </w:rPr>
-        <w:t>module1.</w:t>
-      </w:r>
-      <w:r>
-        <w:rPr>
-          <w:rFonts w:ascii="Times New Roman" w:eastAsia="Times New Roman" w:hAnsi="Times New Roman" w:cs="Times New Roman"/>
-          <w:color w:val="000000"/>
-          <w:sz w:val="28"/>
-          <w:lang w:val="en-US"/>
-        </w:rPr>
-        <w:t>cpp</w:t>
-      </w:r>
-      <w:r>
-        <w:rPr>
-          <w:rFonts w:ascii="Times New Roman" w:eastAsia="Times New Roman" w:hAnsi="Times New Roman" w:cs="Times New Roman"/>
-          <w:color w:val="000000"/>
-          <w:sz w:val="28"/>
-          <w:lang w:val="en-US"/>
-        </w:rPr>
-        <w:t>:</w:t>
-      </w:r>
-    </w:p>
-    <w:p>
-      <w:pPr>
-        <w:rPr>
-          <w:rFonts w:ascii="Courier New" w:eastAsia="Times New Roman" w:hAnsi="Courier New" w:cs="Courier New" w:hint="cs"/>
+        <w:t>module1.cpp:</w:t>
+      </w:r>
+    </w:p>
+    <w:p>
+      <w:pPr>
+        <w:rPr>
+          <w:rFonts w:ascii="Courier New" w:eastAsia="Times New Roman" w:hAnsi="Courier New" w:cs="Courier New"/>
           <w:color w:val="000000"/>
           <w:sz w:val="21"/>
           <w:szCs w:val="21"/>
@@ -3823,18 +3865,18 @@
     <w:p>
       <w:pPr>
         <w:rPr>
-          <w:rFonts w:ascii="Courier New" w:eastAsia="Times New Roman" w:hAnsi="Courier New" w:cs="Courier New" w:hint="cs"/>
-          <w:color w:val="000000"/>
-          <w:sz w:val="21"/>
-          <w:szCs w:val="21"/>
-          <w:lang w:val="en-US"/>
-        </w:rPr>
-      </w:pPr>
-    </w:p>
-    <w:p>
-      <w:pPr>
-        <w:rPr>
-          <w:rFonts w:ascii="Courier New" w:eastAsia="Times New Roman" w:hAnsi="Courier New" w:cs="Courier New" w:hint="cs"/>
+          <w:rFonts w:ascii="Courier New" w:eastAsia="Times New Roman" w:hAnsi="Courier New" w:cs="Courier New"/>
+          <w:color w:val="000000"/>
+          <w:sz w:val="21"/>
+          <w:szCs w:val="21"/>
+          <w:lang w:val="en-US"/>
+        </w:rPr>
+      </w:pPr>
+    </w:p>
+    <w:p>
+      <w:pPr>
+        <w:rPr>
+          <w:rFonts w:ascii="Courier New" w:eastAsia="Times New Roman" w:hAnsi="Courier New" w:cs="Courier New"/>
           <w:color w:val="000000"/>
           <w:sz w:val="21"/>
           <w:szCs w:val="21"/>
@@ -3899,7 +3941,7 @@
     <w:p>
       <w:pPr>
         <w:rPr>
-          <w:rFonts w:ascii="Courier New" w:eastAsia="Times New Roman" w:hAnsi="Courier New" w:cs="Courier New" w:hint="cs"/>
+          <w:rFonts w:ascii="Courier New" w:eastAsia="Times New Roman" w:hAnsi="Courier New" w:cs="Courier New"/>
           <w:color w:val="000000"/>
           <w:sz w:val="21"/>
           <w:szCs w:val="21"/>
@@ -3942,18 +3984,18 @@
     <w:p>
       <w:pPr>
         <w:rPr>
-          <w:rFonts w:ascii="Courier New" w:eastAsia="Times New Roman" w:hAnsi="Courier New" w:cs="Courier New" w:hint="cs"/>
-          <w:color w:val="000000"/>
-          <w:sz w:val="21"/>
-          <w:szCs w:val="21"/>
-          <w:lang w:val="en-US"/>
-        </w:rPr>
-      </w:pPr>
-    </w:p>
-    <w:p>
-      <w:pPr>
-        <w:rPr>
-          <w:rFonts w:ascii="Courier New" w:eastAsia="Times New Roman" w:hAnsi="Courier New" w:cs="Courier New" w:hint="cs"/>
+          <w:rFonts w:ascii="Courier New" w:eastAsia="Times New Roman" w:hAnsi="Courier New" w:cs="Courier New"/>
+          <w:color w:val="000000"/>
+          <w:sz w:val="21"/>
+          <w:szCs w:val="21"/>
+          <w:lang w:val="en-US"/>
+        </w:rPr>
+      </w:pPr>
+    </w:p>
+    <w:p>
+      <w:pPr>
+        <w:rPr>
+          <w:rFonts w:ascii="Courier New" w:eastAsia="Times New Roman" w:hAnsi="Courier New" w:cs="Courier New"/>
           <w:color w:val="000000"/>
           <w:sz w:val="21"/>
           <w:szCs w:val="21"/>
@@ -4040,7 +4082,7 @@
     <w:p>
       <w:pPr>
         <w:rPr>
-          <w:rFonts w:ascii="Courier New" w:eastAsia="Times New Roman" w:hAnsi="Courier New" w:cs="Courier New" w:hint="cs"/>
+          <w:rFonts w:ascii="Courier New" w:eastAsia="Times New Roman" w:hAnsi="Courier New" w:cs="Courier New"/>
           <w:color w:val="000000"/>
           <w:sz w:val="21"/>
           <w:szCs w:val="21"/>
@@ -4061,7 +4103,7 @@
     <w:p>
       <w:pPr>
         <w:rPr>
-          <w:rFonts w:ascii="Courier New" w:eastAsia="Times New Roman" w:hAnsi="Courier New" w:cs="Courier New" w:hint="cs"/>
+          <w:rFonts w:ascii="Courier New" w:eastAsia="Times New Roman" w:hAnsi="Courier New" w:cs="Courier New"/>
           <w:color w:val="000000"/>
           <w:sz w:val="21"/>
           <w:szCs w:val="21"/>
@@ -4082,7 +4124,7 @@
     <w:p>
       <w:pPr>
         <w:rPr>
-          <w:rFonts w:ascii="Courier New" w:eastAsia="Times New Roman" w:hAnsi="Courier New" w:cs="Courier New" w:hint="cs"/>
+          <w:rFonts w:ascii="Courier New" w:eastAsia="Times New Roman" w:hAnsi="Courier New" w:cs="Courier New"/>
           <w:color w:val="000000"/>
           <w:sz w:val="21"/>
           <w:szCs w:val="21"/>
@@ -4103,7 +4145,7 @@
     <w:p>
       <w:pPr>
         <w:rPr>
-          <w:rFonts w:ascii="Courier New" w:eastAsia="Times New Roman" w:hAnsi="Courier New" w:cs="Courier New" w:hint="cs"/>
+          <w:rFonts w:ascii="Courier New" w:eastAsia="Times New Roman" w:hAnsi="Courier New" w:cs="Courier New"/>
           <w:color w:val="000000"/>
           <w:sz w:val="21"/>
           <w:szCs w:val="21"/>
@@ -4124,7 +4166,7 @@
     <w:p>
       <w:pPr>
         <w:rPr>
-          <w:rFonts w:ascii="Courier New" w:eastAsia="Times New Roman" w:hAnsi="Courier New" w:cs="Courier New" w:hint="cs"/>
+          <w:rFonts w:ascii="Courier New" w:eastAsia="Times New Roman" w:hAnsi="Courier New" w:cs="Courier New"/>
           <w:color w:val="000000"/>
           <w:sz w:val="21"/>
           <w:szCs w:val="21"/>
@@ -4201,7 +4243,7 @@
     <w:p>
       <w:pPr>
         <w:rPr>
-          <w:rFonts w:ascii="Courier New" w:eastAsia="Times New Roman" w:hAnsi="Courier New" w:cs="Courier New" w:hint="cs"/>
+          <w:rFonts w:ascii="Courier New" w:eastAsia="Times New Roman" w:hAnsi="Courier New" w:cs="Courier New"/>
           <w:color w:val="000000"/>
           <w:sz w:val="21"/>
           <w:szCs w:val="21"/>
@@ -4222,7 +4264,7 @@
     <w:p>
       <w:pPr>
         <w:rPr>
-          <w:rFonts w:ascii="Courier New" w:eastAsia="Times New Roman" w:hAnsi="Courier New" w:cs="Courier New" w:hint="cs"/>
+          <w:rFonts w:ascii="Courier New" w:eastAsia="Times New Roman" w:hAnsi="Courier New" w:cs="Courier New"/>
           <w:color w:val="000000"/>
           <w:sz w:val="21"/>
           <w:szCs w:val="21"/>
@@ -4283,7 +4325,27 @@
           <w:szCs w:val="21"/>
           <w:lang w:val="en-US"/>
         </w:rPr>
-        <w:t xml:space="preserve">, 1001, text, </w:t>
+        <w:t xml:space="preserve">, </w:t>
+      </w:r>
+      <w:r>
+        <w:rPr>
+          <w:rFonts w:ascii="Courier New" w:eastAsia="Times New Roman" w:hAnsi="Courier New" w:cs="Courier New"/>
+          <w:color w:val="000000"/>
+          <w:sz w:val="21"/>
+          <w:szCs w:val="21"/>
+          <w:lang w:val="en-US"/>
+        </w:rPr>
+        <w:t>ID_MODULE1</w:t>
+      </w:r>
+      <w:r>
+        <w:rPr>
+          <w:rFonts w:ascii="Courier New" w:eastAsia="Times New Roman" w:hAnsi="Courier New" w:cs="Courier New" w:hint="cs"/>
+          <w:color w:val="000000"/>
+          <w:sz w:val="21"/>
+          <w:szCs w:val="21"/>
+          <w:lang w:val="en-US"/>
+        </w:rPr>
+        <w:t xml:space="preserve">, text, </w:t>
       </w:r>
       <w:proofErr w:type="spellStart"/>
       <w:r>
@@ -4311,18 +4373,18 @@
     <w:p>
       <w:pPr>
         <w:rPr>
-          <w:rFonts w:ascii="Courier New" w:eastAsia="Times New Roman" w:hAnsi="Courier New" w:cs="Courier New" w:hint="cs"/>
-          <w:color w:val="000000"/>
-          <w:sz w:val="21"/>
-          <w:szCs w:val="21"/>
-          <w:lang w:val="en-US"/>
-        </w:rPr>
-      </w:pPr>
-    </w:p>
-    <w:p>
-      <w:pPr>
-        <w:rPr>
-          <w:rFonts w:ascii="Courier New" w:eastAsia="Times New Roman" w:hAnsi="Courier New" w:cs="Courier New" w:hint="cs"/>
+          <w:rFonts w:ascii="Courier New" w:eastAsia="Times New Roman" w:hAnsi="Courier New" w:cs="Courier New"/>
+          <w:color w:val="000000"/>
+          <w:sz w:val="21"/>
+          <w:szCs w:val="21"/>
+          <w:lang w:val="en-US"/>
+        </w:rPr>
+      </w:pPr>
+    </w:p>
+    <w:p>
+      <w:pPr>
+        <w:rPr>
+          <w:rFonts w:ascii="Courier New" w:eastAsia="Times New Roman" w:hAnsi="Courier New" w:cs="Courier New"/>
           <w:color w:val="000000"/>
           <w:sz w:val="21"/>
           <w:szCs w:val="21"/>
@@ -4389,7 +4451,7 @@
     <w:p>
       <w:pPr>
         <w:rPr>
-          <w:rFonts w:ascii="Courier New" w:eastAsia="Times New Roman" w:hAnsi="Courier New" w:cs="Courier New" w:hint="cs"/>
+          <w:rFonts w:ascii="Courier New" w:eastAsia="Times New Roman" w:hAnsi="Courier New" w:cs="Courier New"/>
           <w:color w:val="000000"/>
           <w:sz w:val="21"/>
           <w:szCs w:val="21"/>
@@ -4410,7 +4472,7 @@
     <w:p>
       <w:pPr>
         <w:rPr>
-          <w:rFonts w:ascii="Courier New" w:eastAsia="Times New Roman" w:hAnsi="Courier New" w:cs="Courier New" w:hint="cs"/>
+          <w:rFonts w:ascii="Courier New" w:eastAsia="Times New Roman" w:hAnsi="Courier New" w:cs="Courier New"/>
           <w:color w:val="000000"/>
           <w:sz w:val="21"/>
           <w:szCs w:val="21"/>
@@ -4431,18 +4493,18 @@
     <w:p>
       <w:pPr>
         <w:rPr>
-          <w:rFonts w:ascii="Courier New" w:eastAsia="Times New Roman" w:hAnsi="Courier New" w:cs="Courier New" w:hint="cs"/>
-          <w:color w:val="000000"/>
-          <w:sz w:val="21"/>
-          <w:szCs w:val="21"/>
-          <w:lang w:val="en-US"/>
-        </w:rPr>
-      </w:pPr>
-    </w:p>
-    <w:p>
-      <w:pPr>
-        <w:rPr>
-          <w:rFonts w:ascii="Courier New" w:eastAsia="Times New Roman" w:hAnsi="Courier New" w:cs="Courier New" w:hint="cs"/>
+          <w:rFonts w:ascii="Courier New" w:eastAsia="Times New Roman" w:hAnsi="Courier New" w:cs="Courier New"/>
+          <w:color w:val="000000"/>
+          <w:sz w:val="21"/>
+          <w:szCs w:val="21"/>
+          <w:lang w:val="en-US"/>
+        </w:rPr>
+      </w:pPr>
+    </w:p>
+    <w:p>
+      <w:pPr>
+        <w:rPr>
+          <w:rFonts w:ascii="Courier New" w:eastAsia="Times New Roman" w:hAnsi="Courier New" w:cs="Courier New"/>
           <w:color w:val="000000"/>
           <w:sz w:val="21"/>
           <w:szCs w:val="21"/>
@@ -4519,7 +4581,1150 @@
     <w:p>
       <w:pPr>
         <w:rPr>
-          <w:rFonts w:ascii="Courier New" w:eastAsia="Times New Roman" w:hAnsi="Courier New" w:cs="Courier New" w:hint="cs"/>
+          <w:rFonts w:ascii="Courier New" w:eastAsia="Times New Roman" w:hAnsi="Courier New" w:cs="Courier New"/>
+          <w:color w:val="000000"/>
+          <w:sz w:val="21"/>
+          <w:szCs w:val="21"/>
+          <w:lang w:val="en-US"/>
+        </w:rPr>
+      </w:pPr>
+      <w:r>
+        <w:rPr>
+          <w:rFonts w:ascii="Courier New" w:eastAsia="Times New Roman" w:hAnsi="Courier New" w:cs="Courier New" w:hint="cs"/>
+          <w:color w:val="000000"/>
+          <w:sz w:val="21"/>
+          <w:szCs w:val="21"/>
+          <w:lang w:val="en-US"/>
+        </w:rPr>
+        <w:t xml:space="preserve">        {</w:t>
+      </w:r>
+    </w:p>
+    <w:p>
+      <w:pPr>
+        <w:rPr>
+          <w:rFonts w:ascii="Courier New" w:eastAsia="Times New Roman" w:hAnsi="Courier New" w:cs="Courier New"/>
+          <w:color w:val="000000"/>
+          <w:sz w:val="21"/>
+          <w:szCs w:val="21"/>
+          <w:lang w:val="en-US"/>
+        </w:rPr>
+      </w:pPr>
+      <w:r>
+        <w:rPr>
+          <w:rFonts w:ascii="Courier New" w:eastAsia="Times New Roman" w:hAnsi="Courier New" w:cs="Courier New" w:hint="cs"/>
+          <w:color w:val="000000"/>
+          <w:sz w:val="21"/>
+          <w:szCs w:val="21"/>
+          <w:lang w:val="en-US"/>
+        </w:rPr>
+        <w:t xml:space="preserve">            </w:t>
+      </w:r>
+      <w:proofErr w:type="spellStart"/>
+      <w:proofErr w:type="gramStart"/>
+      <w:r>
+        <w:rPr>
+          <w:rFonts w:ascii="Courier New" w:eastAsia="Times New Roman" w:hAnsi="Courier New" w:cs="Courier New" w:hint="cs"/>
+          <w:color w:val="000000"/>
+          <w:sz w:val="21"/>
+          <w:szCs w:val="21"/>
+          <w:lang w:val="en-US"/>
+        </w:rPr>
+        <w:t>EndDialog</w:t>
+      </w:r>
+      <w:proofErr w:type="spellEnd"/>
+      <w:r>
+        <w:rPr>
+          <w:rFonts w:ascii="Courier New" w:eastAsia="Times New Roman" w:hAnsi="Courier New" w:cs="Courier New" w:hint="cs"/>
+          <w:color w:val="000000"/>
+          <w:sz w:val="21"/>
+          <w:szCs w:val="21"/>
+          <w:lang w:val="en-US"/>
+        </w:rPr>
+        <w:t>(</w:t>
+      </w:r>
+      <w:proofErr w:type="spellStart"/>
+      <w:proofErr w:type="gramEnd"/>
+      <w:r>
+        <w:rPr>
+          <w:rFonts w:ascii="Courier New" w:eastAsia="Times New Roman" w:hAnsi="Courier New" w:cs="Courier New" w:hint="cs"/>
+          <w:color w:val="000000"/>
+          <w:sz w:val="21"/>
+          <w:szCs w:val="21"/>
+          <w:lang w:val="en-US"/>
+        </w:rPr>
+        <w:t>hDlg</w:t>
+      </w:r>
+      <w:proofErr w:type="spellEnd"/>
+      <w:r>
+        <w:rPr>
+          <w:rFonts w:ascii="Courier New" w:eastAsia="Times New Roman" w:hAnsi="Courier New" w:cs="Courier New" w:hint="cs"/>
+          <w:color w:val="000000"/>
+          <w:sz w:val="21"/>
+          <w:szCs w:val="21"/>
+          <w:lang w:val="en-US"/>
+        </w:rPr>
+        <w:t xml:space="preserve">, 0); </w:t>
+      </w:r>
+    </w:p>
+    <w:p>
+      <w:pPr>
+        <w:rPr>
+          <w:rFonts w:ascii="Courier New" w:eastAsia="Times New Roman" w:hAnsi="Courier New" w:cs="Courier New"/>
+          <w:color w:val="000000"/>
+          <w:sz w:val="21"/>
+          <w:szCs w:val="21"/>
+          <w:lang w:val="en-US"/>
+        </w:rPr>
+      </w:pPr>
+      <w:r>
+        <w:rPr>
+          <w:rFonts w:ascii="Courier New" w:eastAsia="Times New Roman" w:hAnsi="Courier New" w:cs="Courier New" w:hint="cs"/>
+          <w:color w:val="000000"/>
+          <w:sz w:val="21"/>
+          <w:szCs w:val="21"/>
+          <w:lang w:val="en-US"/>
+        </w:rPr>
+        <w:t xml:space="preserve">            break;</w:t>
+      </w:r>
+    </w:p>
+    <w:p>
+      <w:pPr>
+        <w:rPr>
+          <w:rFonts w:ascii="Courier New" w:eastAsia="Times New Roman" w:hAnsi="Courier New" w:cs="Courier New"/>
+          <w:color w:val="000000"/>
+          <w:sz w:val="21"/>
+          <w:szCs w:val="21"/>
+          <w:lang w:val="en-US"/>
+        </w:rPr>
+      </w:pPr>
+      <w:r>
+        <w:rPr>
+          <w:rFonts w:ascii="Courier New" w:eastAsia="Times New Roman" w:hAnsi="Courier New" w:cs="Courier New" w:hint="cs"/>
+          <w:color w:val="000000"/>
+          <w:sz w:val="21"/>
+          <w:szCs w:val="21"/>
+          <w:lang w:val="en-US"/>
+        </w:rPr>
+        <w:t xml:space="preserve">        }</w:t>
+      </w:r>
+    </w:p>
+    <w:p>
+      <w:pPr>
+        <w:rPr>
+          <w:rFonts w:ascii="Courier New" w:eastAsia="Times New Roman" w:hAnsi="Courier New" w:cs="Courier New"/>
+          <w:color w:val="000000"/>
+          <w:sz w:val="21"/>
+          <w:szCs w:val="21"/>
+          <w:lang w:val="en-US"/>
+        </w:rPr>
+      </w:pPr>
+      <w:r>
+        <w:rPr>
+          <w:rFonts w:ascii="Courier New" w:eastAsia="Times New Roman" w:hAnsi="Courier New" w:cs="Courier New" w:hint="cs"/>
+          <w:color w:val="000000"/>
+          <w:sz w:val="21"/>
+          <w:szCs w:val="21"/>
+          <w:lang w:val="en-US"/>
+        </w:rPr>
+        <w:t xml:space="preserve">        break;</w:t>
+      </w:r>
+    </w:p>
+    <w:p>
+      <w:pPr>
+        <w:rPr>
+          <w:rFonts w:ascii="Courier New" w:eastAsia="Times New Roman" w:hAnsi="Courier New" w:cs="Courier New"/>
+          <w:color w:val="000000"/>
+          <w:sz w:val="21"/>
+          <w:szCs w:val="21"/>
+          <w:lang w:val="en-US"/>
+        </w:rPr>
+      </w:pPr>
+      <w:r>
+        <w:rPr>
+          <w:rFonts w:ascii="Courier New" w:eastAsia="Times New Roman" w:hAnsi="Courier New" w:cs="Courier New" w:hint="cs"/>
+          <w:color w:val="000000"/>
+          <w:sz w:val="21"/>
+          <w:szCs w:val="21"/>
+          <w:lang w:val="en-US"/>
+        </w:rPr>
+        <w:t xml:space="preserve">    default: break;</w:t>
+      </w:r>
+    </w:p>
+    <w:p>
+      <w:pPr>
+        <w:rPr>
+          <w:rFonts w:ascii="Courier New" w:eastAsia="Times New Roman" w:hAnsi="Courier New" w:cs="Courier New"/>
+          <w:color w:val="000000"/>
+          <w:sz w:val="21"/>
+          <w:szCs w:val="21"/>
+          <w:lang w:val="en-US"/>
+        </w:rPr>
+      </w:pPr>
+      <w:r>
+        <w:rPr>
+          <w:rFonts w:ascii="Courier New" w:eastAsia="Times New Roman" w:hAnsi="Courier New" w:cs="Courier New" w:hint="cs"/>
+          <w:color w:val="000000"/>
+          <w:sz w:val="21"/>
+          <w:szCs w:val="21"/>
+          <w:lang w:val="en-US"/>
+        </w:rPr>
+        <w:t xml:space="preserve">    }</w:t>
+      </w:r>
+    </w:p>
+    <w:p>
+      <w:pPr>
+        <w:rPr>
+          <w:rFonts w:ascii="Courier New" w:eastAsia="Times New Roman" w:hAnsi="Courier New" w:cs="Courier New"/>
+          <w:color w:val="000000"/>
+          <w:sz w:val="21"/>
+          <w:szCs w:val="21"/>
+          <w:lang w:val="en-US"/>
+        </w:rPr>
+      </w:pPr>
+      <w:r>
+        <w:rPr>
+          <w:rFonts w:ascii="Courier New" w:eastAsia="Times New Roman" w:hAnsi="Courier New" w:cs="Courier New" w:hint="cs"/>
+          <w:color w:val="000000"/>
+          <w:sz w:val="21"/>
+          <w:szCs w:val="21"/>
+          <w:lang w:val="en-US"/>
+        </w:rPr>
+        <w:t xml:space="preserve">    return FALSE;</w:t>
+      </w:r>
+    </w:p>
+    <w:p>
+      <w:pPr>
+        <w:rPr>
+          <w:rFonts w:ascii="Courier New" w:eastAsia="Times New Roman" w:hAnsi="Courier New" w:cs="Courier New"/>
+          <w:color w:val="000000"/>
+          <w:sz w:val="21"/>
+          <w:szCs w:val="21"/>
+          <w:lang w:val="en-US"/>
+        </w:rPr>
+      </w:pPr>
+      <w:r>
+        <w:rPr>
+          <w:rFonts w:ascii="Courier New" w:eastAsia="Times New Roman" w:hAnsi="Courier New" w:cs="Courier New" w:hint="cs"/>
+          <w:color w:val="000000"/>
+          <w:sz w:val="21"/>
+          <w:szCs w:val="21"/>
+          <w:lang w:val="en-US"/>
+        </w:rPr>
+        <w:t>}</w:t>
+      </w:r>
+    </w:p>
+    <w:p>
+      <w:pPr>
+        <w:rPr>
+          <w:rFonts w:ascii="Courier New" w:eastAsia="Times New Roman" w:hAnsi="Courier New" w:cs="Courier New"/>
+          <w:color w:val="000000"/>
+          <w:sz w:val="21"/>
+          <w:szCs w:val="21"/>
+          <w:lang w:val="en-US"/>
+        </w:rPr>
+      </w:pPr>
+    </w:p>
+    <w:p>
+      <w:pPr>
+        <w:rPr>
+          <w:rFonts w:ascii="Courier New" w:eastAsia="Times New Roman" w:hAnsi="Courier New" w:cs="Courier New"/>
+          <w:color w:val="000000"/>
+          <w:sz w:val="21"/>
+          <w:szCs w:val="21"/>
+          <w:lang w:val="en-US"/>
+        </w:rPr>
+      </w:pPr>
+      <w:r>
+        <w:rPr>
+          <w:rFonts w:ascii="Courier New" w:eastAsia="Times New Roman" w:hAnsi="Courier New" w:cs="Courier New" w:hint="cs"/>
+          <w:color w:val="000000"/>
+          <w:sz w:val="21"/>
+          <w:szCs w:val="21"/>
+          <w:lang w:val="en-US"/>
+        </w:rPr>
+        <w:t xml:space="preserve">int Func_MOD1(HWND </w:t>
+      </w:r>
+      <w:proofErr w:type="spellStart"/>
+      <w:r>
+        <w:rPr>
+          <w:rFonts w:ascii="Courier New" w:eastAsia="Times New Roman" w:hAnsi="Courier New" w:cs="Courier New" w:hint="cs"/>
+          <w:color w:val="000000"/>
+          <w:sz w:val="21"/>
+          <w:szCs w:val="21"/>
+          <w:lang w:val="en-US"/>
+        </w:rPr>
+        <w:t>hWnd</w:t>
+      </w:r>
+      <w:proofErr w:type="spellEnd"/>
+      <w:r>
+        <w:rPr>
+          <w:rFonts w:ascii="Courier New" w:eastAsia="Times New Roman" w:hAnsi="Courier New" w:cs="Courier New" w:hint="cs"/>
+          <w:color w:val="000000"/>
+          <w:sz w:val="21"/>
+          <w:szCs w:val="21"/>
+          <w:lang w:val="en-US"/>
+        </w:rPr>
+        <w:t xml:space="preserve">, </w:t>
+      </w:r>
+      <w:proofErr w:type="spellStart"/>
+      <w:r>
+        <w:rPr>
+          <w:rFonts w:ascii="Courier New" w:eastAsia="Times New Roman" w:hAnsi="Courier New" w:cs="Courier New" w:hint="cs"/>
+          <w:color w:val="000000"/>
+          <w:sz w:val="21"/>
+          <w:szCs w:val="21"/>
+          <w:lang w:val="en-US"/>
+        </w:rPr>
+        <w:t>wchar_t</w:t>
+      </w:r>
+      <w:proofErr w:type="spellEnd"/>
+      <w:r>
+        <w:rPr>
+          <w:rFonts w:ascii="Courier New" w:eastAsia="Times New Roman" w:hAnsi="Courier New" w:cs="Courier New" w:hint="cs"/>
+          <w:color w:val="000000"/>
+          <w:sz w:val="21"/>
+          <w:szCs w:val="21"/>
+          <w:lang w:val="en-US"/>
+        </w:rPr>
+        <w:t xml:space="preserve">* </w:t>
+      </w:r>
+      <w:proofErr w:type="spellStart"/>
+      <w:r>
+        <w:rPr>
+          <w:rFonts w:ascii="Courier New" w:eastAsia="Times New Roman" w:hAnsi="Courier New" w:cs="Courier New" w:hint="cs"/>
+          <w:color w:val="000000"/>
+          <w:sz w:val="21"/>
+          <w:szCs w:val="21"/>
+          <w:lang w:val="en-US"/>
+        </w:rPr>
+        <w:t>textAddress</w:t>
+      </w:r>
+      <w:proofErr w:type="spellEnd"/>
+      <w:r>
+        <w:rPr>
+          <w:rFonts w:ascii="Courier New" w:eastAsia="Times New Roman" w:hAnsi="Courier New" w:cs="Courier New" w:hint="cs"/>
+          <w:color w:val="000000"/>
+          <w:sz w:val="21"/>
+          <w:szCs w:val="21"/>
+          <w:lang w:val="en-US"/>
+        </w:rPr>
+        <w:t xml:space="preserve">, int </w:t>
+      </w:r>
+      <w:proofErr w:type="spellStart"/>
+      <w:r>
+        <w:rPr>
+          <w:rFonts w:ascii="Courier New" w:eastAsia="Times New Roman" w:hAnsi="Courier New" w:cs="Courier New" w:hint="cs"/>
+          <w:color w:val="000000"/>
+          <w:sz w:val="21"/>
+          <w:szCs w:val="21"/>
+          <w:lang w:val="en-US"/>
+        </w:rPr>
+        <w:t>maxLetters</w:t>
+      </w:r>
+      <w:proofErr w:type="spellEnd"/>
+      <w:r>
+        <w:rPr>
+          <w:rFonts w:ascii="Courier New" w:eastAsia="Times New Roman" w:hAnsi="Courier New" w:cs="Courier New" w:hint="cs"/>
+          <w:color w:val="000000"/>
+          <w:sz w:val="21"/>
+          <w:szCs w:val="21"/>
+          <w:lang w:val="en-US"/>
+        </w:rPr>
+        <w:t>)</w:t>
+      </w:r>
+    </w:p>
+    <w:p>
+      <w:pPr>
+        <w:rPr>
+          <w:rFonts w:ascii="Courier New" w:eastAsia="Times New Roman" w:hAnsi="Courier New" w:cs="Courier New"/>
+          <w:color w:val="000000"/>
+          <w:sz w:val="21"/>
+          <w:szCs w:val="21"/>
+          <w:lang w:val="en-US"/>
+        </w:rPr>
+      </w:pPr>
+      <w:r>
+        <w:rPr>
+          <w:rFonts w:ascii="Courier New" w:eastAsia="Times New Roman" w:hAnsi="Courier New" w:cs="Courier New" w:hint="cs"/>
+          <w:color w:val="000000"/>
+          <w:sz w:val="21"/>
+          <w:szCs w:val="21"/>
+          <w:lang w:val="en-US"/>
+        </w:rPr>
+        <w:t>{</w:t>
+      </w:r>
+    </w:p>
+    <w:p>
+      <w:pPr>
+        <w:rPr>
+          <w:rFonts w:ascii="Courier New" w:eastAsia="Times New Roman" w:hAnsi="Courier New" w:cs="Courier New"/>
+          <w:color w:val="000000"/>
+          <w:sz w:val="21"/>
+          <w:szCs w:val="21"/>
+          <w:lang w:val="en-US"/>
+        </w:rPr>
+      </w:pPr>
+      <w:r>
+        <w:rPr>
+          <w:rFonts w:ascii="Courier New" w:eastAsia="Times New Roman" w:hAnsi="Courier New" w:cs="Courier New" w:hint="cs"/>
+          <w:color w:val="000000"/>
+          <w:sz w:val="21"/>
+          <w:szCs w:val="21"/>
+          <w:lang w:val="en-US"/>
+        </w:rPr>
+        <w:t xml:space="preserve">    text = </w:t>
+      </w:r>
+      <w:proofErr w:type="spellStart"/>
+      <w:r>
+        <w:rPr>
+          <w:rFonts w:ascii="Courier New" w:eastAsia="Times New Roman" w:hAnsi="Courier New" w:cs="Courier New" w:hint="cs"/>
+          <w:color w:val="000000"/>
+          <w:sz w:val="21"/>
+          <w:szCs w:val="21"/>
+          <w:lang w:val="en-US"/>
+        </w:rPr>
+        <w:t>textAddress</w:t>
+      </w:r>
+      <w:proofErr w:type="spellEnd"/>
+      <w:r>
+        <w:rPr>
+          <w:rFonts w:ascii="Courier New" w:eastAsia="Times New Roman" w:hAnsi="Courier New" w:cs="Courier New" w:hint="cs"/>
+          <w:color w:val="000000"/>
+          <w:sz w:val="21"/>
+          <w:szCs w:val="21"/>
+          <w:lang w:val="en-US"/>
+        </w:rPr>
+        <w:t>;</w:t>
+      </w:r>
+    </w:p>
+    <w:p>
+      <w:pPr>
+        <w:rPr>
+          <w:rFonts w:ascii="Courier New" w:eastAsia="Times New Roman" w:hAnsi="Courier New" w:cs="Courier New"/>
+          <w:color w:val="000000"/>
+          <w:sz w:val="21"/>
+          <w:szCs w:val="21"/>
+          <w:lang w:val="en-US"/>
+        </w:rPr>
+      </w:pPr>
+      <w:r>
+        <w:rPr>
+          <w:rFonts w:ascii="Courier New" w:eastAsia="Times New Roman" w:hAnsi="Courier New" w:cs="Courier New" w:hint="cs"/>
+          <w:color w:val="000000"/>
+          <w:sz w:val="21"/>
+          <w:szCs w:val="21"/>
+          <w:lang w:val="en-US"/>
+        </w:rPr>
+        <w:t xml:space="preserve">    </w:t>
+      </w:r>
+      <w:proofErr w:type="spellStart"/>
+      <w:r>
+        <w:rPr>
+          <w:rFonts w:ascii="Courier New" w:eastAsia="Times New Roman" w:hAnsi="Courier New" w:cs="Courier New" w:hint="cs"/>
+          <w:color w:val="000000"/>
+          <w:sz w:val="21"/>
+          <w:szCs w:val="21"/>
+          <w:lang w:val="en-US"/>
+        </w:rPr>
+        <w:t>maxLetters_local</w:t>
+      </w:r>
+      <w:proofErr w:type="spellEnd"/>
+      <w:r>
+        <w:rPr>
+          <w:rFonts w:ascii="Courier New" w:eastAsia="Times New Roman" w:hAnsi="Courier New" w:cs="Courier New" w:hint="cs"/>
+          <w:color w:val="000000"/>
+          <w:sz w:val="21"/>
+          <w:szCs w:val="21"/>
+          <w:lang w:val="en-US"/>
+        </w:rPr>
+        <w:t xml:space="preserve"> = </w:t>
+      </w:r>
+      <w:proofErr w:type="spellStart"/>
+      <w:r>
+        <w:rPr>
+          <w:rFonts w:ascii="Courier New" w:eastAsia="Times New Roman" w:hAnsi="Courier New" w:cs="Courier New" w:hint="cs"/>
+          <w:color w:val="000000"/>
+          <w:sz w:val="21"/>
+          <w:szCs w:val="21"/>
+          <w:lang w:val="en-US"/>
+        </w:rPr>
+        <w:t>maxLetters</w:t>
+      </w:r>
+      <w:proofErr w:type="spellEnd"/>
+      <w:r>
+        <w:rPr>
+          <w:rFonts w:ascii="Courier New" w:eastAsia="Times New Roman" w:hAnsi="Courier New" w:cs="Courier New" w:hint="cs"/>
+          <w:color w:val="000000"/>
+          <w:sz w:val="21"/>
+          <w:szCs w:val="21"/>
+          <w:lang w:val="en-US"/>
+        </w:rPr>
+        <w:t>;</w:t>
+      </w:r>
+    </w:p>
+    <w:p>
+      <w:pPr>
+        <w:rPr>
+          <w:rFonts w:ascii="Courier New" w:eastAsia="Times New Roman" w:hAnsi="Courier New" w:cs="Courier New"/>
+          <w:color w:val="000000"/>
+          <w:sz w:val="21"/>
+          <w:szCs w:val="21"/>
+          <w:lang w:val="en-US"/>
+        </w:rPr>
+      </w:pPr>
+      <w:r>
+        <w:rPr>
+          <w:rFonts w:ascii="Courier New" w:eastAsia="Times New Roman" w:hAnsi="Courier New" w:cs="Courier New" w:hint="cs"/>
+          <w:color w:val="000000"/>
+          <w:sz w:val="21"/>
+          <w:szCs w:val="21"/>
+          <w:lang w:val="en-US"/>
+        </w:rPr>
+        <w:t xml:space="preserve">    return </w:t>
+      </w:r>
+      <w:proofErr w:type="spellStart"/>
+      <w:proofErr w:type="gramStart"/>
+      <w:r>
+        <w:rPr>
+          <w:rFonts w:ascii="Courier New" w:eastAsia="Times New Roman" w:hAnsi="Courier New" w:cs="Courier New" w:hint="cs"/>
+          <w:color w:val="000000"/>
+          <w:sz w:val="21"/>
+          <w:szCs w:val="21"/>
+          <w:lang w:val="en-US"/>
+        </w:rPr>
+        <w:t>DialogBox</w:t>
+      </w:r>
+      <w:proofErr w:type="spellEnd"/>
+      <w:r>
+        <w:rPr>
+          <w:rFonts w:ascii="Courier New" w:eastAsia="Times New Roman" w:hAnsi="Courier New" w:cs="Courier New" w:hint="cs"/>
+          <w:color w:val="000000"/>
+          <w:sz w:val="21"/>
+          <w:szCs w:val="21"/>
+          <w:lang w:val="en-US"/>
+        </w:rPr>
+        <w:t>(</w:t>
+      </w:r>
+      <w:proofErr w:type="spellStart"/>
+      <w:proofErr w:type="gramEnd"/>
+      <w:r>
+        <w:rPr>
+          <w:rFonts w:ascii="Courier New" w:eastAsia="Times New Roman" w:hAnsi="Courier New" w:cs="Courier New" w:hint="cs"/>
+          <w:color w:val="000000"/>
+          <w:sz w:val="21"/>
+          <w:szCs w:val="21"/>
+          <w:lang w:val="en-US"/>
+        </w:rPr>
+        <w:t>GetModuleHandle</w:t>
+      </w:r>
+      <w:proofErr w:type="spellEnd"/>
+      <w:r>
+        <w:rPr>
+          <w:rFonts w:ascii="Courier New" w:eastAsia="Times New Roman" w:hAnsi="Courier New" w:cs="Courier New" w:hint="cs"/>
+          <w:color w:val="000000"/>
+          <w:sz w:val="21"/>
+          <w:szCs w:val="21"/>
+          <w:lang w:val="en-US"/>
+        </w:rPr>
+        <w:t xml:space="preserve">(NULL), MAKEINTRESOURCE(129), </w:t>
+      </w:r>
+      <w:proofErr w:type="spellStart"/>
+      <w:r>
+        <w:rPr>
+          <w:rFonts w:ascii="Courier New" w:eastAsia="Times New Roman" w:hAnsi="Courier New" w:cs="Courier New" w:hint="cs"/>
+          <w:color w:val="000000"/>
+          <w:sz w:val="21"/>
+          <w:szCs w:val="21"/>
+          <w:lang w:val="en-US"/>
+        </w:rPr>
+        <w:t>hWnd</w:t>
+      </w:r>
+      <w:proofErr w:type="spellEnd"/>
+      <w:r>
+        <w:rPr>
+          <w:rFonts w:ascii="Courier New" w:eastAsia="Times New Roman" w:hAnsi="Courier New" w:cs="Courier New" w:hint="cs"/>
+          <w:color w:val="000000"/>
+          <w:sz w:val="21"/>
+          <w:szCs w:val="21"/>
+          <w:lang w:val="en-US"/>
+        </w:rPr>
+        <w:t>, DlgProc1);</w:t>
+      </w:r>
+    </w:p>
+    <w:p>
+      <w:pPr>
+        <w:rPr>
+          <w:rFonts w:ascii="Courier New" w:eastAsia="Times New Roman" w:hAnsi="Courier New" w:cs="Courier New"/>
+          <w:color w:val="000000"/>
+          <w:sz w:val="21"/>
+          <w:szCs w:val="21"/>
+          <w:lang w:val="en-US"/>
+        </w:rPr>
+      </w:pPr>
+      <w:r>
+        <w:rPr>
+          <w:rFonts w:ascii="Courier New" w:eastAsia="Times New Roman" w:hAnsi="Courier New" w:cs="Courier New" w:hint="cs"/>
+          <w:color w:val="000000"/>
+          <w:sz w:val="21"/>
+          <w:szCs w:val="21"/>
+          <w:lang w:val="en-US"/>
+        </w:rPr>
+        <w:t>}</w:t>
+      </w:r>
+    </w:p>
+    <w:p>
+      <w:pPr>
+        <w:rPr>
+          <w:rFonts w:ascii="Times New Roman" w:eastAsia="Times New Roman" w:hAnsi="Times New Roman" w:cs="Times New Roman"/>
+          <w:color w:val="000000"/>
+          <w:sz w:val="28"/>
+          <w:lang w:val="en-US"/>
+        </w:rPr>
+      </w:pPr>
+      <w:r>
+        <w:rPr>
+          <w:rFonts w:ascii="Times New Roman" w:eastAsia="Times New Roman" w:hAnsi="Times New Roman" w:cs="Times New Roman"/>
+          <w:color w:val="000000"/>
+          <w:sz w:val="28"/>
+          <w:lang w:val="en-US"/>
+        </w:rPr>
+        <w:t>module2.cpp:</w:t>
+      </w:r>
+    </w:p>
+    <w:p>
+      <w:pPr>
+        <w:rPr>
+          <w:rFonts w:ascii="Courier New" w:eastAsia="Times New Roman" w:hAnsi="Courier New" w:cs="Courier New"/>
+          <w:color w:val="000000"/>
+          <w:sz w:val="21"/>
+          <w:szCs w:val="21"/>
+          <w:lang w:val="en-US"/>
+        </w:rPr>
+      </w:pPr>
+      <w:r>
+        <w:rPr>
+          <w:rFonts w:ascii="Courier New" w:eastAsia="Times New Roman" w:hAnsi="Courier New" w:cs="Courier New" w:hint="cs"/>
+          <w:color w:val="000000"/>
+          <w:sz w:val="21"/>
+          <w:szCs w:val="21"/>
+          <w:lang w:val="en-US"/>
+        </w:rPr>
+        <w:t>#include "</w:t>
+      </w:r>
+      <w:proofErr w:type="spellStart"/>
+      <w:r>
+        <w:rPr>
+          <w:rFonts w:ascii="Courier New" w:eastAsia="Times New Roman" w:hAnsi="Courier New" w:cs="Courier New" w:hint="cs"/>
+          <w:color w:val="000000"/>
+          <w:sz w:val="21"/>
+          <w:szCs w:val="21"/>
+          <w:lang w:val="en-US"/>
+        </w:rPr>
+        <w:t>resource.h</w:t>
+      </w:r>
+      <w:proofErr w:type="spellEnd"/>
+      <w:r>
+        <w:rPr>
+          <w:rFonts w:ascii="Courier New" w:eastAsia="Times New Roman" w:hAnsi="Courier New" w:cs="Courier New" w:hint="cs"/>
+          <w:color w:val="000000"/>
+          <w:sz w:val="21"/>
+          <w:szCs w:val="21"/>
+          <w:lang w:val="en-US"/>
+        </w:rPr>
+        <w:t>"</w:t>
+      </w:r>
+    </w:p>
+    <w:p>
+      <w:pPr>
+        <w:rPr>
+          <w:rFonts w:ascii="Courier New" w:eastAsia="Times New Roman" w:hAnsi="Courier New" w:cs="Courier New"/>
+          <w:color w:val="000000"/>
+          <w:sz w:val="21"/>
+          <w:szCs w:val="21"/>
+          <w:lang w:val="en-US"/>
+        </w:rPr>
+      </w:pPr>
+      <w:r>
+        <w:rPr>
+          <w:rFonts w:ascii="Courier New" w:eastAsia="Times New Roman" w:hAnsi="Courier New" w:cs="Courier New" w:hint="cs"/>
+          <w:color w:val="000000"/>
+          <w:sz w:val="21"/>
+          <w:szCs w:val="21"/>
+          <w:lang w:val="en-US"/>
+        </w:rPr>
+        <w:t>#include "module2.h"</w:t>
+      </w:r>
+    </w:p>
+    <w:p>
+      <w:pPr>
+        <w:rPr>
+          <w:rFonts w:ascii="Courier New" w:eastAsia="Times New Roman" w:hAnsi="Courier New" w:cs="Courier New"/>
+          <w:color w:val="000000"/>
+          <w:sz w:val="21"/>
+          <w:szCs w:val="21"/>
+          <w:lang w:val="en-US"/>
+        </w:rPr>
+      </w:pPr>
+    </w:p>
+    <w:p>
+      <w:pPr>
+        <w:rPr>
+          <w:rFonts w:ascii="Courier New" w:eastAsia="Times New Roman" w:hAnsi="Courier New" w:cs="Courier New"/>
+          <w:color w:val="000000"/>
+          <w:sz w:val="21"/>
+          <w:szCs w:val="21"/>
+          <w:lang w:val="en-US"/>
+        </w:rPr>
+      </w:pPr>
+      <w:r>
+        <w:rPr>
+          <w:rFonts w:ascii="Courier New" w:eastAsia="Times New Roman" w:hAnsi="Courier New" w:cs="Courier New" w:hint="cs"/>
+          <w:color w:val="000000"/>
+          <w:sz w:val="21"/>
+          <w:szCs w:val="21"/>
+          <w:lang w:val="en-US"/>
+        </w:rPr>
+        <w:t xml:space="preserve">static int* value = </w:t>
+      </w:r>
+      <w:proofErr w:type="spellStart"/>
+      <w:r>
+        <w:rPr>
+          <w:rFonts w:ascii="Courier New" w:eastAsia="Times New Roman" w:hAnsi="Courier New" w:cs="Courier New" w:hint="cs"/>
+          <w:color w:val="000000"/>
+          <w:sz w:val="21"/>
+          <w:szCs w:val="21"/>
+          <w:lang w:val="en-US"/>
+        </w:rPr>
+        <w:t>nullptr</w:t>
+      </w:r>
+      <w:proofErr w:type="spellEnd"/>
+      <w:r>
+        <w:rPr>
+          <w:rFonts w:ascii="Courier New" w:eastAsia="Times New Roman" w:hAnsi="Courier New" w:cs="Courier New" w:hint="cs"/>
+          <w:color w:val="000000"/>
+          <w:sz w:val="21"/>
+          <w:szCs w:val="21"/>
+          <w:lang w:val="en-US"/>
+        </w:rPr>
+        <w:t>;</w:t>
+      </w:r>
+    </w:p>
+    <w:p>
+      <w:pPr>
+        <w:rPr>
+          <w:rFonts w:ascii="Courier New" w:eastAsia="Times New Roman" w:hAnsi="Courier New" w:cs="Courier New"/>
+          <w:color w:val="000000"/>
+          <w:sz w:val="21"/>
+          <w:szCs w:val="21"/>
+          <w:lang w:val="en-US"/>
+        </w:rPr>
+      </w:pPr>
+      <w:r>
+        <w:rPr>
+          <w:rFonts w:ascii="Courier New" w:eastAsia="Times New Roman" w:hAnsi="Courier New" w:cs="Courier New" w:hint="cs"/>
+          <w:color w:val="000000"/>
+          <w:sz w:val="21"/>
+          <w:szCs w:val="21"/>
+          <w:lang w:val="en-US"/>
+        </w:rPr>
+        <w:t xml:space="preserve">static int pos = 50; </w:t>
+      </w:r>
+    </w:p>
+    <w:p>
+      <w:pPr>
+        <w:rPr>
+          <w:rFonts w:ascii="Courier New" w:eastAsia="Times New Roman" w:hAnsi="Courier New" w:cs="Courier New"/>
+          <w:color w:val="000000"/>
+          <w:sz w:val="21"/>
+          <w:szCs w:val="21"/>
+          <w:lang w:val="en-US"/>
+        </w:rPr>
+      </w:pPr>
+    </w:p>
+    <w:p>
+      <w:pPr>
+        <w:rPr>
+          <w:rFonts w:ascii="Courier New" w:eastAsia="Times New Roman" w:hAnsi="Courier New" w:cs="Courier New"/>
+          <w:color w:val="000000"/>
+          <w:sz w:val="21"/>
+          <w:szCs w:val="21"/>
+          <w:lang w:val="en-US"/>
+        </w:rPr>
+      </w:pPr>
+      <w:r>
+        <w:rPr>
+          <w:rFonts w:ascii="Courier New" w:eastAsia="Times New Roman" w:hAnsi="Courier New" w:cs="Courier New" w:hint="cs"/>
+          <w:color w:val="000000"/>
+          <w:sz w:val="21"/>
+          <w:szCs w:val="21"/>
+          <w:lang w:val="en-US"/>
+        </w:rPr>
+        <w:t xml:space="preserve">static INT_PTR CALLBACK DlgProc2(HWND </w:t>
+      </w:r>
+      <w:proofErr w:type="spellStart"/>
+      <w:r>
+        <w:rPr>
+          <w:rFonts w:ascii="Courier New" w:eastAsia="Times New Roman" w:hAnsi="Courier New" w:cs="Courier New" w:hint="cs"/>
+          <w:color w:val="000000"/>
+          <w:sz w:val="21"/>
+          <w:szCs w:val="21"/>
+          <w:lang w:val="en-US"/>
+        </w:rPr>
+        <w:t>hDlg</w:t>
+      </w:r>
+      <w:proofErr w:type="spellEnd"/>
+      <w:r>
+        <w:rPr>
+          <w:rFonts w:ascii="Courier New" w:eastAsia="Times New Roman" w:hAnsi="Courier New" w:cs="Courier New" w:hint="cs"/>
+          <w:color w:val="000000"/>
+          <w:sz w:val="21"/>
+          <w:szCs w:val="21"/>
+          <w:lang w:val="en-US"/>
+        </w:rPr>
+        <w:t xml:space="preserve">, UINT iMessage, WPARAM </w:t>
+      </w:r>
+      <w:proofErr w:type="spellStart"/>
+      <w:r>
+        <w:rPr>
+          <w:rFonts w:ascii="Courier New" w:eastAsia="Times New Roman" w:hAnsi="Courier New" w:cs="Courier New" w:hint="cs"/>
+          <w:color w:val="000000"/>
+          <w:sz w:val="21"/>
+          <w:szCs w:val="21"/>
+          <w:lang w:val="en-US"/>
+        </w:rPr>
+        <w:t>wParam</w:t>
+      </w:r>
+      <w:proofErr w:type="spellEnd"/>
+      <w:r>
+        <w:rPr>
+          <w:rFonts w:ascii="Courier New" w:eastAsia="Times New Roman" w:hAnsi="Courier New" w:cs="Courier New" w:hint="cs"/>
+          <w:color w:val="000000"/>
+          <w:sz w:val="21"/>
+          <w:szCs w:val="21"/>
+          <w:lang w:val="en-US"/>
+        </w:rPr>
+        <w:t xml:space="preserve">, LPARAM </w:t>
+      </w:r>
+      <w:proofErr w:type="spellStart"/>
+      <w:r>
+        <w:rPr>
+          <w:rFonts w:ascii="Courier New" w:eastAsia="Times New Roman" w:hAnsi="Courier New" w:cs="Courier New" w:hint="cs"/>
+          <w:color w:val="000000"/>
+          <w:sz w:val="21"/>
+          <w:szCs w:val="21"/>
+          <w:lang w:val="en-US"/>
+        </w:rPr>
+        <w:t>lParam</w:t>
+      </w:r>
+      <w:proofErr w:type="spellEnd"/>
+      <w:r>
+        <w:rPr>
+          <w:rFonts w:ascii="Courier New" w:eastAsia="Times New Roman" w:hAnsi="Courier New" w:cs="Courier New" w:hint="cs"/>
+          <w:color w:val="000000"/>
+          <w:sz w:val="21"/>
+          <w:szCs w:val="21"/>
+          <w:lang w:val="en-US"/>
+        </w:rPr>
+        <w:t>)</w:t>
+      </w:r>
+    </w:p>
+    <w:p>
+      <w:pPr>
+        <w:rPr>
+          <w:rFonts w:ascii="Courier New" w:eastAsia="Times New Roman" w:hAnsi="Courier New" w:cs="Courier New"/>
+          <w:color w:val="000000"/>
+          <w:sz w:val="21"/>
+          <w:szCs w:val="21"/>
+          <w:lang w:val="en-US"/>
+        </w:rPr>
+      </w:pPr>
+      <w:r>
+        <w:rPr>
+          <w:rFonts w:ascii="Courier New" w:eastAsia="Times New Roman" w:hAnsi="Courier New" w:cs="Courier New" w:hint="cs"/>
+          <w:color w:val="000000"/>
+          <w:sz w:val="21"/>
+          <w:szCs w:val="21"/>
+          <w:lang w:val="en-US"/>
+        </w:rPr>
+        <w:t>{</w:t>
+      </w:r>
+    </w:p>
+    <w:p>
+      <w:pPr>
+        <w:rPr>
+          <w:rFonts w:ascii="Courier New" w:eastAsia="Times New Roman" w:hAnsi="Courier New" w:cs="Courier New"/>
+          <w:color w:val="000000"/>
+          <w:sz w:val="21"/>
+          <w:szCs w:val="21"/>
+          <w:lang w:val="en-US"/>
+        </w:rPr>
+      </w:pPr>
+    </w:p>
+    <w:p>
+      <w:pPr>
+        <w:rPr>
+          <w:rFonts w:ascii="Courier New" w:eastAsia="Times New Roman" w:hAnsi="Courier New" w:cs="Courier New"/>
+          <w:color w:val="000000"/>
+          <w:sz w:val="21"/>
+          <w:szCs w:val="21"/>
+          <w:lang w:val="en-US"/>
+        </w:rPr>
+      </w:pPr>
+      <w:r>
+        <w:rPr>
+          <w:rFonts w:ascii="Courier New" w:eastAsia="Times New Roman" w:hAnsi="Courier New" w:cs="Courier New" w:hint="cs"/>
+          <w:color w:val="000000"/>
+          <w:sz w:val="21"/>
+          <w:szCs w:val="21"/>
+          <w:lang w:val="en-US"/>
+        </w:rPr>
+        <w:t xml:space="preserve">    HWND </w:t>
+      </w:r>
+      <w:proofErr w:type="spellStart"/>
+      <w:r>
+        <w:rPr>
+          <w:rFonts w:ascii="Courier New" w:eastAsia="Times New Roman" w:hAnsi="Courier New" w:cs="Courier New" w:hint="cs"/>
+          <w:color w:val="000000"/>
+          <w:sz w:val="21"/>
+          <w:szCs w:val="21"/>
+          <w:lang w:val="en-US"/>
+        </w:rPr>
+        <w:t>hWndScroll</w:t>
+      </w:r>
+      <w:proofErr w:type="spellEnd"/>
+      <w:r>
+        <w:rPr>
+          <w:rFonts w:ascii="Courier New" w:eastAsia="Times New Roman" w:hAnsi="Courier New" w:cs="Courier New" w:hint="cs"/>
+          <w:color w:val="000000"/>
+          <w:sz w:val="21"/>
+          <w:szCs w:val="21"/>
+          <w:lang w:val="en-US"/>
+        </w:rPr>
+        <w:t xml:space="preserve"> = </w:t>
+      </w:r>
+      <w:proofErr w:type="spellStart"/>
+      <w:proofErr w:type="gramStart"/>
+      <w:r>
+        <w:rPr>
+          <w:rFonts w:ascii="Courier New" w:eastAsia="Times New Roman" w:hAnsi="Courier New" w:cs="Courier New" w:hint="cs"/>
+          <w:color w:val="000000"/>
+          <w:sz w:val="21"/>
+          <w:szCs w:val="21"/>
+          <w:lang w:val="en-US"/>
+        </w:rPr>
+        <w:t>GetDlgItem</w:t>
+      </w:r>
+      <w:proofErr w:type="spellEnd"/>
+      <w:r>
+        <w:rPr>
+          <w:rFonts w:ascii="Courier New" w:eastAsia="Times New Roman" w:hAnsi="Courier New" w:cs="Courier New" w:hint="cs"/>
+          <w:color w:val="000000"/>
+          <w:sz w:val="21"/>
+          <w:szCs w:val="21"/>
+          <w:lang w:val="en-US"/>
+        </w:rPr>
+        <w:t>(</w:t>
+      </w:r>
+      <w:proofErr w:type="spellStart"/>
+      <w:proofErr w:type="gramEnd"/>
+      <w:r>
+        <w:rPr>
+          <w:rFonts w:ascii="Courier New" w:eastAsia="Times New Roman" w:hAnsi="Courier New" w:cs="Courier New" w:hint="cs"/>
+          <w:color w:val="000000"/>
+          <w:sz w:val="21"/>
+          <w:szCs w:val="21"/>
+          <w:lang w:val="en-US"/>
+        </w:rPr>
+        <w:t>hDlg</w:t>
+      </w:r>
+      <w:proofErr w:type="spellEnd"/>
+      <w:r>
+        <w:rPr>
+          <w:rFonts w:ascii="Courier New" w:eastAsia="Times New Roman" w:hAnsi="Courier New" w:cs="Courier New" w:hint="cs"/>
+          <w:color w:val="000000"/>
+          <w:sz w:val="21"/>
+          <w:szCs w:val="21"/>
+          <w:lang w:val="en-US"/>
+        </w:rPr>
+        <w:t xml:space="preserve">, </w:t>
+      </w:r>
+      <w:r>
+        <w:rPr>
+          <w:rFonts w:ascii="Courier New" w:eastAsia="Times New Roman" w:hAnsi="Courier New" w:cs="Courier New"/>
+          <w:color w:val="000000"/>
+          <w:sz w:val="21"/>
+          <w:szCs w:val="21"/>
+          <w:lang w:val="en-US"/>
+        </w:rPr>
+        <w:t>ID_MODULE2</w:t>
+      </w:r>
+      <w:r>
+        <w:rPr>
+          <w:rFonts w:ascii="Courier New" w:eastAsia="Times New Roman" w:hAnsi="Courier New" w:cs="Courier New" w:hint="cs"/>
+          <w:color w:val="000000"/>
+          <w:sz w:val="21"/>
+          <w:szCs w:val="21"/>
+          <w:lang w:val="en-US"/>
+        </w:rPr>
+        <w:t>);</w:t>
+      </w:r>
+    </w:p>
+    <w:p>
+      <w:pPr>
+        <w:rPr>
+          <w:rFonts w:ascii="Courier New" w:eastAsia="Times New Roman" w:hAnsi="Courier New" w:cs="Courier New"/>
+          <w:color w:val="000000"/>
+          <w:sz w:val="21"/>
+          <w:szCs w:val="21"/>
+          <w:lang w:val="en-US"/>
+        </w:rPr>
+      </w:pPr>
+    </w:p>
+    <w:p>
+      <w:pPr>
+        <w:rPr>
+          <w:rFonts w:ascii="Courier New" w:eastAsia="Times New Roman" w:hAnsi="Courier New" w:cs="Courier New"/>
+          <w:color w:val="000000"/>
+          <w:sz w:val="21"/>
+          <w:szCs w:val="21"/>
+          <w:lang w:val="en-US"/>
+        </w:rPr>
+      </w:pPr>
+      <w:r>
+        <w:rPr>
+          <w:rFonts w:ascii="Courier New" w:eastAsia="Times New Roman" w:hAnsi="Courier New" w:cs="Courier New" w:hint="cs"/>
+          <w:color w:val="000000"/>
+          <w:sz w:val="21"/>
+          <w:szCs w:val="21"/>
+          <w:lang w:val="en-US"/>
+        </w:rPr>
+        <w:t xml:space="preserve">    switch (iMessage)</w:t>
+      </w:r>
+    </w:p>
+    <w:p>
+      <w:pPr>
+        <w:rPr>
+          <w:rFonts w:ascii="Courier New" w:eastAsia="Times New Roman" w:hAnsi="Courier New" w:cs="Courier New"/>
+          <w:color w:val="000000"/>
+          <w:sz w:val="21"/>
+          <w:szCs w:val="21"/>
+          <w:lang w:val="en-US"/>
+        </w:rPr>
+      </w:pPr>
+      <w:r>
+        <w:rPr>
+          <w:rFonts w:ascii="Courier New" w:eastAsia="Times New Roman" w:hAnsi="Courier New" w:cs="Courier New" w:hint="cs"/>
+          <w:color w:val="000000"/>
+          <w:sz w:val="21"/>
+          <w:szCs w:val="21"/>
+          <w:lang w:val="en-US"/>
+        </w:rPr>
+        <w:t xml:space="preserve">    {</w:t>
+      </w:r>
+    </w:p>
+    <w:p>
+      <w:pPr>
+        <w:rPr>
+          <w:rFonts w:ascii="Courier New" w:eastAsia="Times New Roman" w:hAnsi="Courier New" w:cs="Courier New"/>
+          <w:color w:val="000000"/>
+          <w:sz w:val="21"/>
+          <w:szCs w:val="21"/>
+          <w:lang w:val="en-US"/>
+        </w:rPr>
+      </w:pPr>
+      <w:r>
+        <w:rPr>
+          <w:rFonts w:ascii="Courier New" w:eastAsia="Times New Roman" w:hAnsi="Courier New" w:cs="Courier New" w:hint="cs"/>
+          <w:color w:val="000000"/>
+          <w:sz w:val="21"/>
+          <w:szCs w:val="21"/>
+          <w:lang w:val="en-US"/>
+        </w:rPr>
+        <w:t xml:space="preserve">    case WM_INITDIALOG:</w:t>
+      </w:r>
+    </w:p>
+    <w:p>
+      <w:pPr>
+        <w:rPr>
+          <w:rFonts w:ascii="Courier New" w:eastAsia="Times New Roman" w:hAnsi="Courier New" w:cs="Courier New"/>
+          <w:color w:val="000000"/>
+          <w:sz w:val="21"/>
+          <w:szCs w:val="21"/>
+          <w:lang w:val="en-US"/>
+        </w:rPr>
+      </w:pPr>
+    </w:p>
+    <w:p>
+      <w:pPr>
+        <w:rPr>
+          <w:rFonts w:ascii="Courier New" w:eastAsia="Times New Roman" w:hAnsi="Courier New" w:cs="Courier New"/>
+          <w:color w:val="000000"/>
+          <w:sz w:val="21"/>
+          <w:szCs w:val="21"/>
+          <w:lang w:val="en-US"/>
+        </w:rPr>
+      </w:pPr>
+      <w:r>
+        <w:rPr>
+          <w:rFonts w:ascii="Courier New" w:eastAsia="Times New Roman" w:hAnsi="Courier New" w:cs="Courier New" w:hint="cs"/>
+          <w:color w:val="000000"/>
+          <w:sz w:val="21"/>
+          <w:szCs w:val="21"/>
+          <w:lang w:val="en-US"/>
+        </w:rPr>
+        <w:t xml:space="preserve">        </w:t>
+      </w:r>
+      <w:proofErr w:type="spellStart"/>
+      <w:proofErr w:type="gramStart"/>
+      <w:r>
+        <w:rPr>
+          <w:rFonts w:ascii="Courier New" w:eastAsia="Times New Roman" w:hAnsi="Courier New" w:cs="Courier New" w:hint="cs"/>
+          <w:color w:val="000000"/>
+          <w:sz w:val="21"/>
+          <w:szCs w:val="21"/>
+          <w:lang w:val="en-US"/>
+        </w:rPr>
+        <w:t>SetScrollRange</w:t>
+      </w:r>
+      <w:proofErr w:type="spellEnd"/>
+      <w:r>
+        <w:rPr>
+          <w:rFonts w:ascii="Courier New" w:eastAsia="Times New Roman" w:hAnsi="Courier New" w:cs="Courier New" w:hint="cs"/>
+          <w:color w:val="000000"/>
+          <w:sz w:val="21"/>
+          <w:szCs w:val="21"/>
+          <w:lang w:val="en-US"/>
+        </w:rPr>
+        <w:t>(</w:t>
+      </w:r>
+      <w:proofErr w:type="spellStart"/>
+      <w:proofErr w:type="gramEnd"/>
+      <w:r>
+        <w:rPr>
+          <w:rFonts w:ascii="Courier New" w:eastAsia="Times New Roman" w:hAnsi="Courier New" w:cs="Courier New" w:hint="cs"/>
+          <w:color w:val="000000"/>
+          <w:sz w:val="21"/>
+          <w:szCs w:val="21"/>
+          <w:lang w:val="en-US"/>
+        </w:rPr>
+        <w:t>hWndScroll</w:t>
+      </w:r>
+      <w:proofErr w:type="spellEnd"/>
+      <w:r>
+        <w:rPr>
+          <w:rFonts w:ascii="Courier New" w:eastAsia="Times New Roman" w:hAnsi="Courier New" w:cs="Courier New" w:hint="cs"/>
+          <w:color w:val="000000"/>
+          <w:sz w:val="21"/>
+          <w:szCs w:val="21"/>
+          <w:lang w:val="en-US"/>
+        </w:rPr>
+        <w:t>, SB_CTL, 1, 100, TRUE);</w:t>
+      </w:r>
+    </w:p>
+    <w:p>
+      <w:pPr>
+        <w:rPr>
+          <w:rFonts w:ascii="Courier New" w:eastAsia="Times New Roman" w:hAnsi="Courier New" w:cs="Courier New"/>
           <w:color w:val="000000"/>
           <w:sz w:val="21"/>
           <w:szCs w:val="21"/>
@@ -4535,13 +5740,947 @@
           <w:lang w:val="en-US"/>
         </w:rPr>
         <w:lastRenderedPageBreak/>
+        <w:t xml:space="preserve">        </w:t>
+      </w:r>
+      <w:proofErr w:type="spellStart"/>
+      <w:proofErr w:type="gramStart"/>
+      <w:r>
+        <w:rPr>
+          <w:rFonts w:ascii="Courier New" w:eastAsia="Times New Roman" w:hAnsi="Courier New" w:cs="Courier New" w:hint="cs"/>
+          <w:color w:val="000000"/>
+          <w:sz w:val="21"/>
+          <w:szCs w:val="21"/>
+          <w:lang w:val="en-US"/>
+        </w:rPr>
+        <w:t>SetScrollPos</w:t>
+      </w:r>
+      <w:proofErr w:type="spellEnd"/>
+      <w:r>
+        <w:rPr>
+          <w:rFonts w:ascii="Courier New" w:eastAsia="Times New Roman" w:hAnsi="Courier New" w:cs="Courier New" w:hint="cs"/>
+          <w:color w:val="000000"/>
+          <w:sz w:val="21"/>
+          <w:szCs w:val="21"/>
+          <w:lang w:val="en-US"/>
+        </w:rPr>
+        <w:t>(</w:t>
+      </w:r>
+      <w:proofErr w:type="spellStart"/>
+      <w:proofErr w:type="gramEnd"/>
+      <w:r>
+        <w:rPr>
+          <w:rFonts w:ascii="Courier New" w:eastAsia="Times New Roman" w:hAnsi="Courier New" w:cs="Courier New" w:hint="cs"/>
+          <w:color w:val="000000"/>
+          <w:sz w:val="21"/>
+          <w:szCs w:val="21"/>
+          <w:lang w:val="en-US"/>
+        </w:rPr>
+        <w:t>hWndScroll</w:t>
+      </w:r>
+      <w:proofErr w:type="spellEnd"/>
+      <w:r>
+        <w:rPr>
+          <w:rFonts w:ascii="Courier New" w:eastAsia="Times New Roman" w:hAnsi="Courier New" w:cs="Courier New" w:hint="cs"/>
+          <w:color w:val="000000"/>
+          <w:sz w:val="21"/>
+          <w:szCs w:val="21"/>
+          <w:lang w:val="en-US"/>
+        </w:rPr>
+        <w:t>, SB_CTL, pos, TRUE);</w:t>
+      </w:r>
+    </w:p>
+    <w:p>
+      <w:pPr>
+        <w:rPr>
+          <w:rFonts w:ascii="Courier New" w:eastAsia="Times New Roman" w:hAnsi="Courier New" w:cs="Courier New"/>
+          <w:color w:val="000000"/>
+          <w:sz w:val="21"/>
+          <w:szCs w:val="21"/>
+          <w:lang w:val="en-US"/>
+        </w:rPr>
+      </w:pPr>
+      <w:r>
+        <w:rPr>
+          <w:rFonts w:ascii="Courier New" w:eastAsia="Times New Roman" w:hAnsi="Courier New" w:cs="Courier New" w:hint="cs"/>
+          <w:color w:val="000000"/>
+          <w:sz w:val="21"/>
+          <w:szCs w:val="21"/>
+          <w:lang w:val="en-US"/>
+        </w:rPr>
+        <w:t xml:space="preserve">        </w:t>
+      </w:r>
+      <w:proofErr w:type="spellStart"/>
+      <w:proofErr w:type="gramStart"/>
+      <w:r>
+        <w:rPr>
+          <w:rFonts w:ascii="Courier New" w:eastAsia="Times New Roman" w:hAnsi="Courier New" w:cs="Courier New" w:hint="cs"/>
+          <w:color w:val="000000"/>
+          <w:sz w:val="21"/>
+          <w:szCs w:val="21"/>
+          <w:lang w:val="en-US"/>
+        </w:rPr>
+        <w:t>SetDlgItemInt</w:t>
+      </w:r>
+      <w:proofErr w:type="spellEnd"/>
+      <w:r>
+        <w:rPr>
+          <w:rFonts w:ascii="Courier New" w:eastAsia="Times New Roman" w:hAnsi="Courier New" w:cs="Courier New" w:hint="cs"/>
+          <w:color w:val="000000"/>
+          <w:sz w:val="21"/>
+          <w:szCs w:val="21"/>
+          <w:lang w:val="en-US"/>
+        </w:rPr>
+        <w:t>(</w:t>
+      </w:r>
+      <w:proofErr w:type="spellStart"/>
+      <w:proofErr w:type="gramEnd"/>
+      <w:r>
+        <w:rPr>
+          <w:rFonts w:ascii="Courier New" w:eastAsia="Times New Roman" w:hAnsi="Courier New" w:cs="Courier New" w:hint="cs"/>
+          <w:color w:val="000000"/>
+          <w:sz w:val="21"/>
+          <w:szCs w:val="21"/>
+          <w:lang w:val="en-US"/>
+        </w:rPr>
+        <w:t>hDlg</w:t>
+      </w:r>
+      <w:proofErr w:type="spellEnd"/>
+      <w:r>
+        <w:rPr>
+          <w:rFonts w:ascii="Courier New" w:eastAsia="Times New Roman" w:hAnsi="Courier New" w:cs="Courier New" w:hint="cs"/>
+          <w:color w:val="000000"/>
+          <w:sz w:val="21"/>
+          <w:szCs w:val="21"/>
+          <w:lang w:val="en-US"/>
+        </w:rPr>
+        <w:t>, IDC_STATIC, pos, TRUE);</w:t>
+      </w:r>
+    </w:p>
+    <w:p>
+      <w:pPr>
+        <w:rPr>
+          <w:rFonts w:ascii="Courier New" w:eastAsia="Times New Roman" w:hAnsi="Courier New" w:cs="Courier New"/>
+          <w:color w:val="000000"/>
+          <w:sz w:val="21"/>
+          <w:szCs w:val="21"/>
+          <w:lang w:val="en-US"/>
+        </w:rPr>
+      </w:pPr>
+      <w:r>
+        <w:rPr>
+          <w:rFonts w:ascii="Courier New" w:eastAsia="Times New Roman" w:hAnsi="Courier New" w:cs="Courier New" w:hint="cs"/>
+          <w:color w:val="000000"/>
+          <w:sz w:val="21"/>
+          <w:szCs w:val="21"/>
+          <w:lang w:val="en-US"/>
+        </w:rPr>
+        <w:t xml:space="preserve">        return (INT_</w:t>
+      </w:r>
+      <w:proofErr w:type="gramStart"/>
+      <w:r>
+        <w:rPr>
+          <w:rFonts w:ascii="Courier New" w:eastAsia="Times New Roman" w:hAnsi="Courier New" w:cs="Courier New" w:hint="cs"/>
+          <w:color w:val="000000"/>
+          <w:sz w:val="21"/>
+          <w:szCs w:val="21"/>
+          <w:lang w:val="en-US"/>
+        </w:rPr>
+        <w:t>PTR)TRUE</w:t>
+      </w:r>
+      <w:proofErr w:type="gramEnd"/>
+      <w:r>
+        <w:rPr>
+          <w:rFonts w:ascii="Courier New" w:eastAsia="Times New Roman" w:hAnsi="Courier New" w:cs="Courier New" w:hint="cs"/>
+          <w:color w:val="000000"/>
+          <w:sz w:val="21"/>
+          <w:szCs w:val="21"/>
+          <w:lang w:val="en-US"/>
+        </w:rPr>
+        <w:t>;</w:t>
+      </w:r>
+    </w:p>
+    <w:p>
+      <w:pPr>
+        <w:rPr>
+          <w:rFonts w:ascii="Courier New" w:eastAsia="Times New Roman" w:hAnsi="Courier New" w:cs="Courier New"/>
+          <w:color w:val="000000"/>
+          <w:sz w:val="21"/>
+          <w:szCs w:val="21"/>
+          <w:lang w:val="en-US"/>
+        </w:rPr>
+      </w:pPr>
+    </w:p>
+    <w:p>
+      <w:pPr>
+        <w:rPr>
+          <w:rFonts w:ascii="Courier New" w:eastAsia="Times New Roman" w:hAnsi="Courier New" w:cs="Courier New"/>
+          <w:color w:val="000000"/>
+          <w:sz w:val="21"/>
+          <w:szCs w:val="21"/>
+          <w:lang w:val="en-US"/>
+        </w:rPr>
+      </w:pPr>
+      <w:r>
+        <w:rPr>
+          <w:rFonts w:ascii="Courier New" w:eastAsia="Times New Roman" w:hAnsi="Courier New" w:cs="Courier New" w:hint="cs"/>
+          <w:color w:val="000000"/>
+          <w:sz w:val="21"/>
+          <w:szCs w:val="21"/>
+          <w:lang w:val="en-US"/>
+        </w:rPr>
+        <w:t xml:space="preserve">    case WM_HSCROLL: </w:t>
+      </w:r>
+    </w:p>
+    <w:p>
+      <w:pPr>
+        <w:rPr>
+          <w:rFonts w:ascii="Courier New" w:eastAsia="Times New Roman" w:hAnsi="Courier New" w:cs="Courier New"/>
+          <w:color w:val="000000"/>
+          <w:sz w:val="21"/>
+          <w:szCs w:val="21"/>
+          <w:lang w:val="en-US"/>
+        </w:rPr>
+      </w:pPr>
+      <w:r>
+        <w:rPr>
+          <w:rFonts w:ascii="Courier New" w:eastAsia="Times New Roman" w:hAnsi="Courier New" w:cs="Courier New" w:hint="cs"/>
+          <w:color w:val="000000"/>
+          <w:sz w:val="21"/>
+          <w:szCs w:val="21"/>
+          <w:lang w:val="en-US"/>
+        </w:rPr>
+        <w:t xml:space="preserve">        pos = </w:t>
+      </w:r>
+      <w:proofErr w:type="spellStart"/>
+      <w:proofErr w:type="gramStart"/>
+      <w:r>
+        <w:rPr>
+          <w:rFonts w:ascii="Courier New" w:eastAsia="Times New Roman" w:hAnsi="Courier New" w:cs="Courier New" w:hint="cs"/>
+          <w:color w:val="000000"/>
+          <w:sz w:val="21"/>
+          <w:szCs w:val="21"/>
+          <w:lang w:val="en-US"/>
+        </w:rPr>
+        <w:t>GetScrollPos</w:t>
+      </w:r>
+      <w:proofErr w:type="spellEnd"/>
+      <w:r>
+        <w:rPr>
+          <w:rFonts w:ascii="Courier New" w:eastAsia="Times New Roman" w:hAnsi="Courier New" w:cs="Courier New" w:hint="cs"/>
+          <w:color w:val="000000"/>
+          <w:sz w:val="21"/>
+          <w:szCs w:val="21"/>
+          <w:lang w:val="en-US"/>
+        </w:rPr>
+        <w:t>(</w:t>
+      </w:r>
+      <w:proofErr w:type="spellStart"/>
+      <w:proofErr w:type="gramEnd"/>
+      <w:r>
+        <w:rPr>
+          <w:rFonts w:ascii="Courier New" w:eastAsia="Times New Roman" w:hAnsi="Courier New" w:cs="Courier New" w:hint="cs"/>
+          <w:color w:val="000000"/>
+          <w:sz w:val="21"/>
+          <w:szCs w:val="21"/>
+          <w:lang w:val="en-US"/>
+        </w:rPr>
+        <w:t>GetDlgItem</w:t>
+      </w:r>
+      <w:proofErr w:type="spellEnd"/>
+      <w:r>
+        <w:rPr>
+          <w:rFonts w:ascii="Courier New" w:eastAsia="Times New Roman" w:hAnsi="Courier New" w:cs="Courier New" w:hint="cs"/>
+          <w:color w:val="000000"/>
+          <w:sz w:val="21"/>
+          <w:szCs w:val="21"/>
+          <w:lang w:val="en-US"/>
+        </w:rPr>
+        <w:t>(</w:t>
+      </w:r>
+      <w:proofErr w:type="spellStart"/>
+      <w:r>
+        <w:rPr>
+          <w:rFonts w:ascii="Courier New" w:eastAsia="Times New Roman" w:hAnsi="Courier New" w:cs="Courier New" w:hint="cs"/>
+          <w:color w:val="000000"/>
+          <w:sz w:val="21"/>
+          <w:szCs w:val="21"/>
+          <w:lang w:val="en-US"/>
+        </w:rPr>
+        <w:t>hDlg</w:t>
+      </w:r>
+      <w:proofErr w:type="spellEnd"/>
+      <w:r>
+        <w:rPr>
+          <w:rFonts w:ascii="Courier New" w:eastAsia="Times New Roman" w:hAnsi="Courier New" w:cs="Courier New" w:hint="cs"/>
+          <w:color w:val="000000"/>
+          <w:sz w:val="21"/>
+          <w:szCs w:val="21"/>
+          <w:lang w:val="en-US"/>
+        </w:rPr>
+        <w:t xml:space="preserve">, </w:t>
+      </w:r>
+      <w:r>
+        <w:rPr>
+          <w:rFonts w:ascii="Courier New" w:eastAsia="Times New Roman" w:hAnsi="Courier New" w:cs="Courier New"/>
+          <w:color w:val="000000"/>
+          <w:sz w:val="21"/>
+          <w:szCs w:val="21"/>
+          <w:lang w:val="en-US"/>
+        </w:rPr>
+        <w:t>ID_MODULE2</w:t>
+      </w:r>
+      <w:r>
+        <w:rPr>
+          <w:rFonts w:ascii="Courier New" w:eastAsia="Times New Roman" w:hAnsi="Courier New" w:cs="Courier New" w:hint="cs"/>
+          <w:color w:val="000000"/>
+          <w:sz w:val="21"/>
+          <w:szCs w:val="21"/>
+          <w:lang w:val="en-US"/>
+        </w:rPr>
+        <w:t>), SB_CTL);</w:t>
+      </w:r>
+    </w:p>
+    <w:p>
+      <w:pPr>
+        <w:rPr>
+          <w:rFonts w:ascii="Courier New" w:eastAsia="Times New Roman" w:hAnsi="Courier New" w:cs="Courier New"/>
+          <w:color w:val="000000"/>
+          <w:sz w:val="21"/>
+          <w:szCs w:val="21"/>
+          <w:lang w:val="en-US"/>
+        </w:rPr>
+      </w:pPr>
+      <w:r>
+        <w:rPr>
+          <w:rFonts w:ascii="Courier New" w:eastAsia="Times New Roman" w:hAnsi="Courier New" w:cs="Courier New" w:hint="cs"/>
+          <w:color w:val="000000"/>
+          <w:sz w:val="21"/>
+          <w:szCs w:val="21"/>
+          <w:lang w:val="en-US"/>
+        </w:rPr>
+        <w:t xml:space="preserve">        switch (</w:t>
+      </w:r>
+      <w:proofErr w:type="gramStart"/>
+      <w:r>
+        <w:rPr>
+          <w:rFonts w:ascii="Courier New" w:eastAsia="Times New Roman" w:hAnsi="Courier New" w:cs="Courier New" w:hint="cs"/>
+          <w:color w:val="000000"/>
+          <w:sz w:val="21"/>
+          <w:szCs w:val="21"/>
+          <w:lang w:val="en-US"/>
+        </w:rPr>
+        <w:t>LOWORD(</w:t>
+      </w:r>
+      <w:proofErr w:type="spellStart"/>
+      <w:proofErr w:type="gramEnd"/>
+      <w:r>
+        <w:rPr>
+          <w:rFonts w:ascii="Courier New" w:eastAsia="Times New Roman" w:hAnsi="Courier New" w:cs="Courier New" w:hint="cs"/>
+          <w:color w:val="000000"/>
+          <w:sz w:val="21"/>
+          <w:szCs w:val="21"/>
+          <w:lang w:val="en-US"/>
+        </w:rPr>
+        <w:t>wParam</w:t>
+      </w:r>
+      <w:proofErr w:type="spellEnd"/>
+      <w:r>
+        <w:rPr>
+          <w:rFonts w:ascii="Courier New" w:eastAsia="Times New Roman" w:hAnsi="Courier New" w:cs="Courier New" w:hint="cs"/>
+          <w:color w:val="000000"/>
+          <w:sz w:val="21"/>
+          <w:szCs w:val="21"/>
+          <w:lang w:val="en-US"/>
+        </w:rPr>
+        <w:t>))</w:t>
+      </w:r>
+    </w:p>
+    <w:p>
+      <w:pPr>
+        <w:rPr>
+          <w:rFonts w:ascii="Courier New" w:eastAsia="Times New Roman" w:hAnsi="Courier New" w:cs="Courier New"/>
+          <w:color w:val="000000"/>
+          <w:sz w:val="21"/>
+          <w:szCs w:val="21"/>
+          <w:lang w:val="en-US"/>
+        </w:rPr>
+      </w:pPr>
+      <w:r>
+        <w:rPr>
+          <w:rFonts w:ascii="Courier New" w:eastAsia="Times New Roman" w:hAnsi="Courier New" w:cs="Courier New" w:hint="cs"/>
+          <w:color w:val="000000"/>
+          <w:sz w:val="21"/>
+          <w:szCs w:val="21"/>
+          <w:lang w:val="en-US"/>
+        </w:rPr>
         <w:t xml:space="preserve">        {</w:t>
       </w:r>
     </w:p>
     <w:p>
       <w:pPr>
         <w:rPr>
-          <w:rFonts w:ascii="Courier New" w:eastAsia="Times New Roman" w:hAnsi="Courier New" w:cs="Courier New" w:hint="cs"/>
+          <w:rFonts w:ascii="Courier New" w:eastAsia="Times New Roman" w:hAnsi="Courier New" w:cs="Courier New"/>
+          <w:color w:val="000000"/>
+          <w:sz w:val="21"/>
+          <w:szCs w:val="21"/>
+          <w:lang w:val="en-US"/>
+        </w:rPr>
+      </w:pPr>
+      <w:r>
+        <w:rPr>
+          <w:rFonts w:ascii="Courier New" w:eastAsia="Times New Roman" w:hAnsi="Courier New" w:cs="Courier New" w:hint="cs"/>
+          <w:color w:val="000000"/>
+          <w:sz w:val="21"/>
+          <w:szCs w:val="21"/>
+          <w:lang w:val="en-US"/>
+        </w:rPr>
+        <w:t xml:space="preserve">        case SB_LINELEFT:  pos--; break; </w:t>
+      </w:r>
+    </w:p>
+    <w:p>
+      <w:pPr>
+        <w:rPr>
+          <w:rFonts w:ascii="Courier New" w:eastAsia="Times New Roman" w:hAnsi="Courier New" w:cs="Courier New"/>
+          <w:color w:val="000000"/>
+          <w:sz w:val="21"/>
+          <w:szCs w:val="21"/>
+          <w:lang w:val="en-US"/>
+        </w:rPr>
+      </w:pPr>
+      <w:r>
+        <w:rPr>
+          <w:rFonts w:ascii="Courier New" w:eastAsia="Times New Roman" w:hAnsi="Courier New" w:cs="Courier New" w:hint="cs"/>
+          <w:color w:val="000000"/>
+          <w:sz w:val="21"/>
+          <w:szCs w:val="21"/>
+          <w:lang w:val="en-US"/>
+        </w:rPr>
+        <w:t xml:space="preserve">        case SB_LINERIGHT: pos++; break; </w:t>
+      </w:r>
+    </w:p>
+    <w:p>
+      <w:pPr>
+        <w:rPr>
+          <w:rFonts w:ascii="Courier New" w:eastAsia="Times New Roman" w:hAnsi="Courier New" w:cs="Courier New"/>
+          <w:color w:val="000000"/>
+          <w:sz w:val="21"/>
+          <w:szCs w:val="21"/>
+          <w:lang w:val="en-US"/>
+        </w:rPr>
+      </w:pPr>
+      <w:r>
+        <w:rPr>
+          <w:rFonts w:ascii="Courier New" w:eastAsia="Times New Roman" w:hAnsi="Courier New" w:cs="Courier New" w:hint="cs"/>
+          <w:color w:val="000000"/>
+          <w:sz w:val="21"/>
+          <w:szCs w:val="21"/>
+          <w:lang w:val="en-US"/>
+        </w:rPr>
+        <w:t xml:space="preserve">        case SB_THUMBPOSITION:</w:t>
+      </w:r>
+    </w:p>
+    <w:p>
+      <w:pPr>
+        <w:rPr>
+          <w:rFonts w:ascii="Courier New" w:eastAsia="Times New Roman" w:hAnsi="Courier New" w:cs="Courier New"/>
+          <w:color w:val="000000"/>
+          <w:sz w:val="21"/>
+          <w:szCs w:val="21"/>
+          <w:lang w:val="en-US"/>
+        </w:rPr>
+      </w:pPr>
+      <w:r>
+        <w:rPr>
+          <w:rFonts w:ascii="Courier New" w:eastAsia="Times New Roman" w:hAnsi="Courier New" w:cs="Courier New" w:hint="cs"/>
+          <w:color w:val="000000"/>
+          <w:sz w:val="21"/>
+          <w:szCs w:val="21"/>
+          <w:lang w:val="en-US"/>
+        </w:rPr>
+        <w:t xml:space="preserve">        case SB_THUMBTRACK:</w:t>
+      </w:r>
+    </w:p>
+    <w:p>
+      <w:pPr>
+        <w:rPr>
+          <w:rFonts w:ascii="Courier New" w:eastAsia="Times New Roman" w:hAnsi="Courier New" w:cs="Courier New"/>
+          <w:color w:val="000000"/>
+          <w:sz w:val="21"/>
+          <w:szCs w:val="21"/>
+          <w:lang w:val="en-US"/>
+        </w:rPr>
+      </w:pPr>
+      <w:r>
+        <w:rPr>
+          <w:rFonts w:ascii="Courier New" w:eastAsia="Times New Roman" w:hAnsi="Courier New" w:cs="Courier New" w:hint="cs"/>
+          <w:color w:val="000000"/>
+          <w:sz w:val="21"/>
+          <w:szCs w:val="21"/>
+          <w:lang w:val="en-US"/>
+        </w:rPr>
+        <w:t xml:space="preserve">            pos = </w:t>
+      </w:r>
+      <w:proofErr w:type="gramStart"/>
+      <w:r>
+        <w:rPr>
+          <w:rFonts w:ascii="Courier New" w:eastAsia="Times New Roman" w:hAnsi="Courier New" w:cs="Courier New" w:hint="cs"/>
+          <w:color w:val="000000"/>
+          <w:sz w:val="21"/>
+          <w:szCs w:val="21"/>
+          <w:lang w:val="en-US"/>
+        </w:rPr>
+        <w:t>HIWORD(</w:t>
+      </w:r>
+      <w:proofErr w:type="spellStart"/>
+      <w:proofErr w:type="gramEnd"/>
+      <w:r>
+        <w:rPr>
+          <w:rFonts w:ascii="Courier New" w:eastAsia="Times New Roman" w:hAnsi="Courier New" w:cs="Courier New" w:hint="cs"/>
+          <w:color w:val="000000"/>
+          <w:sz w:val="21"/>
+          <w:szCs w:val="21"/>
+          <w:lang w:val="en-US"/>
+        </w:rPr>
+        <w:t>wParam</w:t>
+      </w:r>
+      <w:proofErr w:type="spellEnd"/>
+      <w:r>
+        <w:rPr>
+          <w:rFonts w:ascii="Courier New" w:eastAsia="Times New Roman" w:hAnsi="Courier New" w:cs="Courier New" w:hint="cs"/>
+          <w:color w:val="000000"/>
+          <w:sz w:val="21"/>
+          <w:szCs w:val="21"/>
+          <w:lang w:val="en-US"/>
+        </w:rPr>
+        <w:t xml:space="preserve">); </w:t>
+      </w:r>
+    </w:p>
+    <w:p>
+      <w:pPr>
+        <w:rPr>
+          <w:rFonts w:ascii="Courier New" w:eastAsia="Times New Roman" w:hAnsi="Courier New" w:cs="Courier New"/>
+          <w:color w:val="000000"/>
+          <w:sz w:val="21"/>
+          <w:szCs w:val="21"/>
+          <w:lang w:val="en-US"/>
+        </w:rPr>
+      </w:pPr>
+      <w:r>
+        <w:rPr>
+          <w:rFonts w:ascii="Courier New" w:eastAsia="Times New Roman" w:hAnsi="Courier New" w:cs="Courier New" w:hint="cs"/>
+          <w:color w:val="000000"/>
+          <w:sz w:val="21"/>
+          <w:szCs w:val="21"/>
+          <w:lang w:val="en-US"/>
+        </w:rPr>
+        <w:t xml:space="preserve">            break;</w:t>
+      </w:r>
+    </w:p>
+    <w:p>
+      <w:pPr>
+        <w:rPr>
+          <w:rFonts w:ascii="Courier New" w:eastAsia="Times New Roman" w:hAnsi="Courier New" w:cs="Courier New"/>
+          <w:color w:val="000000"/>
+          <w:sz w:val="21"/>
+          <w:szCs w:val="21"/>
+          <w:lang w:val="en-US"/>
+        </w:rPr>
+      </w:pPr>
+      <w:r>
+        <w:rPr>
+          <w:rFonts w:ascii="Courier New" w:eastAsia="Times New Roman" w:hAnsi="Courier New" w:cs="Courier New" w:hint="cs"/>
+          <w:color w:val="000000"/>
+          <w:sz w:val="21"/>
+          <w:szCs w:val="21"/>
+          <w:lang w:val="en-US"/>
+        </w:rPr>
+        <w:t xml:space="preserve">        default: break;</w:t>
+      </w:r>
+    </w:p>
+    <w:p>
+      <w:pPr>
+        <w:rPr>
+          <w:rFonts w:ascii="Courier New" w:eastAsia="Times New Roman" w:hAnsi="Courier New" w:cs="Courier New"/>
+          <w:color w:val="000000"/>
+          <w:sz w:val="21"/>
+          <w:szCs w:val="21"/>
+          <w:lang w:val="en-US"/>
+        </w:rPr>
+      </w:pPr>
+      <w:r>
+        <w:rPr>
+          <w:rFonts w:ascii="Courier New" w:eastAsia="Times New Roman" w:hAnsi="Courier New" w:cs="Courier New" w:hint="cs"/>
+          <w:color w:val="000000"/>
+          <w:sz w:val="21"/>
+          <w:szCs w:val="21"/>
+          <w:lang w:val="en-US"/>
+        </w:rPr>
+        <w:t xml:space="preserve">        }</w:t>
+      </w:r>
+    </w:p>
+    <w:p>
+      <w:pPr>
+        <w:rPr>
+          <w:rFonts w:ascii="Courier New" w:eastAsia="Times New Roman" w:hAnsi="Courier New" w:cs="Courier New"/>
+          <w:color w:val="000000"/>
+          <w:sz w:val="21"/>
+          <w:szCs w:val="21"/>
+          <w:lang w:val="en-US"/>
+        </w:rPr>
+      </w:pPr>
+    </w:p>
+    <w:p>
+      <w:pPr>
+        <w:rPr>
+          <w:rFonts w:ascii="Courier New" w:eastAsia="Times New Roman" w:hAnsi="Courier New" w:cs="Courier New"/>
+          <w:color w:val="000000"/>
+          <w:sz w:val="21"/>
+          <w:szCs w:val="21"/>
+          <w:lang w:val="en-US"/>
+        </w:rPr>
+      </w:pPr>
+      <w:r>
+        <w:rPr>
+          <w:rFonts w:ascii="Courier New" w:eastAsia="Times New Roman" w:hAnsi="Courier New" w:cs="Courier New" w:hint="cs"/>
+          <w:color w:val="000000"/>
+          <w:sz w:val="21"/>
+          <w:szCs w:val="21"/>
+          <w:lang w:val="en-US"/>
+        </w:rPr>
+        <w:t xml:space="preserve">        </w:t>
+      </w:r>
+      <w:proofErr w:type="spellStart"/>
+      <w:proofErr w:type="gramStart"/>
+      <w:r>
+        <w:rPr>
+          <w:rFonts w:ascii="Courier New" w:eastAsia="Times New Roman" w:hAnsi="Courier New" w:cs="Courier New" w:hint="cs"/>
+          <w:color w:val="000000"/>
+          <w:sz w:val="21"/>
+          <w:szCs w:val="21"/>
+          <w:lang w:val="en-US"/>
+        </w:rPr>
+        <w:t>SetScrollPos</w:t>
+      </w:r>
+      <w:proofErr w:type="spellEnd"/>
+      <w:r>
+        <w:rPr>
+          <w:rFonts w:ascii="Courier New" w:eastAsia="Times New Roman" w:hAnsi="Courier New" w:cs="Courier New" w:hint="cs"/>
+          <w:color w:val="000000"/>
+          <w:sz w:val="21"/>
+          <w:szCs w:val="21"/>
+          <w:lang w:val="en-US"/>
+        </w:rPr>
+        <w:t>(</w:t>
+      </w:r>
+      <w:proofErr w:type="spellStart"/>
+      <w:proofErr w:type="gramEnd"/>
+      <w:r>
+        <w:rPr>
+          <w:rFonts w:ascii="Courier New" w:eastAsia="Times New Roman" w:hAnsi="Courier New" w:cs="Courier New" w:hint="cs"/>
+          <w:color w:val="000000"/>
+          <w:sz w:val="21"/>
+          <w:szCs w:val="21"/>
+          <w:lang w:val="en-US"/>
+        </w:rPr>
+        <w:t>hWndScroll</w:t>
+      </w:r>
+      <w:proofErr w:type="spellEnd"/>
+      <w:r>
+        <w:rPr>
+          <w:rFonts w:ascii="Courier New" w:eastAsia="Times New Roman" w:hAnsi="Courier New" w:cs="Courier New" w:hint="cs"/>
+          <w:color w:val="000000"/>
+          <w:sz w:val="21"/>
+          <w:szCs w:val="21"/>
+          <w:lang w:val="en-US"/>
+        </w:rPr>
+        <w:t>, SB_CTL, pos, TRUE);</w:t>
+      </w:r>
+    </w:p>
+    <w:p>
+      <w:pPr>
+        <w:rPr>
+          <w:rFonts w:ascii="Courier New" w:eastAsia="Times New Roman" w:hAnsi="Courier New" w:cs="Courier New"/>
+          <w:color w:val="000000"/>
+          <w:sz w:val="21"/>
+          <w:szCs w:val="21"/>
+          <w:lang w:val="en-US"/>
+        </w:rPr>
+      </w:pPr>
+      <w:r>
+        <w:rPr>
+          <w:rFonts w:ascii="Courier New" w:eastAsia="Times New Roman" w:hAnsi="Courier New" w:cs="Courier New" w:hint="cs"/>
+          <w:color w:val="000000"/>
+          <w:sz w:val="21"/>
+          <w:szCs w:val="21"/>
+          <w:lang w:val="en-US"/>
+        </w:rPr>
+        <w:t xml:space="preserve">        </w:t>
+      </w:r>
+      <w:proofErr w:type="spellStart"/>
+      <w:proofErr w:type="gramStart"/>
+      <w:r>
+        <w:rPr>
+          <w:rFonts w:ascii="Courier New" w:eastAsia="Times New Roman" w:hAnsi="Courier New" w:cs="Courier New" w:hint="cs"/>
+          <w:color w:val="000000"/>
+          <w:sz w:val="21"/>
+          <w:szCs w:val="21"/>
+          <w:lang w:val="en-US"/>
+        </w:rPr>
+        <w:t>SetDlgItemInt</w:t>
+      </w:r>
+      <w:proofErr w:type="spellEnd"/>
+      <w:r>
+        <w:rPr>
+          <w:rFonts w:ascii="Courier New" w:eastAsia="Times New Roman" w:hAnsi="Courier New" w:cs="Courier New" w:hint="cs"/>
+          <w:color w:val="000000"/>
+          <w:sz w:val="21"/>
+          <w:szCs w:val="21"/>
+          <w:lang w:val="en-US"/>
+        </w:rPr>
+        <w:t>(</w:t>
+      </w:r>
+      <w:proofErr w:type="spellStart"/>
+      <w:proofErr w:type="gramEnd"/>
+      <w:r>
+        <w:rPr>
+          <w:rFonts w:ascii="Courier New" w:eastAsia="Times New Roman" w:hAnsi="Courier New" w:cs="Courier New" w:hint="cs"/>
+          <w:color w:val="000000"/>
+          <w:sz w:val="21"/>
+          <w:szCs w:val="21"/>
+          <w:lang w:val="en-US"/>
+        </w:rPr>
+        <w:t>hDlg</w:t>
+      </w:r>
+      <w:proofErr w:type="spellEnd"/>
+      <w:r>
+        <w:rPr>
+          <w:rFonts w:ascii="Courier New" w:eastAsia="Times New Roman" w:hAnsi="Courier New" w:cs="Courier New" w:hint="cs"/>
+          <w:color w:val="000000"/>
+          <w:sz w:val="21"/>
+          <w:szCs w:val="21"/>
+          <w:lang w:val="en-US"/>
+        </w:rPr>
+        <w:t>, IDC_STATIC, pos, TRUE);</w:t>
+      </w:r>
+    </w:p>
+    <w:p>
+      <w:pPr>
+        <w:rPr>
+          <w:rFonts w:ascii="Courier New" w:eastAsia="Times New Roman" w:hAnsi="Courier New" w:cs="Courier New"/>
+          <w:color w:val="000000"/>
+          <w:sz w:val="21"/>
+          <w:szCs w:val="21"/>
+          <w:lang w:val="en-US"/>
+        </w:rPr>
+      </w:pPr>
+      <w:r>
+        <w:rPr>
+          <w:rFonts w:ascii="Courier New" w:eastAsia="Times New Roman" w:hAnsi="Courier New" w:cs="Courier New" w:hint="cs"/>
+          <w:color w:val="000000"/>
+          <w:sz w:val="21"/>
+          <w:szCs w:val="21"/>
+          <w:lang w:val="en-US"/>
+        </w:rPr>
+        <w:t xml:space="preserve">        break;</w:t>
+      </w:r>
+    </w:p>
+    <w:p>
+      <w:pPr>
+        <w:rPr>
+          <w:rFonts w:ascii="Courier New" w:eastAsia="Times New Roman" w:hAnsi="Courier New" w:cs="Courier New"/>
+          <w:color w:val="000000"/>
+          <w:sz w:val="21"/>
+          <w:szCs w:val="21"/>
+          <w:lang w:val="en-US"/>
+        </w:rPr>
+      </w:pPr>
+    </w:p>
+    <w:p>
+      <w:pPr>
+        <w:rPr>
+          <w:rFonts w:ascii="Courier New" w:eastAsia="Times New Roman" w:hAnsi="Courier New" w:cs="Courier New"/>
+          <w:color w:val="000000"/>
+          <w:sz w:val="21"/>
+          <w:szCs w:val="21"/>
+          <w:lang w:val="en-US"/>
+        </w:rPr>
+      </w:pPr>
+      <w:r>
+        <w:rPr>
+          <w:rFonts w:ascii="Courier New" w:eastAsia="Times New Roman" w:hAnsi="Courier New" w:cs="Courier New" w:hint="cs"/>
+          <w:color w:val="000000"/>
+          <w:sz w:val="21"/>
+          <w:szCs w:val="21"/>
+          <w:lang w:val="en-US"/>
+        </w:rPr>
+        <w:t xml:space="preserve">    case WM_COMMAND:</w:t>
+      </w:r>
+    </w:p>
+    <w:p>
+      <w:pPr>
+        <w:rPr>
+          <w:rFonts w:ascii="Courier New" w:eastAsia="Times New Roman" w:hAnsi="Courier New" w:cs="Courier New"/>
+          <w:color w:val="000000"/>
+          <w:sz w:val="21"/>
+          <w:szCs w:val="21"/>
+          <w:lang w:val="en-US"/>
+        </w:rPr>
+      </w:pPr>
+      <w:r>
+        <w:rPr>
+          <w:rFonts w:ascii="Courier New" w:eastAsia="Times New Roman" w:hAnsi="Courier New" w:cs="Courier New" w:hint="cs"/>
+          <w:color w:val="000000"/>
+          <w:sz w:val="21"/>
+          <w:szCs w:val="21"/>
+          <w:lang w:val="en-US"/>
+        </w:rPr>
+        <w:t xml:space="preserve">        if (</w:t>
+      </w:r>
+      <w:proofErr w:type="gramStart"/>
+      <w:r>
+        <w:rPr>
+          <w:rFonts w:ascii="Courier New" w:eastAsia="Times New Roman" w:hAnsi="Courier New" w:cs="Courier New" w:hint="cs"/>
+          <w:color w:val="000000"/>
+          <w:sz w:val="21"/>
+          <w:szCs w:val="21"/>
+          <w:lang w:val="en-US"/>
+        </w:rPr>
+        <w:t>LOWORD(</w:t>
+      </w:r>
+      <w:proofErr w:type="spellStart"/>
+      <w:proofErr w:type="gramEnd"/>
+      <w:r>
+        <w:rPr>
+          <w:rFonts w:ascii="Courier New" w:eastAsia="Times New Roman" w:hAnsi="Courier New" w:cs="Courier New" w:hint="cs"/>
+          <w:color w:val="000000"/>
+          <w:sz w:val="21"/>
+          <w:szCs w:val="21"/>
+          <w:lang w:val="en-US"/>
+        </w:rPr>
+        <w:t>wParam</w:t>
+      </w:r>
+      <w:proofErr w:type="spellEnd"/>
+      <w:r>
+        <w:rPr>
+          <w:rFonts w:ascii="Courier New" w:eastAsia="Times New Roman" w:hAnsi="Courier New" w:cs="Courier New" w:hint="cs"/>
+          <w:color w:val="000000"/>
+          <w:sz w:val="21"/>
+          <w:szCs w:val="21"/>
+          <w:lang w:val="en-US"/>
+        </w:rPr>
+        <w:t>) == 1 || LOWORD(</w:t>
+      </w:r>
+      <w:proofErr w:type="spellStart"/>
+      <w:r>
+        <w:rPr>
+          <w:rFonts w:ascii="Courier New" w:eastAsia="Times New Roman" w:hAnsi="Courier New" w:cs="Courier New" w:hint="cs"/>
+          <w:color w:val="000000"/>
+          <w:sz w:val="21"/>
+          <w:szCs w:val="21"/>
+          <w:lang w:val="en-US"/>
+        </w:rPr>
+        <w:t>wParam</w:t>
+      </w:r>
+      <w:proofErr w:type="spellEnd"/>
+      <w:r>
+        <w:rPr>
+          <w:rFonts w:ascii="Courier New" w:eastAsia="Times New Roman" w:hAnsi="Courier New" w:cs="Courier New" w:hint="cs"/>
+          <w:color w:val="000000"/>
+          <w:sz w:val="21"/>
+          <w:szCs w:val="21"/>
+          <w:lang w:val="en-US"/>
+        </w:rPr>
+        <w:t xml:space="preserve">) == IDOK) </w:t>
+      </w:r>
+    </w:p>
+    <w:p>
+      <w:pPr>
+        <w:rPr>
+          <w:rFonts w:ascii="Courier New" w:eastAsia="Times New Roman" w:hAnsi="Courier New" w:cs="Courier New"/>
+          <w:color w:val="000000"/>
+          <w:sz w:val="21"/>
+          <w:szCs w:val="21"/>
+          <w:lang w:val="en-US"/>
+        </w:rPr>
+      </w:pPr>
+      <w:r>
+        <w:rPr>
+          <w:rFonts w:ascii="Courier New" w:eastAsia="Times New Roman" w:hAnsi="Courier New" w:cs="Courier New" w:hint="cs"/>
+          <w:color w:val="000000"/>
+          <w:sz w:val="21"/>
+          <w:szCs w:val="21"/>
+          <w:lang w:val="en-US"/>
+        </w:rPr>
+        <w:t xml:space="preserve">        {</w:t>
+      </w:r>
+    </w:p>
+    <w:p>
+      <w:pPr>
+        <w:rPr>
+          <w:rFonts w:ascii="Courier New" w:eastAsia="Times New Roman" w:hAnsi="Courier New" w:cs="Courier New"/>
+          <w:color w:val="000000"/>
+          <w:sz w:val="21"/>
+          <w:szCs w:val="21"/>
+          <w:lang w:val="en-US"/>
+        </w:rPr>
+      </w:pPr>
+      <w:r>
+        <w:rPr>
+          <w:rFonts w:ascii="Courier New" w:eastAsia="Times New Roman" w:hAnsi="Courier New" w:cs="Courier New" w:hint="cs"/>
+          <w:color w:val="000000"/>
+          <w:sz w:val="21"/>
+          <w:szCs w:val="21"/>
+          <w:lang w:val="en-US"/>
+        </w:rPr>
+        <w:t xml:space="preserve">            if (value) {</w:t>
+      </w:r>
+    </w:p>
+    <w:p>
+      <w:pPr>
+        <w:rPr>
+          <w:rFonts w:ascii="Courier New" w:eastAsia="Times New Roman" w:hAnsi="Courier New" w:cs="Courier New"/>
+          <w:color w:val="000000"/>
+          <w:sz w:val="21"/>
+          <w:szCs w:val="21"/>
+          <w:lang w:val="en-US"/>
+        </w:rPr>
+      </w:pPr>
+      <w:r>
+        <w:rPr>
+          <w:rFonts w:ascii="Courier New" w:eastAsia="Times New Roman" w:hAnsi="Courier New" w:cs="Courier New" w:hint="cs"/>
+          <w:color w:val="000000"/>
+          <w:sz w:val="21"/>
+          <w:szCs w:val="21"/>
+          <w:lang w:val="en-US"/>
+        </w:rPr>
+        <w:t xml:space="preserve">                *value = pos; </w:t>
+      </w:r>
+    </w:p>
+    <w:p>
+      <w:pPr>
+        <w:rPr>
+          <w:rFonts w:ascii="Courier New" w:eastAsia="Times New Roman" w:hAnsi="Courier New" w:cs="Courier New"/>
+          <w:color w:val="000000"/>
+          <w:sz w:val="21"/>
+          <w:szCs w:val="21"/>
+          <w:lang w:val="en-US"/>
+        </w:rPr>
+      </w:pPr>
+      <w:r>
+        <w:rPr>
+          <w:rFonts w:ascii="Courier New" w:eastAsia="Times New Roman" w:hAnsi="Courier New" w:cs="Courier New" w:hint="cs"/>
+          <w:color w:val="000000"/>
+          <w:sz w:val="21"/>
+          <w:szCs w:val="21"/>
+          <w:lang w:val="en-US"/>
+        </w:rPr>
+        <w:t xml:space="preserve">            }</w:t>
+      </w:r>
+    </w:p>
+    <w:p>
+      <w:pPr>
+        <w:rPr>
+          <w:rFonts w:ascii="Courier New" w:eastAsia="Times New Roman" w:hAnsi="Courier New" w:cs="Courier New"/>
           <w:color w:val="000000"/>
           <w:sz w:val="21"/>
           <w:szCs w:val="21"/>
@@ -4602,34 +6741,56 @@
           <w:szCs w:val="21"/>
           <w:lang w:val="en-US"/>
         </w:rPr>
-        <w:t xml:space="preserve">, 0); </w:t>
-      </w:r>
-    </w:p>
-    <w:p>
-      <w:pPr>
-        <w:rPr>
-          <w:rFonts w:ascii="Courier New" w:eastAsia="Times New Roman" w:hAnsi="Courier New" w:cs="Courier New" w:hint="cs"/>
-          <w:color w:val="000000"/>
-          <w:sz w:val="21"/>
-          <w:szCs w:val="21"/>
-          <w:lang w:val="en-US"/>
-        </w:rPr>
-      </w:pPr>
-      <w:r>
-        <w:rPr>
-          <w:rFonts w:ascii="Courier New" w:eastAsia="Times New Roman" w:hAnsi="Courier New" w:cs="Courier New" w:hint="cs"/>
-          <w:color w:val="000000"/>
-          <w:sz w:val="21"/>
-          <w:szCs w:val="21"/>
-          <w:lang w:val="en-US"/>
-        </w:rPr>
-        <w:t xml:space="preserve">            break;</w:t>
-      </w:r>
-    </w:p>
-    <w:p>
-      <w:pPr>
-        <w:rPr>
-          <w:rFonts w:ascii="Courier New" w:eastAsia="Times New Roman" w:hAnsi="Courier New" w:cs="Courier New" w:hint="cs"/>
+        <w:t>, 1);</w:t>
+      </w:r>
+    </w:p>
+    <w:p>
+      <w:pPr>
+        <w:rPr>
+          <w:rFonts w:ascii="Courier New" w:eastAsia="Times New Roman" w:hAnsi="Courier New" w:cs="Courier New"/>
+          <w:color w:val="000000"/>
+          <w:sz w:val="21"/>
+          <w:szCs w:val="21"/>
+          <w:lang w:val="en-US"/>
+        </w:rPr>
+      </w:pPr>
+      <w:r>
+        <w:rPr>
+          <w:rFonts w:ascii="Courier New" w:eastAsia="Times New Roman" w:hAnsi="Courier New" w:cs="Courier New" w:hint="cs"/>
+          <w:color w:val="000000"/>
+          <w:sz w:val="21"/>
+          <w:szCs w:val="21"/>
+          <w:lang w:val="en-US"/>
+        </w:rPr>
+        <w:t xml:space="preserve">            return (INT_</w:t>
+      </w:r>
+      <w:proofErr w:type="gramStart"/>
+      <w:r>
+        <w:rPr>
+          <w:rFonts w:ascii="Courier New" w:eastAsia="Times New Roman" w:hAnsi="Courier New" w:cs="Courier New" w:hint="cs"/>
+          <w:color w:val="000000"/>
+          <w:sz w:val="21"/>
+          <w:szCs w:val="21"/>
+          <w:lang w:val="en-US"/>
+        </w:rPr>
+        <w:t>PTR)TRUE</w:t>
+      </w:r>
+      <w:proofErr w:type="gramEnd"/>
+      <w:r>
+        <w:rPr>
+          <w:rFonts w:ascii="Courier New" w:eastAsia="Times New Roman" w:hAnsi="Courier New" w:cs="Courier New" w:hint="cs"/>
+          <w:color w:val="000000"/>
+          <w:sz w:val="21"/>
+          <w:szCs w:val="21"/>
+          <w:lang w:val="en-US"/>
+        </w:rPr>
+        <w:t>;</w:t>
+      </w:r>
+    </w:p>
+    <w:p>
+      <w:pPr>
+        <w:rPr>
+          <w:rFonts w:ascii="Courier New" w:eastAsia="Times New Roman" w:hAnsi="Courier New" w:cs="Courier New"/>
           <w:color w:val="000000"/>
           <w:sz w:val="21"/>
           <w:szCs w:val="21"/>
@@ -4650,7 +6811,236 @@
     <w:p>
       <w:pPr>
         <w:rPr>
-          <w:rFonts w:ascii="Courier New" w:eastAsia="Times New Roman" w:hAnsi="Courier New" w:cs="Courier New" w:hint="cs"/>
+          <w:rFonts w:ascii="Courier New" w:eastAsia="Times New Roman" w:hAnsi="Courier New" w:cs="Courier New"/>
+          <w:color w:val="000000"/>
+          <w:sz w:val="21"/>
+          <w:szCs w:val="21"/>
+          <w:lang w:val="en-US"/>
+        </w:rPr>
+      </w:pPr>
+      <w:r>
+        <w:rPr>
+          <w:rFonts w:ascii="Courier New" w:eastAsia="Times New Roman" w:hAnsi="Courier New" w:cs="Courier New" w:hint="cs"/>
+          <w:color w:val="000000"/>
+          <w:sz w:val="21"/>
+          <w:szCs w:val="21"/>
+          <w:lang w:val="en-US"/>
+        </w:rPr>
+        <w:t xml:space="preserve">        if (</w:t>
+      </w:r>
+      <w:proofErr w:type="gramStart"/>
+      <w:r>
+        <w:rPr>
+          <w:rFonts w:ascii="Courier New" w:eastAsia="Times New Roman" w:hAnsi="Courier New" w:cs="Courier New" w:hint="cs"/>
+          <w:color w:val="000000"/>
+          <w:sz w:val="21"/>
+          <w:szCs w:val="21"/>
+          <w:lang w:val="en-US"/>
+        </w:rPr>
+        <w:t>LOWORD(</w:t>
+      </w:r>
+      <w:proofErr w:type="spellStart"/>
+      <w:proofErr w:type="gramEnd"/>
+      <w:r>
+        <w:rPr>
+          <w:rFonts w:ascii="Courier New" w:eastAsia="Times New Roman" w:hAnsi="Courier New" w:cs="Courier New" w:hint="cs"/>
+          <w:color w:val="000000"/>
+          <w:sz w:val="21"/>
+          <w:szCs w:val="21"/>
+          <w:lang w:val="en-US"/>
+        </w:rPr>
+        <w:t>wParam</w:t>
+      </w:r>
+      <w:proofErr w:type="spellEnd"/>
+      <w:r>
+        <w:rPr>
+          <w:rFonts w:ascii="Courier New" w:eastAsia="Times New Roman" w:hAnsi="Courier New" w:cs="Courier New" w:hint="cs"/>
+          <w:color w:val="000000"/>
+          <w:sz w:val="21"/>
+          <w:szCs w:val="21"/>
+          <w:lang w:val="en-US"/>
+        </w:rPr>
+        <w:t>) == 2 || LOWORD(</w:t>
+      </w:r>
+      <w:proofErr w:type="spellStart"/>
+      <w:r>
+        <w:rPr>
+          <w:rFonts w:ascii="Courier New" w:eastAsia="Times New Roman" w:hAnsi="Courier New" w:cs="Courier New" w:hint="cs"/>
+          <w:color w:val="000000"/>
+          <w:sz w:val="21"/>
+          <w:szCs w:val="21"/>
+          <w:lang w:val="en-US"/>
+        </w:rPr>
+        <w:t>wParam</w:t>
+      </w:r>
+      <w:proofErr w:type="spellEnd"/>
+      <w:r>
+        <w:rPr>
+          <w:rFonts w:ascii="Courier New" w:eastAsia="Times New Roman" w:hAnsi="Courier New" w:cs="Courier New" w:hint="cs"/>
+          <w:color w:val="000000"/>
+          <w:sz w:val="21"/>
+          <w:szCs w:val="21"/>
+          <w:lang w:val="en-US"/>
+        </w:rPr>
+        <w:t xml:space="preserve">) == IDCANCEL) </w:t>
+      </w:r>
+    </w:p>
+    <w:p>
+      <w:pPr>
+        <w:rPr>
+          <w:rFonts w:ascii="Courier New" w:eastAsia="Times New Roman" w:hAnsi="Courier New" w:cs="Courier New"/>
+          <w:color w:val="000000"/>
+          <w:sz w:val="21"/>
+          <w:szCs w:val="21"/>
+          <w:lang w:val="en-US"/>
+        </w:rPr>
+      </w:pPr>
+      <w:r>
+        <w:rPr>
+          <w:rFonts w:ascii="Courier New" w:eastAsia="Times New Roman" w:hAnsi="Courier New" w:cs="Courier New" w:hint="cs"/>
+          <w:color w:val="000000"/>
+          <w:sz w:val="21"/>
+          <w:szCs w:val="21"/>
+          <w:lang w:val="en-US"/>
+        </w:rPr>
+        <w:t xml:space="preserve">        {</w:t>
+      </w:r>
+    </w:p>
+    <w:p>
+      <w:pPr>
+        <w:rPr>
+          <w:rFonts w:ascii="Courier New" w:eastAsia="Times New Roman" w:hAnsi="Courier New" w:cs="Courier New"/>
+          <w:color w:val="000000"/>
+          <w:sz w:val="21"/>
+          <w:szCs w:val="21"/>
+          <w:lang w:val="en-US"/>
+        </w:rPr>
+      </w:pPr>
+      <w:r>
+        <w:rPr>
+          <w:rFonts w:ascii="Courier New" w:eastAsia="Times New Roman" w:hAnsi="Courier New" w:cs="Courier New" w:hint="cs"/>
+          <w:color w:val="000000"/>
+          <w:sz w:val="21"/>
+          <w:szCs w:val="21"/>
+          <w:lang w:val="en-US"/>
+        </w:rPr>
+        <w:t xml:space="preserve">            </w:t>
+      </w:r>
+      <w:proofErr w:type="spellStart"/>
+      <w:proofErr w:type="gramStart"/>
+      <w:r>
+        <w:rPr>
+          <w:rFonts w:ascii="Courier New" w:eastAsia="Times New Roman" w:hAnsi="Courier New" w:cs="Courier New" w:hint="cs"/>
+          <w:color w:val="000000"/>
+          <w:sz w:val="21"/>
+          <w:szCs w:val="21"/>
+          <w:lang w:val="en-US"/>
+        </w:rPr>
+        <w:t>EndDialog</w:t>
+      </w:r>
+      <w:proofErr w:type="spellEnd"/>
+      <w:r>
+        <w:rPr>
+          <w:rFonts w:ascii="Courier New" w:eastAsia="Times New Roman" w:hAnsi="Courier New" w:cs="Courier New" w:hint="cs"/>
+          <w:color w:val="000000"/>
+          <w:sz w:val="21"/>
+          <w:szCs w:val="21"/>
+          <w:lang w:val="en-US"/>
+        </w:rPr>
+        <w:t>(</w:t>
+      </w:r>
+      <w:proofErr w:type="spellStart"/>
+      <w:proofErr w:type="gramEnd"/>
+      <w:r>
+        <w:rPr>
+          <w:rFonts w:ascii="Courier New" w:eastAsia="Times New Roman" w:hAnsi="Courier New" w:cs="Courier New" w:hint="cs"/>
+          <w:color w:val="000000"/>
+          <w:sz w:val="21"/>
+          <w:szCs w:val="21"/>
+          <w:lang w:val="en-US"/>
+        </w:rPr>
+        <w:t>hDlg</w:t>
+      </w:r>
+      <w:proofErr w:type="spellEnd"/>
+      <w:r>
+        <w:rPr>
+          <w:rFonts w:ascii="Courier New" w:eastAsia="Times New Roman" w:hAnsi="Courier New" w:cs="Courier New" w:hint="cs"/>
+          <w:color w:val="000000"/>
+          <w:sz w:val="21"/>
+          <w:szCs w:val="21"/>
+          <w:lang w:val="en-US"/>
+        </w:rPr>
+        <w:t>, 0);</w:t>
+      </w:r>
+    </w:p>
+    <w:p>
+      <w:pPr>
+        <w:rPr>
+          <w:rFonts w:ascii="Courier New" w:eastAsia="Times New Roman" w:hAnsi="Courier New" w:cs="Courier New"/>
+          <w:color w:val="000000"/>
+          <w:sz w:val="21"/>
+          <w:szCs w:val="21"/>
+          <w:lang w:val="en-US"/>
+        </w:rPr>
+      </w:pPr>
+      <w:r>
+        <w:rPr>
+          <w:rFonts w:ascii="Courier New" w:eastAsia="Times New Roman" w:hAnsi="Courier New" w:cs="Courier New" w:hint="cs"/>
+          <w:color w:val="000000"/>
+          <w:sz w:val="21"/>
+          <w:szCs w:val="21"/>
+          <w:lang w:val="en-US"/>
+        </w:rPr>
+        <w:t xml:space="preserve">            return (INT_</w:t>
+      </w:r>
+      <w:proofErr w:type="gramStart"/>
+      <w:r>
+        <w:rPr>
+          <w:rFonts w:ascii="Courier New" w:eastAsia="Times New Roman" w:hAnsi="Courier New" w:cs="Courier New" w:hint="cs"/>
+          <w:color w:val="000000"/>
+          <w:sz w:val="21"/>
+          <w:szCs w:val="21"/>
+          <w:lang w:val="en-US"/>
+        </w:rPr>
+        <w:t>PTR)TRUE</w:t>
+      </w:r>
+      <w:proofErr w:type="gramEnd"/>
+      <w:r>
+        <w:rPr>
+          <w:rFonts w:ascii="Courier New" w:eastAsia="Times New Roman" w:hAnsi="Courier New" w:cs="Courier New" w:hint="cs"/>
+          <w:color w:val="000000"/>
+          <w:sz w:val="21"/>
+          <w:szCs w:val="21"/>
+          <w:lang w:val="en-US"/>
+        </w:rPr>
+        <w:t>;</w:t>
+      </w:r>
+    </w:p>
+    <w:p>
+      <w:pPr>
+        <w:rPr>
+          <w:rFonts w:ascii="Courier New" w:eastAsia="Times New Roman" w:hAnsi="Courier New" w:cs="Courier New"/>
+          <w:color w:val="000000"/>
+          <w:sz w:val="21"/>
+          <w:szCs w:val="21"/>
+          <w:lang w:val="en-US"/>
+        </w:rPr>
+      </w:pPr>
+      <w:r>
+        <w:rPr>
+          <w:rFonts w:ascii="Courier New" w:eastAsia="Times New Roman" w:hAnsi="Courier New" w:cs="Courier New" w:hint="cs"/>
+          <w:color w:val="000000"/>
+          <w:sz w:val="21"/>
+          <w:szCs w:val="21"/>
+          <w:lang w:val="en-US"/>
+        </w:rPr>
+        <w:t xml:space="preserve">        }</w:t>
+      </w:r>
+    </w:p>
+    <w:p>
+      <w:pPr>
+        <w:rPr>
+          <w:rFonts w:ascii="Courier New" w:eastAsia="Times New Roman" w:hAnsi="Courier New" w:cs="Courier New"/>
           <w:color w:val="000000"/>
           <w:sz w:val="21"/>
           <w:szCs w:val="21"/>
@@ -4671,70 +7061,72 @@
     <w:p>
       <w:pPr>
         <w:rPr>
-          <w:rFonts w:ascii="Courier New" w:eastAsia="Times New Roman" w:hAnsi="Courier New" w:cs="Courier New" w:hint="cs"/>
-          <w:color w:val="000000"/>
-          <w:sz w:val="21"/>
-          <w:szCs w:val="21"/>
-          <w:lang w:val="en-US"/>
-        </w:rPr>
-      </w:pPr>
-      <w:r>
-        <w:rPr>
-          <w:rFonts w:ascii="Courier New" w:eastAsia="Times New Roman" w:hAnsi="Courier New" w:cs="Courier New" w:hint="cs"/>
-          <w:color w:val="000000"/>
-          <w:sz w:val="21"/>
-          <w:szCs w:val="21"/>
-          <w:lang w:val="en-US"/>
-        </w:rPr>
-        <w:t xml:space="preserve">    default: break;</w:t>
-      </w:r>
-    </w:p>
-    <w:p>
-      <w:pPr>
-        <w:rPr>
-          <w:rFonts w:ascii="Courier New" w:eastAsia="Times New Roman" w:hAnsi="Courier New" w:cs="Courier New" w:hint="cs"/>
-          <w:color w:val="000000"/>
-          <w:sz w:val="21"/>
-          <w:szCs w:val="21"/>
-          <w:lang w:val="en-US"/>
-        </w:rPr>
-      </w:pPr>
-      <w:r>
-        <w:rPr>
-          <w:rFonts w:ascii="Courier New" w:eastAsia="Times New Roman" w:hAnsi="Courier New" w:cs="Courier New" w:hint="cs"/>
-          <w:color w:val="000000"/>
-          <w:sz w:val="21"/>
-          <w:szCs w:val="21"/>
-          <w:lang w:val="en-US"/>
-        </w:rPr>
+          <w:rFonts w:ascii="Courier New" w:eastAsia="Times New Roman" w:hAnsi="Courier New" w:cs="Courier New"/>
+          <w:color w:val="000000"/>
+          <w:sz w:val="21"/>
+          <w:szCs w:val="21"/>
+          <w:lang w:val="en-US"/>
+        </w:rPr>
+      </w:pPr>
+      <w:r>
+        <w:rPr>
+          <w:rFonts w:ascii="Courier New" w:eastAsia="Times New Roman" w:hAnsi="Courier New" w:cs="Courier New" w:hint="cs"/>
+          <w:color w:val="000000"/>
+          <w:sz w:val="21"/>
+          <w:szCs w:val="21"/>
+          <w:lang w:val="en-US"/>
+        </w:rPr>
+        <w:lastRenderedPageBreak/>
         <w:t xml:space="preserve">    }</w:t>
       </w:r>
     </w:p>
     <w:p>
       <w:pPr>
         <w:rPr>
-          <w:rFonts w:ascii="Courier New" w:eastAsia="Times New Roman" w:hAnsi="Courier New" w:cs="Courier New" w:hint="cs"/>
-          <w:color w:val="000000"/>
-          <w:sz w:val="21"/>
-          <w:szCs w:val="21"/>
-          <w:lang w:val="en-US"/>
-        </w:rPr>
-      </w:pPr>
-      <w:r>
-        <w:rPr>
-          <w:rFonts w:ascii="Courier New" w:eastAsia="Times New Roman" w:hAnsi="Courier New" w:cs="Courier New" w:hint="cs"/>
-          <w:color w:val="000000"/>
-          <w:sz w:val="21"/>
-          <w:szCs w:val="21"/>
-          <w:lang w:val="en-US"/>
-        </w:rPr>
-        <w:t xml:space="preserve">    return FALSE;</w:t>
-      </w:r>
-    </w:p>
-    <w:p>
-      <w:pPr>
-        <w:rPr>
-          <w:rFonts w:ascii="Courier New" w:eastAsia="Times New Roman" w:hAnsi="Courier New" w:cs="Courier New" w:hint="cs"/>
+          <w:rFonts w:ascii="Courier New" w:eastAsia="Times New Roman" w:hAnsi="Courier New" w:cs="Courier New"/>
+          <w:color w:val="000000"/>
+          <w:sz w:val="21"/>
+          <w:szCs w:val="21"/>
+          <w:lang w:val="en-US"/>
+        </w:rPr>
+      </w:pPr>
+      <w:r>
+        <w:rPr>
+          <w:rFonts w:ascii="Courier New" w:eastAsia="Times New Roman" w:hAnsi="Courier New" w:cs="Courier New" w:hint="cs"/>
+          <w:color w:val="000000"/>
+          <w:sz w:val="21"/>
+          <w:szCs w:val="21"/>
+          <w:lang w:val="en-US"/>
+        </w:rPr>
+        <w:t xml:space="preserve">    return (INT_</w:t>
+      </w:r>
+      <w:proofErr w:type="gramStart"/>
+      <w:r>
+        <w:rPr>
+          <w:rFonts w:ascii="Courier New" w:eastAsia="Times New Roman" w:hAnsi="Courier New" w:cs="Courier New" w:hint="cs"/>
+          <w:color w:val="000000"/>
+          <w:sz w:val="21"/>
+          <w:szCs w:val="21"/>
+          <w:lang w:val="en-US"/>
+        </w:rPr>
+        <w:t>PTR)FALSE</w:t>
+      </w:r>
+      <w:proofErr w:type="gramEnd"/>
+      <w:r>
+        <w:rPr>
+          <w:rFonts w:ascii="Courier New" w:eastAsia="Times New Roman" w:hAnsi="Courier New" w:cs="Courier New" w:hint="cs"/>
+          <w:color w:val="000000"/>
+          <w:sz w:val="21"/>
+          <w:szCs w:val="21"/>
+          <w:lang w:val="en-US"/>
+        </w:rPr>
+        <w:t>;</w:t>
+      </w:r>
+    </w:p>
+    <w:p>
+      <w:pPr>
+        <w:rPr>
+          <w:rFonts w:ascii="Courier New" w:eastAsia="Times New Roman" w:hAnsi="Courier New" w:cs="Courier New"/>
           <w:color w:val="000000"/>
           <w:sz w:val="21"/>
           <w:szCs w:val="21"/>
@@ -4755,33 +7147,33 @@
     <w:p>
       <w:pPr>
         <w:rPr>
-          <w:rFonts w:ascii="Courier New" w:eastAsia="Times New Roman" w:hAnsi="Courier New" w:cs="Courier New" w:hint="cs"/>
-          <w:color w:val="000000"/>
-          <w:sz w:val="21"/>
-          <w:szCs w:val="21"/>
-          <w:lang w:val="en-US"/>
-        </w:rPr>
-      </w:pPr>
-    </w:p>
-    <w:p>
-      <w:pPr>
-        <w:rPr>
-          <w:rFonts w:ascii="Courier New" w:eastAsia="Times New Roman" w:hAnsi="Courier New" w:cs="Courier New" w:hint="cs"/>
-          <w:color w:val="000000"/>
-          <w:sz w:val="21"/>
-          <w:szCs w:val="21"/>
-          <w:lang w:val="en-US"/>
-        </w:rPr>
-      </w:pPr>
-      <w:r>
-        <w:rPr>
-          <w:rFonts w:ascii="Courier New" w:eastAsia="Times New Roman" w:hAnsi="Courier New" w:cs="Courier New" w:hint="cs"/>
-          <w:color w:val="000000"/>
-          <w:sz w:val="21"/>
-          <w:szCs w:val="21"/>
-          <w:lang w:val="en-US"/>
-        </w:rPr>
-        <w:t xml:space="preserve">int Func_MOD1(HWND </w:t>
+          <w:rFonts w:ascii="Courier New" w:eastAsia="Times New Roman" w:hAnsi="Courier New" w:cs="Courier New"/>
+          <w:color w:val="000000"/>
+          <w:sz w:val="21"/>
+          <w:szCs w:val="21"/>
+          <w:lang w:val="en-US"/>
+        </w:rPr>
+      </w:pPr>
+    </w:p>
+    <w:p>
+      <w:pPr>
+        <w:rPr>
+          <w:rFonts w:ascii="Courier New" w:eastAsia="Times New Roman" w:hAnsi="Courier New" w:cs="Courier New"/>
+          <w:color w:val="000000"/>
+          <w:sz w:val="21"/>
+          <w:szCs w:val="21"/>
+          <w:lang w:val="en-US"/>
+        </w:rPr>
+      </w:pPr>
+      <w:r>
+        <w:rPr>
+          <w:rFonts w:ascii="Courier New" w:eastAsia="Times New Roman" w:hAnsi="Courier New" w:cs="Courier New" w:hint="cs"/>
+          <w:color w:val="000000"/>
+          <w:sz w:val="21"/>
+          <w:szCs w:val="21"/>
+          <w:lang w:val="en-US"/>
+        </w:rPr>
+        <w:t xml:space="preserve">int Func_MOD2(HWND </w:t>
       </w:r>
       <w:proofErr w:type="spellStart"/>
       <w:r>
@@ -4803,62 +7195,18 @@
           <w:szCs w:val="21"/>
           <w:lang w:val="en-US"/>
         </w:rPr>
-        <w:t xml:space="preserve">, </w:t>
-      </w:r>
-      <w:proofErr w:type="spellStart"/>
-      <w:r>
-        <w:rPr>
-          <w:rFonts w:ascii="Courier New" w:eastAsia="Times New Roman" w:hAnsi="Courier New" w:cs="Courier New" w:hint="cs"/>
-          <w:color w:val="000000"/>
-          <w:sz w:val="21"/>
-          <w:szCs w:val="21"/>
-          <w:lang w:val="en-US"/>
-        </w:rPr>
-        <w:t>wchar_t</w:t>
-      </w:r>
-      <w:proofErr w:type="spellEnd"/>
-      <w:r>
-        <w:rPr>
-          <w:rFonts w:ascii="Courier New" w:eastAsia="Times New Roman" w:hAnsi="Courier New" w:cs="Courier New" w:hint="cs"/>
-          <w:color w:val="000000"/>
-          <w:sz w:val="21"/>
-          <w:szCs w:val="21"/>
-          <w:lang w:val="en-US"/>
-        </w:rPr>
-        <w:t xml:space="preserve">* </w:t>
-      </w:r>
-      <w:proofErr w:type="spellStart"/>
-      <w:r>
-        <w:rPr>
-          <w:rFonts w:ascii="Courier New" w:eastAsia="Times New Roman" w:hAnsi="Courier New" w:cs="Courier New" w:hint="cs"/>
-          <w:color w:val="000000"/>
-          <w:sz w:val="21"/>
-          <w:szCs w:val="21"/>
-          <w:lang w:val="en-US"/>
-        </w:rPr>
-        <w:t>textAddress</w:t>
-      </w:r>
-      <w:proofErr w:type="spellEnd"/>
-      <w:r>
-        <w:rPr>
-          <w:rFonts w:ascii="Courier New" w:eastAsia="Times New Roman" w:hAnsi="Courier New" w:cs="Courier New" w:hint="cs"/>
-          <w:color w:val="000000"/>
-          <w:sz w:val="21"/>
-          <w:szCs w:val="21"/>
-          <w:lang w:val="en-US"/>
-        </w:rPr>
-        <w:t xml:space="preserve">, int </w:t>
-      </w:r>
-      <w:proofErr w:type="spellStart"/>
-      <w:r>
-        <w:rPr>
-          <w:rFonts w:ascii="Courier New" w:eastAsia="Times New Roman" w:hAnsi="Courier New" w:cs="Courier New" w:hint="cs"/>
-          <w:color w:val="000000"/>
-          <w:sz w:val="21"/>
-          <w:szCs w:val="21"/>
-          <w:lang w:val="en-US"/>
-        </w:rPr>
-        <w:t>maxLetters</w:t>
+        <w:t xml:space="preserve">, int* </w:t>
+      </w:r>
+      <w:proofErr w:type="spellStart"/>
+      <w:r>
+        <w:rPr>
+          <w:rFonts w:ascii="Courier New" w:eastAsia="Times New Roman" w:hAnsi="Courier New" w:cs="Courier New" w:hint="cs"/>
+          <w:color w:val="000000"/>
+          <w:sz w:val="21"/>
+          <w:szCs w:val="21"/>
+          <w:lang w:val="en-US"/>
+        </w:rPr>
+        <w:t>valueAddress</w:t>
       </w:r>
       <w:proofErr w:type="spellEnd"/>
       <w:r>
@@ -4875,7 +7223,7 @@
     <w:p>
       <w:pPr>
         <w:rPr>
-          <w:rFonts w:ascii="Courier New" w:eastAsia="Times New Roman" w:hAnsi="Courier New" w:cs="Courier New" w:hint="cs"/>
+          <w:rFonts w:ascii="Courier New" w:eastAsia="Times New Roman" w:hAnsi="Courier New" w:cs="Courier New"/>
           <w:color w:val="000000"/>
           <w:sz w:val="21"/>
           <w:szCs w:val="21"/>
@@ -4896,33 +7244,33 @@
     <w:p>
       <w:pPr>
         <w:rPr>
-          <w:rFonts w:ascii="Courier New" w:eastAsia="Times New Roman" w:hAnsi="Courier New" w:cs="Courier New" w:hint="cs"/>
-          <w:color w:val="000000"/>
-          <w:sz w:val="21"/>
-          <w:szCs w:val="21"/>
-          <w:lang w:val="en-US"/>
-        </w:rPr>
-      </w:pPr>
-      <w:r>
-        <w:rPr>
-          <w:rFonts w:ascii="Courier New" w:eastAsia="Times New Roman" w:hAnsi="Courier New" w:cs="Courier New" w:hint="cs"/>
-          <w:color w:val="000000"/>
-          <w:sz w:val="21"/>
-          <w:szCs w:val="21"/>
-          <w:lang w:val="en-US"/>
-        </w:rPr>
-        <w:t xml:space="preserve">    text = </w:t>
-      </w:r>
-      <w:proofErr w:type="spellStart"/>
-      <w:r>
-        <w:rPr>
-          <w:rFonts w:ascii="Courier New" w:eastAsia="Times New Roman" w:hAnsi="Courier New" w:cs="Courier New" w:hint="cs"/>
-          <w:color w:val="000000"/>
-          <w:sz w:val="21"/>
-          <w:szCs w:val="21"/>
-          <w:lang w:val="en-US"/>
-        </w:rPr>
-        <w:t>textAddress</w:t>
+          <w:rFonts w:ascii="Courier New" w:eastAsia="Times New Roman" w:hAnsi="Courier New" w:cs="Courier New"/>
+          <w:color w:val="000000"/>
+          <w:sz w:val="21"/>
+          <w:szCs w:val="21"/>
+          <w:lang w:val="en-US"/>
+        </w:rPr>
+      </w:pPr>
+      <w:r>
+        <w:rPr>
+          <w:rFonts w:ascii="Courier New" w:eastAsia="Times New Roman" w:hAnsi="Courier New" w:cs="Courier New" w:hint="cs"/>
+          <w:color w:val="000000"/>
+          <w:sz w:val="21"/>
+          <w:szCs w:val="21"/>
+          <w:lang w:val="en-US"/>
+        </w:rPr>
+        <w:t xml:space="preserve">    value = </w:t>
+      </w:r>
+      <w:proofErr w:type="spellStart"/>
+      <w:r>
+        <w:rPr>
+          <w:rFonts w:ascii="Courier New" w:eastAsia="Times New Roman" w:hAnsi="Courier New" w:cs="Courier New" w:hint="cs"/>
+          <w:color w:val="000000"/>
+          <w:sz w:val="21"/>
+          <w:szCs w:val="21"/>
+          <w:lang w:val="en-US"/>
+        </w:rPr>
+        <w:t>valueAddress</w:t>
       </w:r>
       <w:proofErr w:type="spellEnd"/>
       <w:r>
@@ -4939,2281 +7287,7 @@
     <w:p>
       <w:pPr>
         <w:rPr>
-          <w:rFonts w:ascii="Courier New" w:eastAsia="Times New Roman" w:hAnsi="Courier New" w:cs="Courier New" w:hint="cs"/>
-          <w:color w:val="000000"/>
-          <w:sz w:val="21"/>
-          <w:szCs w:val="21"/>
-          <w:lang w:val="en-US"/>
-        </w:rPr>
-      </w:pPr>
-      <w:r>
-        <w:rPr>
-          <w:rFonts w:ascii="Courier New" w:eastAsia="Times New Roman" w:hAnsi="Courier New" w:cs="Courier New" w:hint="cs"/>
-          <w:color w:val="000000"/>
-          <w:sz w:val="21"/>
-          <w:szCs w:val="21"/>
-          <w:lang w:val="en-US"/>
-        </w:rPr>
-        <w:t xml:space="preserve">    </w:t>
-      </w:r>
-      <w:proofErr w:type="spellStart"/>
-      <w:r>
-        <w:rPr>
-          <w:rFonts w:ascii="Courier New" w:eastAsia="Times New Roman" w:hAnsi="Courier New" w:cs="Courier New" w:hint="cs"/>
-          <w:color w:val="000000"/>
-          <w:sz w:val="21"/>
-          <w:szCs w:val="21"/>
-          <w:lang w:val="en-US"/>
-        </w:rPr>
-        <w:t>maxLetters_local</w:t>
-      </w:r>
-      <w:proofErr w:type="spellEnd"/>
-      <w:r>
-        <w:rPr>
-          <w:rFonts w:ascii="Courier New" w:eastAsia="Times New Roman" w:hAnsi="Courier New" w:cs="Courier New" w:hint="cs"/>
-          <w:color w:val="000000"/>
-          <w:sz w:val="21"/>
-          <w:szCs w:val="21"/>
-          <w:lang w:val="en-US"/>
-        </w:rPr>
-        <w:t xml:space="preserve"> = </w:t>
-      </w:r>
-      <w:proofErr w:type="spellStart"/>
-      <w:r>
-        <w:rPr>
-          <w:rFonts w:ascii="Courier New" w:eastAsia="Times New Roman" w:hAnsi="Courier New" w:cs="Courier New" w:hint="cs"/>
-          <w:color w:val="000000"/>
-          <w:sz w:val="21"/>
-          <w:szCs w:val="21"/>
-          <w:lang w:val="en-US"/>
-        </w:rPr>
-        <w:t>maxLetters</w:t>
-      </w:r>
-      <w:proofErr w:type="spellEnd"/>
-      <w:r>
-        <w:rPr>
-          <w:rFonts w:ascii="Courier New" w:eastAsia="Times New Roman" w:hAnsi="Courier New" w:cs="Courier New" w:hint="cs"/>
-          <w:color w:val="000000"/>
-          <w:sz w:val="21"/>
-          <w:szCs w:val="21"/>
-          <w:lang w:val="en-US"/>
-        </w:rPr>
-        <w:t>;</w:t>
-      </w:r>
-    </w:p>
-    <w:p>
-      <w:pPr>
-        <w:rPr>
-          <w:rFonts w:ascii="Courier New" w:eastAsia="Times New Roman" w:hAnsi="Courier New" w:cs="Courier New" w:hint="cs"/>
-          <w:color w:val="000000"/>
-          <w:sz w:val="21"/>
-          <w:szCs w:val="21"/>
-          <w:lang w:val="en-US"/>
-        </w:rPr>
-      </w:pPr>
-      <w:r>
-        <w:rPr>
-          <w:rFonts w:ascii="Courier New" w:eastAsia="Times New Roman" w:hAnsi="Courier New" w:cs="Courier New" w:hint="cs"/>
-          <w:color w:val="000000"/>
-          <w:sz w:val="21"/>
-          <w:szCs w:val="21"/>
-          <w:lang w:val="en-US"/>
-        </w:rPr>
-        <w:t xml:space="preserve">    return </w:t>
-      </w:r>
-      <w:proofErr w:type="spellStart"/>
-      <w:proofErr w:type="gramStart"/>
-      <w:r>
-        <w:rPr>
-          <w:rFonts w:ascii="Courier New" w:eastAsia="Times New Roman" w:hAnsi="Courier New" w:cs="Courier New" w:hint="cs"/>
-          <w:color w:val="000000"/>
-          <w:sz w:val="21"/>
-          <w:szCs w:val="21"/>
-          <w:lang w:val="en-US"/>
-        </w:rPr>
-        <w:t>DialogBox</w:t>
-      </w:r>
-      <w:proofErr w:type="spellEnd"/>
-      <w:r>
-        <w:rPr>
-          <w:rFonts w:ascii="Courier New" w:eastAsia="Times New Roman" w:hAnsi="Courier New" w:cs="Courier New" w:hint="cs"/>
-          <w:color w:val="000000"/>
-          <w:sz w:val="21"/>
-          <w:szCs w:val="21"/>
-          <w:lang w:val="en-US"/>
-        </w:rPr>
-        <w:t>(</w:t>
-      </w:r>
-      <w:proofErr w:type="spellStart"/>
-      <w:proofErr w:type="gramEnd"/>
-      <w:r>
-        <w:rPr>
-          <w:rFonts w:ascii="Courier New" w:eastAsia="Times New Roman" w:hAnsi="Courier New" w:cs="Courier New" w:hint="cs"/>
-          <w:color w:val="000000"/>
-          <w:sz w:val="21"/>
-          <w:szCs w:val="21"/>
-          <w:lang w:val="en-US"/>
-        </w:rPr>
-        <w:t>GetModuleHandle</w:t>
-      </w:r>
-      <w:proofErr w:type="spellEnd"/>
-      <w:r>
-        <w:rPr>
-          <w:rFonts w:ascii="Courier New" w:eastAsia="Times New Roman" w:hAnsi="Courier New" w:cs="Courier New" w:hint="cs"/>
-          <w:color w:val="000000"/>
-          <w:sz w:val="21"/>
-          <w:szCs w:val="21"/>
-          <w:lang w:val="en-US"/>
-        </w:rPr>
-        <w:t xml:space="preserve">(NULL), MAKEINTRESOURCE(129), </w:t>
-      </w:r>
-      <w:proofErr w:type="spellStart"/>
-      <w:r>
-        <w:rPr>
-          <w:rFonts w:ascii="Courier New" w:eastAsia="Times New Roman" w:hAnsi="Courier New" w:cs="Courier New" w:hint="cs"/>
-          <w:color w:val="000000"/>
-          <w:sz w:val="21"/>
-          <w:szCs w:val="21"/>
-          <w:lang w:val="en-US"/>
-        </w:rPr>
-        <w:t>hWnd</w:t>
-      </w:r>
-      <w:proofErr w:type="spellEnd"/>
-      <w:r>
-        <w:rPr>
-          <w:rFonts w:ascii="Courier New" w:eastAsia="Times New Roman" w:hAnsi="Courier New" w:cs="Courier New" w:hint="cs"/>
-          <w:color w:val="000000"/>
-          <w:sz w:val="21"/>
-          <w:szCs w:val="21"/>
-          <w:lang w:val="en-US"/>
-        </w:rPr>
-        <w:t>, DlgProc1);</w:t>
-      </w:r>
-    </w:p>
-    <w:p>
-      <w:pPr>
-        <w:rPr>
-          <w:rFonts w:ascii="Courier New" w:eastAsia="Times New Roman" w:hAnsi="Courier New" w:cs="Courier New" w:hint="cs"/>
-          <w:color w:val="000000"/>
-          <w:sz w:val="21"/>
-          <w:szCs w:val="21"/>
-          <w:lang w:val="en-US"/>
-        </w:rPr>
-      </w:pPr>
-      <w:r>
-        <w:rPr>
-          <w:rFonts w:ascii="Courier New" w:eastAsia="Times New Roman" w:hAnsi="Courier New" w:cs="Courier New" w:hint="cs"/>
-          <w:color w:val="000000"/>
-          <w:sz w:val="21"/>
-          <w:szCs w:val="21"/>
-          <w:lang w:val="en-US"/>
-        </w:rPr>
-        <w:t>}</w:t>
-      </w:r>
-    </w:p>
-    <w:p>
-      <w:pPr>
-        <w:rPr>
-          <w:rFonts w:ascii="Times New Roman" w:eastAsia="Times New Roman" w:hAnsi="Times New Roman" w:cs="Times New Roman"/>
-          <w:color w:val="000000"/>
-          <w:sz w:val="28"/>
-          <w:lang w:val="en-US"/>
-        </w:rPr>
-      </w:pPr>
-      <w:r>
-        <w:rPr>
-          <w:rFonts w:ascii="Times New Roman" w:eastAsia="Times New Roman" w:hAnsi="Times New Roman" w:cs="Times New Roman"/>
-          <w:color w:val="000000"/>
-          <w:sz w:val="28"/>
-          <w:lang w:val="en-US"/>
-        </w:rPr>
-        <w:t>m</w:t>
-      </w:r>
-      <w:r>
-        <w:rPr>
-          <w:rFonts w:ascii="Times New Roman" w:eastAsia="Times New Roman" w:hAnsi="Times New Roman" w:cs="Times New Roman"/>
-          <w:color w:val="000000"/>
-          <w:sz w:val="28"/>
-          <w:lang w:val="en-US"/>
-        </w:rPr>
-        <w:t>odule</w:t>
-      </w:r>
-      <w:r>
-        <w:rPr>
-          <w:rFonts w:ascii="Times New Roman" w:eastAsia="Times New Roman" w:hAnsi="Times New Roman" w:cs="Times New Roman"/>
-          <w:color w:val="000000"/>
-          <w:sz w:val="28"/>
-          <w:lang w:val="en-US"/>
-        </w:rPr>
-        <w:t>2</w:t>
-      </w:r>
-      <w:r>
-        <w:rPr>
-          <w:rFonts w:ascii="Times New Roman" w:eastAsia="Times New Roman" w:hAnsi="Times New Roman" w:cs="Times New Roman"/>
-          <w:color w:val="000000"/>
-          <w:sz w:val="28"/>
-          <w:lang w:val="en-US"/>
-        </w:rPr>
-        <w:t>.cpp:</w:t>
-      </w:r>
-    </w:p>
-    <w:p>
-      <w:pPr>
-        <w:rPr>
-          <w:rFonts w:ascii="Courier New" w:eastAsia="Times New Roman" w:hAnsi="Courier New" w:cs="Courier New" w:hint="cs"/>
-          <w:color w:val="000000"/>
-          <w:sz w:val="21"/>
-          <w:szCs w:val="21"/>
-          <w:lang w:val="en-US"/>
-        </w:rPr>
-      </w:pPr>
-      <w:r>
-        <w:rPr>
-          <w:rFonts w:ascii="Courier New" w:eastAsia="Times New Roman" w:hAnsi="Courier New" w:cs="Courier New" w:hint="cs"/>
-          <w:color w:val="000000"/>
-          <w:sz w:val="21"/>
-          <w:szCs w:val="21"/>
-          <w:lang w:val="en-US"/>
-        </w:rPr>
-        <w:t>#include "</w:t>
-      </w:r>
-      <w:proofErr w:type="spellStart"/>
-      <w:r>
-        <w:rPr>
-          <w:rFonts w:ascii="Courier New" w:eastAsia="Times New Roman" w:hAnsi="Courier New" w:cs="Courier New" w:hint="cs"/>
-          <w:color w:val="000000"/>
-          <w:sz w:val="21"/>
-          <w:szCs w:val="21"/>
-          <w:lang w:val="en-US"/>
-        </w:rPr>
-        <w:t>resource.h</w:t>
-      </w:r>
-      <w:proofErr w:type="spellEnd"/>
-      <w:r>
-        <w:rPr>
-          <w:rFonts w:ascii="Courier New" w:eastAsia="Times New Roman" w:hAnsi="Courier New" w:cs="Courier New" w:hint="cs"/>
-          <w:color w:val="000000"/>
-          <w:sz w:val="21"/>
-          <w:szCs w:val="21"/>
-          <w:lang w:val="en-US"/>
-        </w:rPr>
-        <w:t>"</w:t>
-      </w:r>
-    </w:p>
-    <w:p>
-      <w:pPr>
-        <w:rPr>
-          <w:rFonts w:ascii="Courier New" w:eastAsia="Times New Roman" w:hAnsi="Courier New" w:cs="Courier New" w:hint="cs"/>
-          <w:color w:val="000000"/>
-          <w:sz w:val="21"/>
-          <w:szCs w:val="21"/>
-          <w:lang w:val="en-US"/>
-        </w:rPr>
-      </w:pPr>
-      <w:r>
-        <w:rPr>
-          <w:rFonts w:ascii="Courier New" w:eastAsia="Times New Roman" w:hAnsi="Courier New" w:cs="Courier New" w:hint="cs"/>
-          <w:color w:val="000000"/>
-          <w:sz w:val="21"/>
-          <w:szCs w:val="21"/>
-          <w:lang w:val="en-US"/>
-        </w:rPr>
-        <w:t>#include "module2.h"</w:t>
-      </w:r>
-    </w:p>
-    <w:p>
-      <w:pPr>
-        <w:rPr>
-          <w:rFonts w:ascii="Courier New" w:eastAsia="Times New Roman" w:hAnsi="Courier New" w:cs="Courier New" w:hint="cs"/>
-          <w:color w:val="000000"/>
-          <w:sz w:val="21"/>
-          <w:szCs w:val="21"/>
-          <w:lang w:val="en-US"/>
-        </w:rPr>
-      </w:pPr>
-    </w:p>
-    <w:p>
-      <w:pPr>
-        <w:rPr>
-          <w:rFonts w:ascii="Courier New" w:eastAsia="Times New Roman" w:hAnsi="Courier New" w:cs="Courier New" w:hint="cs"/>
-          <w:color w:val="000000"/>
-          <w:sz w:val="21"/>
-          <w:szCs w:val="21"/>
-          <w:lang w:val="en-US"/>
-        </w:rPr>
-      </w:pPr>
-      <w:r>
-        <w:rPr>
-          <w:rFonts w:ascii="Courier New" w:eastAsia="Times New Roman" w:hAnsi="Courier New" w:cs="Courier New" w:hint="cs"/>
-          <w:color w:val="000000"/>
-          <w:sz w:val="21"/>
-          <w:szCs w:val="21"/>
-          <w:lang w:val="en-US"/>
-        </w:rPr>
-        <w:t xml:space="preserve">static int* value = </w:t>
-      </w:r>
-      <w:proofErr w:type="spellStart"/>
-      <w:r>
-        <w:rPr>
-          <w:rFonts w:ascii="Courier New" w:eastAsia="Times New Roman" w:hAnsi="Courier New" w:cs="Courier New" w:hint="cs"/>
-          <w:color w:val="000000"/>
-          <w:sz w:val="21"/>
-          <w:szCs w:val="21"/>
-          <w:lang w:val="en-US"/>
-        </w:rPr>
-        <w:t>nullptr</w:t>
-      </w:r>
-      <w:proofErr w:type="spellEnd"/>
-      <w:r>
-        <w:rPr>
-          <w:rFonts w:ascii="Courier New" w:eastAsia="Times New Roman" w:hAnsi="Courier New" w:cs="Courier New" w:hint="cs"/>
-          <w:color w:val="000000"/>
-          <w:sz w:val="21"/>
-          <w:szCs w:val="21"/>
-          <w:lang w:val="en-US"/>
-        </w:rPr>
-        <w:t>;</w:t>
-      </w:r>
-    </w:p>
-    <w:p>
-      <w:pPr>
-        <w:rPr>
-          <w:rFonts w:ascii="Courier New" w:eastAsia="Times New Roman" w:hAnsi="Courier New" w:cs="Courier New" w:hint="cs"/>
-          <w:color w:val="000000"/>
-          <w:sz w:val="21"/>
-          <w:szCs w:val="21"/>
-          <w:lang w:val="en-US"/>
-        </w:rPr>
-      </w:pPr>
-      <w:r>
-        <w:rPr>
-          <w:rFonts w:ascii="Courier New" w:eastAsia="Times New Roman" w:hAnsi="Courier New" w:cs="Courier New" w:hint="cs"/>
-          <w:color w:val="000000"/>
-          <w:sz w:val="21"/>
-          <w:szCs w:val="21"/>
-          <w:lang w:val="en-US"/>
-        </w:rPr>
-        <w:t xml:space="preserve">static int pos = 50; </w:t>
-      </w:r>
-    </w:p>
-    <w:p>
-      <w:pPr>
-        <w:rPr>
-          <w:rFonts w:ascii="Courier New" w:eastAsia="Times New Roman" w:hAnsi="Courier New" w:cs="Courier New" w:hint="cs"/>
-          <w:color w:val="000000"/>
-          <w:sz w:val="21"/>
-          <w:szCs w:val="21"/>
-          <w:lang w:val="en-US"/>
-        </w:rPr>
-      </w:pPr>
-    </w:p>
-    <w:p>
-      <w:pPr>
-        <w:rPr>
-          <w:rFonts w:ascii="Courier New" w:eastAsia="Times New Roman" w:hAnsi="Courier New" w:cs="Courier New" w:hint="cs"/>
-          <w:color w:val="000000"/>
-          <w:sz w:val="21"/>
-          <w:szCs w:val="21"/>
-          <w:lang w:val="en-US"/>
-        </w:rPr>
-      </w:pPr>
-      <w:r>
-        <w:rPr>
-          <w:rFonts w:ascii="Courier New" w:eastAsia="Times New Roman" w:hAnsi="Courier New" w:cs="Courier New" w:hint="cs"/>
-          <w:color w:val="000000"/>
-          <w:sz w:val="21"/>
-          <w:szCs w:val="21"/>
-          <w:lang w:val="en-US"/>
-        </w:rPr>
-        <w:t xml:space="preserve">static INT_PTR CALLBACK DlgProc2(HWND </w:t>
-      </w:r>
-      <w:proofErr w:type="spellStart"/>
-      <w:r>
-        <w:rPr>
-          <w:rFonts w:ascii="Courier New" w:eastAsia="Times New Roman" w:hAnsi="Courier New" w:cs="Courier New" w:hint="cs"/>
-          <w:color w:val="000000"/>
-          <w:sz w:val="21"/>
-          <w:szCs w:val="21"/>
-          <w:lang w:val="en-US"/>
-        </w:rPr>
-        <w:t>hDlg</w:t>
-      </w:r>
-      <w:proofErr w:type="spellEnd"/>
-      <w:r>
-        <w:rPr>
-          <w:rFonts w:ascii="Courier New" w:eastAsia="Times New Roman" w:hAnsi="Courier New" w:cs="Courier New" w:hint="cs"/>
-          <w:color w:val="000000"/>
-          <w:sz w:val="21"/>
-          <w:szCs w:val="21"/>
-          <w:lang w:val="en-US"/>
-        </w:rPr>
-        <w:t xml:space="preserve">, UINT iMessage, WPARAM </w:t>
-      </w:r>
-      <w:proofErr w:type="spellStart"/>
-      <w:r>
-        <w:rPr>
-          <w:rFonts w:ascii="Courier New" w:eastAsia="Times New Roman" w:hAnsi="Courier New" w:cs="Courier New" w:hint="cs"/>
-          <w:color w:val="000000"/>
-          <w:sz w:val="21"/>
-          <w:szCs w:val="21"/>
-          <w:lang w:val="en-US"/>
-        </w:rPr>
-        <w:t>wParam</w:t>
-      </w:r>
-      <w:proofErr w:type="spellEnd"/>
-      <w:r>
-        <w:rPr>
-          <w:rFonts w:ascii="Courier New" w:eastAsia="Times New Roman" w:hAnsi="Courier New" w:cs="Courier New" w:hint="cs"/>
-          <w:color w:val="000000"/>
-          <w:sz w:val="21"/>
-          <w:szCs w:val="21"/>
-          <w:lang w:val="en-US"/>
-        </w:rPr>
-        <w:t xml:space="preserve">, LPARAM </w:t>
-      </w:r>
-      <w:proofErr w:type="spellStart"/>
-      <w:r>
-        <w:rPr>
-          <w:rFonts w:ascii="Courier New" w:eastAsia="Times New Roman" w:hAnsi="Courier New" w:cs="Courier New" w:hint="cs"/>
-          <w:color w:val="000000"/>
-          <w:sz w:val="21"/>
-          <w:szCs w:val="21"/>
-          <w:lang w:val="en-US"/>
-        </w:rPr>
-        <w:t>lParam</w:t>
-      </w:r>
-      <w:proofErr w:type="spellEnd"/>
-      <w:r>
-        <w:rPr>
-          <w:rFonts w:ascii="Courier New" w:eastAsia="Times New Roman" w:hAnsi="Courier New" w:cs="Courier New" w:hint="cs"/>
-          <w:color w:val="000000"/>
-          <w:sz w:val="21"/>
-          <w:szCs w:val="21"/>
-          <w:lang w:val="en-US"/>
-        </w:rPr>
-        <w:t>)</w:t>
-      </w:r>
-    </w:p>
-    <w:p>
-      <w:pPr>
-        <w:rPr>
-          <w:rFonts w:ascii="Courier New" w:eastAsia="Times New Roman" w:hAnsi="Courier New" w:cs="Courier New" w:hint="cs"/>
-          <w:color w:val="000000"/>
-          <w:sz w:val="21"/>
-          <w:szCs w:val="21"/>
-          <w:lang w:val="en-US"/>
-        </w:rPr>
-      </w:pPr>
-      <w:r>
-        <w:rPr>
-          <w:rFonts w:ascii="Courier New" w:eastAsia="Times New Roman" w:hAnsi="Courier New" w:cs="Courier New" w:hint="cs"/>
-          <w:color w:val="000000"/>
-          <w:sz w:val="21"/>
-          <w:szCs w:val="21"/>
-          <w:lang w:val="en-US"/>
-        </w:rPr>
-        <w:t>{</w:t>
-      </w:r>
-    </w:p>
-    <w:p>
-      <w:pPr>
-        <w:rPr>
-          <w:rFonts w:ascii="Courier New" w:eastAsia="Times New Roman" w:hAnsi="Courier New" w:cs="Courier New" w:hint="cs"/>
-          <w:color w:val="000000"/>
-          <w:sz w:val="21"/>
-          <w:szCs w:val="21"/>
-          <w:lang w:val="en-US"/>
-        </w:rPr>
-      </w:pPr>
-    </w:p>
-    <w:p>
-      <w:pPr>
-        <w:rPr>
-          <w:rFonts w:ascii="Courier New" w:eastAsia="Times New Roman" w:hAnsi="Courier New" w:cs="Courier New" w:hint="cs"/>
-          <w:color w:val="000000"/>
-          <w:sz w:val="21"/>
-          <w:szCs w:val="21"/>
-          <w:lang w:val="en-US"/>
-        </w:rPr>
-      </w:pPr>
-      <w:r>
-        <w:rPr>
-          <w:rFonts w:ascii="Courier New" w:eastAsia="Times New Roman" w:hAnsi="Courier New" w:cs="Courier New" w:hint="cs"/>
-          <w:color w:val="000000"/>
-          <w:sz w:val="21"/>
-          <w:szCs w:val="21"/>
-          <w:lang w:val="en-US"/>
-        </w:rPr>
-        <w:t xml:space="preserve">    HWND </w:t>
-      </w:r>
-      <w:proofErr w:type="spellStart"/>
-      <w:r>
-        <w:rPr>
-          <w:rFonts w:ascii="Courier New" w:eastAsia="Times New Roman" w:hAnsi="Courier New" w:cs="Courier New" w:hint="cs"/>
-          <w:color w:val="000000"/>
-          <w:sz w:val="21"/>
-          <w:szCs w:val="21"/>
-          <w:lang w:val="en-US"/>
-        </w:rPr>
-        <w:t>hWndScroll</w:t>
-      </w:r>
-      <w:proofErr w:type="spellEnd"/>
-      <w:r>
-        <w:rPr>
-          <w:rFonts w:ascii="Courier New" w:eastAsia="Times New Roman" w:hAnsi="Courier New" w:cs="Courier New" w:hint="cs"/>
-          <w:color w:val="000000"/>
-          <w:sz w:val="21"/>
-          <w:szCs w:val="21"/>
-          <w:lang w:val="en-US"/>
-        </w:rPr>
-        <w:t xml:space="preserve"> = </w:t>
-      </w:r>
-      <w:proofErr w:type="spellStart"/>
-      <w:proofErr w:type="gramStart"/>
-      <w:r>
-        <w:rPr>
-          <w:rFonts w:ascii="Courier New" w:eastAsia="Times New Roman" w:hAnsi="Courier New" w:cs="Courier New" w:hint="cs"/>
-          <w:color w:val="000000"/>
-          <w:sz w:val="21"/>
-          <w:szCs w:val="21"/>
-          <w:lang w:val="en-US"/>
-        </w:rPr>
-        <w:t>GetDlgItem</w:t>
-      </w:r>
-      <w:proofErr w:type="spellEnd"/>
-      <w:r>
-        <w:rPr>
-          <w:rFonts w:ascii="Courier New" w:eastAsia="Times New Roman" w:hAnsi="Courier New" w:cs="Courier New" w:hint="cs"/>
-          <w:color w:val="000000"/>
-          <w:sz w:val="21"/>
-          <w:szCs w:val="21"/>
-          <w:lang w:val="en-US"/>
-        </w:rPr>
-        <w:t>(</w:t>
-      </w:r>
-      <w:proofErr w:type="spellStart"/>
-      <w:proofErr w:type="gramEnd"/>
-      <w:r>
-        <w:rPr>
-          <w:rFonts w:ascii="Courier New" w:eastAsia="Times New Roman" w:hAnsi="Courier New" w:cs="Courier New" w:hint="cs"/>
-          <w:color w:val="000000"/>
-          <w:sz w:val="21"/>
-          <w:szCs w:val="21"/>
-          <w:lang w:val="en-US"/>
-        </w:rPr>
-        <w:t>hDlg</w:t>
-      </w:r>
-      <w:proofErr w:type="spellEnd"/>
-      <w:r>
-        <w:rPr>
-          <w:rFonts w:ascii="Courier New" w:eastAsia="Times New Roman" w:hAnsi="Courier New" w:cs="Courier New" w:hint="cs"/>
-          <w:color w:val="000000"/>
-          <w:sz w:val="21"/>
-          <w:szCs w:val="21"/>
-          <w:lang w:val="en-US"/>
-        </w:rPr>
-        <w:t>, 1002);</w:t>
-      </w:r>
-    </w:p>
-    <w:p>
-      <w:pPr>
-        <w:rPr>
-          <w:rFonts w:ascii="Courier New" w:eastAsia="Times New Roman" w:hAnsi="Courier New" w:cs="Courier New" w:hint="cs"/>
-          <w:color w:val="000000"/>
-          <w:sz w:val="21"/>
-          <w:szCs w:val="21"/>
-          <w:lang w:val="en-US"/>
-        </w:rPr>
-      </w:pPr>
-    </w:p>
-    <w:p>
-      <w:pPr>
-        <w:rPr>
-          <w:rFonts w:ascii="Courier New" w:eastAsia="Times New Roman" w:hAnsi="Courier New" w:cs="Courier New" w:hint="cs"/>
-          <w:color w:val="000000"/>
-          <w:sz w:val="21"/>
-          <w:szCs w:val="21"/>
-          <w:lang w:val="en-US"/>
-        </w:rPr>
-      </w:pPr>
-      <w:r>
-        <w:rPr>
-          <w:rFonts w:ascii="Courier New" w:eastAsia="Times New Roman" w:hAnsi="Courier New" w:cs="Courier New" w:hint="cs"/>
-          <w:color w:val="000000"/>
-          <w:sz w:val="21"/>
-          <w:szCs w:val="21"/>
-          <w:lang w:val="en-US"/>
-        </w:rPr>
-        <w:t xml:space="preserve">    switch (iMessage)</w:t>
-      </w:r>
-    </w:p>
-    <w:p>
-      <w:pPr>
-        <w:rPr>
-          <w:rFonts w:ascii="Courier New" w:eastAsia="Times New Roman" w:hAnsi="Courier New" w:cs="Courier New" w:hint="cs"/>
-          <w:color w:val="000000"/>
-          <w:sz w:val="21"/>
-          <w:szCs w:val="21"/>
-          <w:lang w:val="en-US"/>
-        </w:rPr>
-      </w:pPr>
-      <w:r>
-        <w:rPr>
-          <w:rFonts w:ascii="Courier New" w:eastAsia="Times New Roman" w:hAnsi="Courier New" w:cs="Courier New" w:hint="cs"/>
-          <w:color w:val="000000"/>
-          <w:sz w:val="21"/>
-          <w:szCs w:val="21"/>
-          <w:lang w:val="en-US"/>
-        </w:rPr>
-        <w:t xml:space="preserve">    {</w:t>
-      </w:r>
-    </w:p>
-    <w:p>
-      <w:pPr>
-        <w:rPr>
-          <w:rFonts w:ascii="Courier New" w:eastAsia="Times New Roman" w:hAnsi="Courier New" w:cs="Courier New" w:hint="cs"/>
-          <w:color w:val="000000"/>
-          <w:sz w:val="21"/>
-          <w:szCs w:val="21"/>
-          <w:lang w:val="en-US"/>
-        </w:rPr>
-      </w:pPr>
-      <w:r>
-        <w:rPr>
-          <w:rFonts w:ascii="Courier New" w:eastAsia="Times New Roman" w:hAnsi="Courier New" w:cs="Courier New" w:hint="cs"/>
-          <w:color w:val="000000"/>
-          <w:sz w:val="21"/>
-          <w:szCs w:val="21"/>
-          <w:lang w:val="en-US"/>
-        </w:rPr>
-        <w:t xml:space="preserve">    case WM_INITDIALOG:</w:t>
-      </w:r>
-    </w:p>
-    <w:p>
-      <w:pPr>
-        <w:rPr>
-          <w:rFonts w:ascii="Courier New" w:eastAsia="Times New Roman" w:hAnsi="Courier New" w:cs="Courier New" w:hint="cs"/>
-          <w:color w:val="000000"/>
-          <w:sz w:val="21"/>
-          <w:szCs w:val="21"/>
-          <w:lang w:val="en-US"/>
-        </w:rPr>
-      </w:pPr>
-    </w:p>
-    <w:p>
-      <w:pPr>
-        <w:rPr>
-          <w:rFonts w:ascii="Courier New" w:eastAsia="Times New Roman" w:hAnsi="Courier New" w:cs="Courier New" w:hint="cs"/>
-          <w:color w:val="000000"/>
-          <w:sz w:val="21"/>
-          <w:szCs w:val="21"/>
-          <w:lang w:val="en-US"/>
-        </w:rPr>
-      </w:pPr>
-      <w:r>
-        <w:rPr>
-          <w:rFonts w:ascii="Courier New" w:eastAsia="Times New Roman" w:hAnsi="Courier New" w:cs="Courier New" w:hint="cs"/>
-          <w:color w:val="000000"/>
-          <w:sz w:val="21"/>
-          <w:szCs w:val="21"/>
-          <w:lang w:val="en-US"/>
-        </w:rPr>
-        <w:t xml:space="preserve">        </w:t>
-      </w:r>
-      <w:proofErr w:type="spellStart"/>
-      <w:proofErr w:type="gramStart"/>
-      <w:r>
-        <w:rPr>
-          <w:rFonts w:ascii="Courier New" w:eastAsia="Times New Roman" w:hAnsi="Courier New" w:cs="Courier New" w:hint="cs"/>
-          <w:color w:val="000000"/>
-          <w:sz w:val="21"/>
-          <w:szCs w:val="21"/>
-          <w:lang w:val="en-US"/>
-        </w:rPr>
-        <w:t>SetScrollRange</w:t>
-      </w:r>
-      <w:proofErr w:type="spellEnd"/>
-      <w:r>
-        <w:rPr>
-          <w:rFonts w:ascii="Courier New" w:eastAsia="Times New Roman" w:hAnsi="Courier New" w:cs="Courier New" w:hint="cs"/>
-          <w:color w:val="000000"/>
-          <w:sz w:val="21"/>
-          <w:szCs w:val="21"/>
-          <w:lang w:val="en-US"/>
-        </w:rPr>
-        <w:t>(</w:t>
-      </w:r>
-      <w:proofErr w:type="spellStart"/>
-      <w:proofErr w:type="gramEnd"/>
-      <w:r>
-        <w:rPr>
-          <w:rFonts w:ascii="Courier New" w:eastAsia="Times New Roman" w:hAnsi="Courier New" w:cs="Courier New" w:hint="cs"/>
-          <w:color w:val="000000"/>
-          <w:sz w:val="21"/>
-          <w:szCs w:val="21"/>
-          <w:lang w:val="en-US"/>
-        </w:rPr>
-        <w:t>hWndScroll</w:t>
-      </w:r>
-      <w:proofErr w:type="spellEnd"/>
-      <w:r>
-        <w:rPr>
-          <w:rFonts w:ascii="Courier New" w:eastAsia="Times New Roman" w:hAnsi="Courier New" w:cs="Courier New" w:hint="cs"/>
-          <w:color w:val="000000"/>
-          <w:sz w:val="21"/>
-          <w:szCs w:val="21"/>
-          <w:lang w:val="en-US"/>
-        </w:rPr>
-        <w:t>, SB_CTL, 1, 100, TRUE);</w:t>
-      </w:r>
-    </w:p>
-    <w:p>
-      <w:pPr>
-        <w:rPr>
-          <w:rFonts w:ascii="Courier New" w:eastAsia="Times New Roman" w:hAnsi="Courier New" w:cs="Courier New" w:hint="cs"/>
-          <w:color w:val="000000"/>
-          <w:sz w:val="21"/>
-          <w:szCs w:val="21"/>
-          <w:lang w:val="en-US"/>
-        </w:rPr>
-      </w:pPr>
-      <w:r>
-        <w:rPr>
-          <w:rFonts w:ascii="Courier New" w:eastAsia="Times New Roman" w:hAnsi="Courier New" w:cs="Courier New" w:hint="cs"/>
-          <w:color w:val="000000"/>
-          <w:sz w:val="21"/>
-          <w:szCs w:val="21"/>
-          <w:lang w:val="en-US"/>
-        </w:rPr>
-        <w:t xml:space="preserve">        </w:t>
-      </w:r>
-      <w:proofErr w:type="spellStart"/>
-      <w:proofErr w:type="gramStart"/>
-      <w:r>
-        <w:rPr>
-          <w:rFonts w:ascii="Courier New" w:eastAsia="Times New Roman" w:hAnsi="Courier New" w:cs="Courier New" w:hint="cs"/>
-          <w:color w:val="000000"/>
-          <w:sz w:val="21"/>
-          <w:szCs w:val="21"/>
-          <w:lang w:val="en-US"/>
-        </w:rPr>
-        <w:t>SetScrollPos</w:t>
-      </w:r>
-      <w:proofErr w:type="spellEnd"/>
-      <w:r>
-        <w:rPr>
-          <w:rFonts w:ascii="Courier New" w:eastAsia="Times New Roman" w:hAnsi="Courier New" w:cs="Courier New" w:hint="cs"/>
-          <w:color w:val="000000"/>
-          <w:sz w:val="21"/>
-          <w:szCs w:val="21"/>
-          <w:lang w:val="en-US"/>
-        </w:rPr>
-        <w:t>(</w:t>
-      </w:r>
-      <w:proofErr w:type="spellStart"/>
-      <w:proofErr w:type="gramEnd"/>
-      <w:r>
-        <w:rPr>
-          <w:rFonts w:ascii="Courier New" w:eastAsia="Times New Roman" w:hAnsi="Courier New" w:cs="Courier New" w:hint="cs"/>
-          <w:color w:val="000000"/>
-          <w:sz w:val="21"/>
-          <w:szCs w:val="21"/>
-          <w:lang w:val="en-US"/>
-        </w:rPr>
-        <w:t>hWndScroll</w:t>
-      </w:r>
-      <w:proofErr w:type="spellEnd"/>
-      <w:r>
-        <w:rPr>
-          <w:rFonts w:ascii="Courier New" w:eastAsia="Times New Roman" w:hAnsi="Courier New" w:cs="Courier New" w:hint="cs"/>
-          <w:color w:val="000000"/>
-          <w:sz w:val="21"/>
-          <w:szCs w:val="21"/>
-          <w:lang w:val="en-US"/>
-        </w:rPr>
-        <w:t>, SB_CTL, pos, TRUE);</w:t>
-      </w:r>
-    </w:p>
-    <w:p>
-      <w:pPr>
-        <w:rPr>
-          <w:rFonts w:ascii="Courier New" w:eastAsia="Times New Roman" w:hAnsi="Courier New" w:cs="Courier New" w:hint="cs"/>
-          <w:color w:val="000000"/>
-          <w:sz w:val="21"/>
-          <w:szCs w:val="21"/>
-          <w:lang w:val="en-US"/>
-        </w:rPr>
-      </w:pPr>
-      <w:r>
-        <w:rPr>
-          <w:rFonts w:ascii="Courier New" w:eastAsia="Times New Roman" w:hAnsi="Courier New" w:cs="Courier New" w:hint="cs"/>
-          <w:color w:val="000000"/>
-          <w:sz w:val="21"/>
-          <w:szCs w:val="21"/>
-          <w:lang w:val="en-US"/>
-        </w:rPr>
-        <w:t xml:space="preserve">        </w:t>
-      </w:r>
-      <w:proofErr w:type="spellStart"/>
-      <w:proofErr w:type="gramStart"/>
-      <w:r>
-        <w:rPr>
-          <w:rFonts w:ascii="Courier New" w:eastAsia="Times New Roman" w:hAnsi="Courier New" w:cs="Courier New" w:hint="cs"/>
-          <w:color w:val="000000"/>
-          <w:sz w:val="21"/>
-          <w:szCs w:val="21"/>
-          <w:lang w:val="en-US"/>
-        </w:rPr>
-        <w:t>SetDlgItemInt</w:t>
-      </w:r>
-      <w:proofErr w:type="spellEnd"/>
-      <w:r>
-        <w:rPr>
-          <w:rFonts w:ascii="Courier New" w:eastAsia="Times New Roman" w:hAnsi="Courier New" w:cs="Courier New" w:hint="cs"/>
-          <w:color w:val="000000"/>
-          <w:sz w:val="21"/>
-          <w:szCs w:val="21"/>
-          <w:lang w:val="en-US"/>
-        </w:rPr>
-        <w:t>(</w:t>
-      </w:r>
-      <w:proofErr w:type="spellStart"/>
-      <w:proofErr w:type="gramEnd"/>
-      <w:r>
-        <w:rPr>
-          <w:rFonts w:ascii="Courier New" w:eastAsia="Times New Roman" w:hAnsi="Courier New" w:cs="Courier New" w:hint="cs"/>
-          <w:color w:val="000000"/>
-          <w:sz w:val="21"/>
-          <w:szCs w:val="21"/>
-          <w:lang w:val="en-US"/>
-        </w:rPr>
-        <w:t>hDlg</w:t>
-      </w:r>
-      <w:proofErr w:type="spellEnd"/>
-      <w:r>
-        <w:rPr>
-          <w:rFonts w:ascii="Courier New" w:eastAsia="Times New Roman" w:hAnsi="Courier New" w:cs="Courier New" w:hint="cs"/>
-          <w:color w:val="000000"/>
-          <w:sz w:val="21"/>
-          <w:szCs w:val="21"/>
-          <w:lang w:val="en-US"/>
-        </w:rPr>
-        <w:t>, IDC_STATIC, pos, TRUE);</w:t>
-      </w:r>
-    </w:p>
-    <w:p>
-      <w:pPr>
-        <w:rPr>
-          <w:rFonts w:ascii="Courier New" w:eastAsia="Times New Roman" w:hAnsi="Courier New" w:cs="Courier New" w:hint="cs"/>
-          <w:color w:val="000000"/>
-          <w:sz w:val="21"/>
-          <w:szCs w:val="21"/>
-          <w:lang w:val="en-US"/>
-        </w:rPr>
-      </w:pPr>
-      <w:r>
-        <w:rPr>
-          <w:rFonts w:ascii="Courier New" w:eastAsia="Times New Roman" w:hAnsi="Courier New" w:cs="Courier New" w:hint="cs"/>
-          <w:color w:val="000000"/>
-          <w:sz w:val="21"/>
-          <w:szCs w:val="21"/>
-          <w:lang w:val="en-US"/>
-        </w:rPr>
-        <w:lastRenderedPageBreak/>
-        <w:t xml:space="preserve">        return (INT_</w:t>
-      </w:r>
-      <w:proofErr w:type="gramStart"/>
-      <w:r>
-        <w:rPr>
-          <w:rFonts w:ascii="Courier New" w:eastAsia="Times New Roman" w:hAnsi="Courier New" w:cs="Courier New" w:hint="cs"/>
-          <w:color w:val="000000"/>
-          <w:sz w:val="21"/>
-          <w:szCs w:val="21"/>
-          <w:lang w:val="en-US"/>
-        </w:rPr>
-        <w:t>PTR)TRUE</w:t>
-      </w:r>
-      <w:proofErr w:type="gramEnd"/>
-      <w:r>
-        <w:rPr>
-          <w:rFonts w:ascii="Courier New" w:eastAsia="Times New Roman" w:hAnsi="Courier New" w:cs="Courier New" w:hint="cs"/>
-          <w:color w:val="000000"/>
-          <w:sz w:val="21"/>
-          <w:szCs w:val="21"/>
-          <w:lang w:val="en-US"/>
-        </w:rPr>
-        <w:t>;</w:t>
-      </w:r>
-    </w:p>
-    <w:p>
-      <w:pPr>
-        <w:rPr>
-          <w:rFonts w:ascii="Courier New" w:eastAsia="Times New Roman" w:hAnsi="Courier New" w:cs="Courier New" w:hint="cs"/>
-          <w:color w:val="000000"/>
-          <w:sz w:val="21"/>
-          <w:szCs w:val="21"/>
-          <w:lang w:val="en-US"/>
-        </w:rPr>
-      </w:pPr>
-    </w:p>
-    <w:p>
-      <w:pPr>
-        <w:rPr>
-          <w:rFonts w:ascii="Courier New" w:eastAsia="Times New Roman" w:hAnsi="Courier New" w:cs="Courier New" w:hint="cs"/>
-          <w:color w:val="000000"/>
-          <w:sz w:val="21"/>
-          <w:szCs w:val="21"/>
-          <w:lang w:val="en-US"/>
-        </w:rPr>
-      </w:pPr>
-      <w:r>
-        <w:rPr>
-          <w:rFonts w:ascii="Courier New" w:eastAsia="Times New Roman" w:hAnsi="Courier New" w:cs="Courier New" w:hint="cs"/>
-          <w:color w:val="000000"/>
-          <w:sz w:val="21"/>
-          <w:szCs w:val="21"/>
-          <w:lang w:val="en-US"/>
-        </w:rPr>
-        <w:t xml:space="preserve">    case WM_HSCROLL: </w:t>
-      </w:r>
-    </w:p>
-    <w:p>
-      <w:pPr>
-        <w:rPr>
-          <w:rFonts w:ascii="Courier New" w:eastAsia="Times New Roman" w:hAnsi="Courier New" w:cs="Courier New" w:hint="cs"/>
-          <w:color w:val="000000"/>
-          <w:sz w:val="21"/>
-          <w:szCs w:val="21"/>
-          <w:lang w:val="en-US"/>
-        </w:rPr>
-      </w:pPr>
-      <w:r>
-        <w:rPr>
-          <w:rFonts w:ascii="Courier New" w:eastAsia="Times New Roman" w:hAnsi="Courier New" w:cs="Courier New" w:hint="cs"/>
-          <w:color w:val="000000"/>
-          <w:sz w:val="21"/>
-          <w:szCs w:val="21"/>
-          <w:lang w:val="en-US"/>
-        </w:rPr>
-        <w:t xml:space="preserve">        pos = </w:t>
-      </w:r>
-      <w:proofErr w:type="spellStart"/>
-      <w:proofErr w:type="gramStart"/>
-      <w:r>
-        <w:rPr>
-          <w:rFonts w:ascii="Courier New" w:eastAsia="Times New Roman" w:hAnsi="Courier New" w:cs="Courier New" w:hint="cs"/>
-          <w:color w:val="000000"/>
-          <w:sz w:val="21"/>
-          <w:szCs w:val="21"/>
-          <w:lang w:val="en-US"/>
-        </w:rPr>
-        <w:t>GetScrollPos</w:t>
-      </w:r>
-      <w:proofErr w:type="spellEnd"/>
-      <w:r>
-        <w:rPr>
-          <w:rFonts w:ascii="Courier New" w:eastAsia="Times New Roman" w:hAnsi="Courier New" w:cs="Courier New" w:hint="cs"/>
-          <w:color w:val="000000"/>
-          <w:sz w:val="21"/>
-          <w:szCs w:val="21"/>
-          <w:lang w:val="en-US"/>
-        </w:rPr>
-        <w:t>(</w:t>
-      </w:r>
-      <w:proofErr w:type="spellStart"/>
-      <w:proofErr w:type="gramEnd"/>
-      <w:r>
-        <w:rPr>
-          <w:rFonts w:ascii="Courier New" w:eastAsia="Times New Roman" w:hAnsi="Courier New" w:cs="Courier New" w:hint="cs"/>
-          <w:color w:val="000000"/>
-          <w:sz w:val="21"/>
-          <w:szCs w:val="21"/>
-          <w:lang w:val="en-US"/>
-        </w:rPr>
-        <w:t>GetDlgItem</w:t>
-      </w:r>
-      <w:proofErr w:type="spellEnd"/>
-      <w:r>
-        <w:rPr>
-          <w:rFonts w:ascii="Courier New" w:eastAsia="Times New Roman" w:hAnsi="Courier New" w:cs="Courier New" w:hint="cs"/>
-          <w:color w:val="000000"/>
-          <w:sz w:val="21"/>
-          <w:szCs w:val="21"/>
-          <w:lang w:val="en-US"/>
-        </w:rPr>
-        <w:t>(</w:t>
-      </w:r>
-      <w:proofErr w:type="spellStart"/>
-      <w:r>
-        <w:rPr>
-          <w:rFonts w:ascii="Courier New" w:eastAsia="Times New Roman" w:hAnsi="Courier New" w:cs="Courier New" w:hint="cs"/>
-          <w:color w:val="000000"/>
-          <w:sz w:val="21"/>
-          <w:szCs w:val="21"/>
-          <w:lang w:val="en-US"/>
-        </w:rPr>
-        <w:t>hDlg</w:t>
-      </w:r>
-      <w:proofErr w:type="spellEnd"/>
-      <w:r>
-        <w:rPr>
-          <w:rFonts w:ascii="Courier New" w:eastAsia="Times New Roman" w:hAnsi="Courier New" w:cs="Courier New" w:hint="cs"/>
-          <w:color w:val="000000"/>
-          <w:sz w:val="21"/>
-          <w:szCs w:val="21"/>
-          <w:lang w:val="en-US"/>
-        </w:rPr>
-        <w:t>, 1002), SB_CTL);</w:t>
-      </w:r>
-    </w:p>
-    <w:p>
-      <w:pPr>
-        <w:rPr>
-          <w:rFonts w:ascii="Courier New" w:eastAsia="Times New Roman" w:hAnsi="Courier New" w:cs="Courier New" w:hint="cs"/>
-          <w:color w:val="000000"/>
-          <w:sz w:val="21"/>
-          <w:szCs w:val="21"/>
-          <w:lang w:val="en-US"/>
-        </w:rPr>
-      </w:pPr>
-      <w:r>
-        <w:rPr>
-          <w:rFonts w:ascii="Courier New" w:eastAsia="Times New Roman" w:hAnsi="Courier New" w:cs="Courier New" w:hint="cs"/>
-          <w:color w:val="000000"/>
-          <w:sz w:val="21"/>
-          <w:szCs w:val="21"/>
-          <w:lang w:val="en-US"/>
-        </w:rPr>
-        <w:t xml:space="preserve">        switch (</w:t>
-      </w:r>
-      <w:proofErr w:type="gramStart"/>
-      <w:r>
-        <w:rPr>
-          <w:rFonts w:ascii="Courier New" w:eastAsia="Times New Roman" w:hAnsi="Courier New" w:cs="Courier New" w:hint="cs"/>
-          <w:color w:val="000000"/>
-          <w:sz w:val="21"/>
-          <w:szCs w:val="21"/>
-          <w:lang w:val="en-US"/>
-        </w:rPr>
-        <w:t>LOWORD(</w:t>
-      </w:r>
-      <w:proofErr w:type="spellStart"/>
-      <w:proofErr w:type="gramEnd"/>
-      <w:r>
-        <w:rPr>
-          <w:rFonts w:ascii="Courier New" w:eastAsia="Times New Roman" w:hAnsi="Courier New" w:cs="Courier New" w:hint="cs"/>
-          <w:color w:val="000000"/>
-          <w:sz w:val="21"/>
-          <w:szCs w:val="21"/>
-          <w:lang w:val="en-US"/>
-        </w:rPr>
-        <w:t>wParam</w:t>
-      </w:r>
-      <w:proofErr w:type="spellEnd"/>
-      <w:r>
-        <w:rPr>
-          <w:rFonts w:ascii="Courier New" w:eastAsia="Times New Roman" w:hAnsi="Courier New" w:cs="Courier New" w:hint="cs"/>
-          <w:color w:val="000000"/>
-          <w:sz w:val="21"/>
-          <w:szCs w:val="21"/>
-          <w:lang w:val="en-US"/>
-        </w:rPr>
-        <w:t>))</w:t>
-      </w:r>
-    </w:p>
-    <w:p>
-      <w:pPr>
-        <w:rPr>
-          <w:rFonts w:ascii="Courier New" w:eastAsia="Times New Roman" w:hAnsi="Courier New" w:cs="Courier New" w:hint="cs"/>
-          <w:color w:val="000000"/>
-          <w:sz w:val="21"/>
-          <w:szCs w:val="21"/>
-          <w:lang w:val="en-US"/>
-        </w:rPr>
-      </w:pPr>
-      <w:r>
-        <w:rPr>
-          <w:rFonts w:ascii="Courier New" w:eastAsia="Times New Roman" w:hAnsi="Courier New" w:cs="Courier New" w:hint="cs"/>
-          <w:color w:val="000000"/>
-          <w:sz w:val="21"/>
-          <w:szCs w:val="21"/>
-          <w:lang w:val="en-US"/>
-        </w:rPr>
-        <w:t xml:space="preserve">        {</w:t>
-      </w:r>
-    </w:p>
-    <w:p>
-      <w:pPr>
-        <w:rPr>
-          <w:rFonts w:ascii="Courier New" w:eastAsia="Times New Roman" w:hAnsi="Courier New" w:cs="Courier New" w:hint="cs"/>
-          <w:color w:val="000000"/>
-          <w:sz w:val="21"/>
-          <w:szCs w:val="21"/>
-          <w:lang w:val="en-US"/>
-        </w:rPr>
-      </w:pPr>
-      <w:r>
-        <w:rPr>
-          <w:rFonts w:ascii="Courier New" w:eastAsia="Times New Roman" w:hAnsi="Courier New" w:cs="Courier New" w:hint="cs"/>
-          <w:color w:val="000000"/>
-          <w:sz w:val="21"/>
-          <w:szCs w:val="21"/>
-          <w:lang w:val="en-US"/>
-        </w:rPr>
-        <w:t xml:space="preserve">        case SB_LINELEFT:  pos--; break; </w:t>
-      </w:r>
-    </w:p>
-    <w:p>
-      <w:pPr>
-        <w:rPr>
-          <w:rFonts w:ascii="Courier New" w:eastAsia="Times New Roman" w:hAnsi="Courier New" w:cs="Courier New" w:hint="cs"/>
-          <w:color w:val="000000"/>
-          <w:sz w:val="21"/>
-          <w:szCs w:val="21"/>
-          <w:lang w:val="en-US"/>
-        </w:rPr>
-      </w:pPr>
-      <w:r>
-        <w:rPr>
-          <w:rFonts w:ascii="Courier New" w:eastAsia="Times New Roman" w:hAnsi="Courier New" w:cs="Courier New" w:hint="cs"/>
-          <w:color w:val="000000"/>
-          <w:sz w:val="21"/>
-          <w:szCs w:val="21"/>
-          <w:lang w:val="en-US"/>
-        </w:rPr>
-        <w:t xml:space="preserve">        case SB_LINERIGHT: pos++; break; </w:t>
-      </w:r>
-    </w:p>
-    <w:p>
-      <w:pPr>
-        <w:rPr>
-          <w:rFonts w:ascii="Courier New" w:eastAsia="Times New Roman" w:hAnsi="Courier New" w:cs="Courier New" w:hint="cs"/>
-          <w:color w:val="000000"/>
-          <w:sz w:val="21"/>
-          <w:szCs w:val="21"/>
-          <w:lang w:val="en-US"/>
-        </w:rPr>
-      </w:pPr>
-      <w:r>
-        <w:rPr>
-          <w:rFonts w:ascii="Courier New" w:eastAsia="Times New Roman" w:hAnsi="Courier New" w:cs="Courier New" w:hint="cs"/>
-          <w:color w:val="000000"/>
-          <w:sz w:val="21"/>
-          <w:szCs w:val="21"/>
-          <w:lang w:val="en-US"/>
-        </w:rPr>
-        <w:t xml:space="preserve">        case SB_THUMBPOSITION:</w:t>
-      </w:r>
-    </w:p>
-    <w:p>
-      <w:pPr>
-        <w:rPr>
-          <w:rFonts w:ascii="Courier New" w:eastAsia="Times New Roman" w:hAnsi="Courier New" w:cs="Courier New" w:hint="cs"/>
-          <w:color w:val="000000"/>
-          <w:sz w:val="21"/>
-          <w:szCs w:val="21"/>
-          <w:lang w:val="en-US"/>
-        </w:rPr>
-      </w:pPr>
-      <w:r>
-        <w:rPr>
-          <w:rFonts w:ascii="Courier New" w:eastAsia="Times New Roman" w:hAnsi="Courier New" w:cs="Courier New" w:hint="cs"/>
-          <w:color w:val="000000"/>
-          <w:sz w:val="21"/>
-          <w:szCs w:val="21"/>
-          <w:lang w:val="en-US"/>
-        </w:rPr>
-        <w:t xml:space="preserve">        case SB_THUMBTRACK:</w:t>
-      </w:r>
-    </w:p>
-    <w:p>
-      <w:pPr>
-        <w:rPr>
-          <w:rFonts w:ascii="Courier New" w:eastAsia="Times New Roman" w:hAnsi="Courier New" w:cs="Courier New" w:hint="cs"/>
-          <w:color w:val="000000"/>
-          <w:sz w:val="21"/>
-          <w:szCs w:val="21"/>
-          <w:lang w:val="en-US"/>
-        </w:rPr>
-      </w:pPr>
-      <w:r>
-        <w:rPr>
-          <w:rFonts w:ascii="Courier New" w:eastAsia="Times New Roman" w:hAnsi="Courier New" w:cs="Courier New" w:hint="cs"/>
-          <w:color w:val="000000"/>
-          <w:sz w:val="21"/>
-          <w:szCs w:val="21"/>
-          <w:lang w:val="en-US"/>
-        </w:rPr>
-        <w:t xml:space="preserve">            pos = </w:t>
-      </w:r>
-      <w:proofErr w:type="gramStart"/>
-      <w:r>
-        <w:rPr>
-          <w:rFonts w:ascii="Courier New" w:eastAsia="Times New Roman" w:hAnsi="Courier New" w:cs="Courier New" w:hint="cs"/>
-          <w:color w:val="000000"/>
-          <w:sz w:val="21"/>
-          <w:szCs w:val="21"/>
-          <w:lang w:val="en-US"/>
-        </w:rPr>
-        <w:t>HIWORD(</w:t>
-      </w:r>
-      <w:proofErr w:type="spellStart"/>
-      <w:proofErr w:type="gramEnd"/>
-      <w:r>
-        <w:rPr>
-          <w:rFonts w:ascii="Courier New" w:eastAsia="Times New Roman" w:hAnsi="Courier New" w:cs="Courier New" w:hint="cs"/>
-          <w:color w:val="000000"/>
-          <w:sz w:val="21"/>
-          <w:szCs w:val="21"/>
-          <w:lang w:val="en-US"/>
-        </w:rPr>
-        <w:t>wParam</w:t>
-      </w:r>
-      <w:proofErr w:type="spellEnd"/>
-      <w:r>
-        <w:rPr>
-          <w:rFonts w:ascii="Courier New" w:eastAsia="Times New Roman" w:hAnsi="Courier New" w:cs="Courier New" w:hint="cs"/>
-          <w:color w:val="000000"/>
-          <w:sz w:val="21"/>
-          <w:szCs w:val="21"/>
-          <w:lang w:val="en-US"/>
-        </w:rPr>
-        <w:t xml:space="preserve">); </w:t>
-      </w:r>
-    </w:p>
-    <w:p>
-      <w:pPr>
-        <w:rPr>
-          <w:rFonts w:ascii="Courier New" w:eastAsia="Times New Roman" w:hAnsi="Courier New" w:cs="Courier New" w:hint="cs"/>
-          <w:color w:val="000000"/>
-          <w:sz w:val="21"/>
-          <w:szCs w:val="21"/>
-          <w:lang w:val="en-US"/>
-        </w:rPr>
-      </w:pPr>
-      <w:r>
-        <w:rPr>
-          <w:rFonts w:ascii="Courier New" w:eastAsia="Times New Roman" w:hAnsi="Courier New" w:cs="Courier New" w:hint="cs"/>
-          <w:color w:val="000000"/>
-          <w:sz w:val="21"/>
-          <w:szCs w:val="21"/>
-          <w:lang w:val="en-US"/>
-        </w:rPr>
-        <w:t xml:space="preserve">            break;</w:t>
-      </w:r>
-    </w:p>
-    <w:p>
-      <w:pPr>
-        <w:rPr>
-          <w:rFonts w:ascii="Courier New" w:eastAsia="Times New Roman" w:hAnsi="Courier New" w:cs="Courier New" w:hint="cs"/>
-          <w:color w:val="000000"/>
-          <w:sz w:val="21"/>
-          <w:szCs w:val="21"/>
-          <w:lang w:val="en-US"/>
-        </w:rPr>
-      </w:pPr>
-      <w:r>
-        <w:rPr>
-          <w:rFonts w:ascii="Courier New" w:eastAsia="Times New Roman" w:hAnsi="Courier New" w:cs="Courier New" w:hint="cs"/>
-          <w:color w:val="000000"/>
-          <w:sz w:val="21"/>
-          <w:szCs w:val="21"/>
-          <w:lang w:val="en-US"/>
-        </w:rPr>
-        <w:t xml:space="preserve">        default: break;</w:t>
-      </w:r>
-    </w:p>
-    <w:p>
-      <w:pPr>
-        <w:rPr>
-          <w:rFonts w:ascii="Courier New" w:eastAsia="Times New Roman" w:hAnsi="Courier New" w:cs="Courier New" w:hint="cs"/>
-          <w:color w:val="000000"/>
-          <w:sz w:val="21"/>
-          <w:szCs w:val="21"/>
-          <w:lang w:val="en-US"/>
-        </w:rPr>
-      </w:pPr>
-      <w:r>
-        <w:rPr>
-          <w:rFonts w:ascii="Courier New" w:eastAsia="Times New Roman" w:hAnsi="Courier New" w:cs="Courier New" w:hint="cs"/>
-          <w:color w:val="000000"/>
-          <w:sz w:val="21"/>
-          <w:szCs w:val="21"/>
-          <w:lang w:val="en-US"/>
-        </w:rPr>
-        <w:t xml:space="preserve">        }</w:t>
-      </w:r>
-    </w:p>
-    <w:p>
-      <w:pPr>
-        <w:rPr>
-          <w:rFonts w:ascii="Courier New" w:eastAsia="Times New Roman" w:hAnsi="Courier New" w:cs="Courier New" w:hint="cs"/>
-          <w:color w:val="000000"/>
-          <w:sz w:val="21"/>
-          <w:szCs w:val="21"/>
-          <w:lang w:val="en-US"/>
-        </w:rPr>
-      </w:pPr>
-    </w:p>
-    <w:p>
-      <w:pPr>
-        <w:rPr>
-          <w:rFonts w:ascii="Courier New" w:eastAsia="Times New Roman" w:hAnsi="Courier New" w:cs="Courier New" w:hint="cs"/>
-          <w:color w:val="000000"/>
-          <w:sz w:val="21"/>
-          <w:szCs w:val="21"/>
-          <w:lang w:val="en-US"/>
-        </w:rPr>
-      </w:pPr>
-      <w:r>
-        <w:rPr>
-          <w:rFonts w:ascii="Courier New" w:eastAsia="Times New Roman" w:hAnsi="Courier New" w:cs="Courier New" w:hint="cs"/>
-          <w:color w:val="000000"/>
-          <w:sz w:val="21"/>
-          <w:szCs w:val="21"/>
-          <w:lang w:val="en-US"/>
-        </w:rPr>
-        <w:t xml:space="preserve">        </w:t>
-      </w:r>
-      <w:proofErr w:type="spellStart"/>
-      <w:proofErr w:type="gramStart"/>
-      <w:r>
-        <w:rPr>
-          <w:rFonts w:ascii="Courier New" w:eastAsia="Times New Roman" w:hAnsi="Courier New" w:cs="Courier New" w:hint="cs"/>
-          <w:color w:val="000000"/>
-          <w:sz w:val="21"/>
-          <w:szCs w:val="21"/>
-          <w:lang w:val="en-US"/>
-        </w:rPr>
-        <w:t>SetScrollPos</w:t>
-      </w:r>
-      <w:proofErr w:type="spellEnd"/>
-      <w:r>
-        <w:rPr>
-          <w:rFonts w:ascii="Courier New" w:eastAsia="Times New Roman" w:hAnsi="Courier New" w:cs="Courier New" w:hint="cs"/>
-          <w:color w:val="000000"/>
-          <w:sz w:val="21"/>
-          <w:szCs w:val="21"/>
-          <w:lang w:val="en-US"/>
-        </w:rPr>
-        <w:t>(</w:t>
-      </w:r>
-      <w:proofErr w:type="spellStart"/>
-      <w:proofErr w:type="gramEnd"/>
-      <w:r>
-        <w:rPr>
-          <w:rFonts w:ascii="Courier New" w:eastAsia="Times New Roman" w:hAnsi="Courier New" w:cs="Courier New" w:hint="cs"/>
-          <w:color w:val="000000"/>
-          <w:sz w:val="21"/>
-          <w:szCs w:val="21"/>
-          <w:lang w:val="en-US"/>
-        </w:rPr>
-        <w:t>hWndScroll</w:t>
-      </w:r>
-      <w:proofErr w:type="spellEnd"/>
-      <w:r>
-        <w:rPr>
-          <w:rFonts w:ascii="Courier New" w:eastAsia="Times New Roman" w:hAnsi="Courier New" w:cs="Courier New" w:hint="cs"/>
-          <w:color w:val="000000"/>
-          <w:sz w:val="21"/>
-          <w:szCs w:val="21"/>
-          <w:lang w:val="en-US"/>
-        </w:rPr>
-        <w:t>, SB_CTL, pos, TRUE);</w:t>
-      </w:r>
-    </w:p>
-    <w:p>
-      <w:pPr>
-        <w:rPr>
-          <w:rFonts w:ascii="Courier New" w:eastAsia="Times New Roman" w:hAnsi="Courier New" w:cs="Courier New" w:hint="cs"/>
-          <w:color w:val="000000"/>
-          <w:sz w:val="21"/>
-          <w:szCs w:val="21"/>
-          <w:lang w:val="en-US"/>
-        </w:rPr>
-      </w:pPr>
-      <w:r>
-        <w:rPr>
-          <w:rFonts w:ascii="Courier New" w:eastAsia="Times New Roman" w:hAnsi="Courier New" w:cs="Courier New" w:hint="cs"/>
-          <w:color w:val="000000"/>
-          <w:sz w:val="21"/>
-          <w:szCs w:val="21"/>
-          <w:lang w:val="en-US"/>
-        </w:rPr>
-        <w:t xml:space="preserve">        </w:t>
-      </w:r>
-      <w:proofErr w:type="spellStart"/>
-      <w:proofErr w:type="gramStart"/>
-      <w:r>
-        <w:rPr>
-          <w:rFonts w:ascii="Courier New" w:eastAsia="Times New Roman" w:hAnsi="Courier New" w:cs="Courier New" w:hint="cs"/>
-          <w:color w:val="000000"/>
-          <w:sz w:val="21"/>
-          <w:szCs w:val="21"/>
-          <w:lang w:val="en-US"/>
-        </w:rPr>
-        <w:t>SetDlgItemInt</w:t>
-      </w:r>
-      <w:proofErr w:type="spellEnd"/>
-      <w:r>
-        <w:rPr>
-          <w:rFonts w:ascii="Courier New" w:eastAsia="Times New Roman" w:hAnsi="Courier New" w:cs="Courier New" w:hint="cs"/>
-          <w:color w:val="000000"/>
-          <w:sz w:val="21"/>
-          <w:szCs w:val="21"/>
-          <w:lang w:val="en-US"/>
-        </w:rPr>
-        <w:t>(</w:t>
-      </w:r>
-      <w:proofErr w:type="spellStart"/>
-      <w:proofErr w:type="gramEnd"/>
-      <w:r>
-        <w:rPr>
-          <w:rFonts w:ascii="Courier New" w:eastAsia="Times New Roman" w:hAnsi="Courier New" w:cs="Courier New" w:hint="cs"/>
-          <w:color w:val="000000"/>
-          <w:sz w:val="21"/>
-          <w:szCs w:val="21"/>
-          <w:lang w:val="en-US"/>
-        </w:rPr>
-        <w:t>hDlg</w:t>
-      </w:r>
-      <w:proofErr w:type="spellEnd"/>
-      <w:r>
-        <w:rPr>
-          <w:rFonts w:ascii="Courier New" w:eastAsia="Times New Roman" w:hAnsi="Courier New" w:cs="Courier New" w:hint="cs"/>
-          <w:color w:val="000000"/>
-          <w:sz w:val="21"/>
-          <w:szCs w:val="21"/>
-          <w:lang w:val="en-US"/>
-        </w:rPr>
-        <w:t>, IDC_STATIC, pos, TRUE);</w:t>
-      </w:r>
-    </w:p>
-    <w:p>
-      <w:pPr>
-        <w:rPr>
-          <w:rFonts w:ascii="Courier New" w:eastAsia="Times New Roman" w:hAnsi="Courier New" w:cs="Courier New" w:hint="cs"/>
-          <w:color w:val="000000"/>
-          <w:sz w:val="21"/>
-          <w:szCs w:val="21"/>
-          <w:lang w:val="en-US"/>
-        </w:rPr>
-      </w:pPr>
-      <w:r>
-        <w:rPr>
-          <w:rFonts w:ascii="Courier New" w:eastAsia="Times New Roman" w:hAnsi="Courier New" w:cs="Courier New" w:hint="cs"/>
-          <w:color w:val="000000"/>
-          <w:sz w:val="21"/>
-          <w:szCs w:val="21"/>
-          <w:lang w:val="en-US"/>
-        </w:rPr>
-        <w:t xml:space="preserve">        break;</w:t>
-      </w:r>
-    </w:p>
-    <w:p>
-      <w:pPr>
-        <w:rPr>
-          <w:rFonts w:ascii="Courier New" w:eastAsia="Times New Roman" w:hAnsi="Courier New" w:cs="Courier New" w:hint="cs"/>
-          <w:color w:val="000000"/>
-          <w:sz w:val="21"/>
-          <w:szCs w:val="21"/>
-          <w:lang w:val="en-US"/>
-        </w:rPr>
-      </w:pPr>
-    </w:p>
-    <w:p>
-      <w:pPr>
-        <w:rPr>
-          <w:rFonts w:ascii="Courier New" w:eastAsia="Times New Roman" w:hAnsi="Courier New" w:cs="Courier New" w:hint="cs"/>
-          <w:color w:val="000000"/>
-          <w:sz w:val="21"/>
-          <w:szCs w:val="21"/>
-          <w:lang w:val="en-US"/>
-        </w:rPr>
-      </w:pPr>
-      <w:r>
-        <w:rPr>
-          <w:rFonts w:ascii="Courier New" w:eastAsia="Times New Roman" w:hAnsi="Courier New" w:cs="Courier New" w:hint="cs"/>
-          <w:color w:val="000000"/>
-          <w:sz w:val="21"/>
-          <w:szCs w:val="21"/>
-          <w:lang w:val="en-US"/>
-        </w:rPr>
-        <w:t xml:space="preserve">    case WM_COMMAND:</w:t>
-      </w:r>
-    </w:p>
-    <w:p>
-      <w:pPr>
-        <w:rPr>
-          <w:rFonts w:ascii="Courier New" w:eastAsia="Times New Roman" w:hAnsi="Courier New" w:cs="Courier New" w:hint="cs"/>
-          <w:color w:val="000000"/>
-          <w:sz w:val="21"/>
-          <w:szCs w:val="21"/>
-          <w:lang w:val="en-US"/>
-        </w:rPr>
-      </w:pPr>
-      <w:r>
-        <w:rPr>
-          <w:rFonts w:ascii="Courier New" w:eastAsia="Times New Roman" w:hAnsi="Courier New" w:cs="Courier New" w:hint="cs"/>
-          <w:color w:val="000000"/>
-          <w:sz w:val="21"/>
-          <w:szCs w:val="21"/>
-          <w:lang w:val="en-US"/>
-        </w:rPr>
-        <w:t xml:space="preserve">        if (</w:t>
-      </w:r>
-      <w:proofErr w:type="gramStart"/>
-      <w:r>
-        <w:rPr>
-          <w:rFonts w:ascii="Courier New" w:eastAsia="Times New Roman" w:hAnsi="Courier New" w:cs="Courier New" w:hint="cs"/>
-          <w:color w:val="000000"/>
-          <w:sz w:val="21"/>
-          <w:szCs w:val="21"/>
-          <w:lang w:val="en-US"/>
-        </w:rPr>
-        <w:t>LOWORD(</w:t>
-      </w:r>
-      <w:proofErr w:type="spellStart"/>
-      <w:proofErr w:type="gramEnd"/>
-      <w:r>
-        <w:rPr>
-          <w:rFonts w:ascii="Courier New" w:eastAsia="Times New Roman" w:hAnsi="Courier New" w:cs="Courier New" w:hint="cs"/>
-          <w:color w:val="000000"/>
-          <w:sz w:val="21"/>
-          <w:szCs w:val="21"/>
-          <w:lang w:val="en-US"/>
-        </w:rPr>
-        <w:t>wParam</w:t>
-      </w:r>
-      <w:proofErr w:type="spellEnd"/>
-      <w:r>
-        <w:rPr>
-          <w:rFonts w:ascii="Courier New" w:eastAsia="Times New Roman" w:hAnsi="Courier New" w:cs="Courier New" w:hint="cs"/>
-          <w:color w:val="000000"/>
-          <w:sz w:val="21"/>
-          <w:szCs w:val="21"/>
-          <w:lang w:val="en-US"/>
-        </w:rPr>
-        <w:t>) == 1 || LOWORD(</w:t>
-      </w:r>
-      <w:proofErr w:type="spellStart"/>
-      <w:r>
-        <w:rPr>
-          <w:rFonts w:ascii="Courier New" w:eastAsia="Times New Roman" w:hAnsi="Courier New" w:cs="Courier New" w:hint="cs"/>
-          <w:color w:val="000000"/>
-          <w:sz w:val="21"/>
-          <w:szCs w:val="21"/>
-          <w:lang w:val="en-US"/>
-        </w:rPr>
-        <w:t>wParam</w:t>
-      </w:r>
-      <w:proofErr w:type="spellEnd"/>
-      <w:r>
-        <w:rPr>
-          <w:rFonts w:ascii="Courier New" w:eastAsia="Times New Roman" w:hAnsi="Courier New" w:cs="Courier New" w:hint="cs"/>
-          <w:color w:val="000000"/>
-          <w:sz w:val="21"/>
-          <w:szCs w:val="21"/>
-          <w:lang w:val="en-US"/>
-        </w:rPr>
-        <w:t xml:space="preserve">) == IDOK) </w:t>
-      </w:r>
-    </w:p>
-    <w:p>
-      <w:pPr>
-        <w:rPr>
-          <w:rFonts w:ascii="Courier New" w:eastAsia="Times New Roman" w:hAnsi="Courier New" w:cs="Courier New" w:hint="cs"/>
-          <w:color w:val="000000"/>
-          <w:sz w:val="21"/>
-          <w:szCs w:val="21"/>
-          <w:lang w:val="en-US"/>
-        </w:rPr>
-      </w:pPr>
-      <w:r>
-        <w:rPr>
-          <w:rFonts w:ascii="Courier New" w:eastAsia="Times New Roman" w:hAnsi="Courier New" w:cs="Courier New" w:hint="cs"/>
-          <w:color w:val="000000"/>
-          <w:sz w:val="21"/>
-          <w:szCs w:val="21"/>
-          <w:lang w:val="en-US"/>
-        </w:rPr>
-        <w:t xml:space="preserve">        {</w:t>
-      </w:r>
-    </w:p>
-    <w:p>
-      <w:pPr>
-        <w:rPr>
-          <w:rFonts w:ascii="Courier New" w:eastAsia="Times New Roman" w:hAnsi="Courier New" w:cs="Courier New" w:hint="cs"/>
-          <w:color w:val="000000"/>
-          <w:sz w:val="21"/>
-          <w:szCs w:val="21"/>
-          <w:lang w:val="en-US"/>
-        </w:rPr>
-      </w:pPr>
-      <w:r>
-        <w:rPr>
-          <w:rFonts w:ascii="Courier New" w:eastAsia="Times New Roman" w:hAnsi="Courier New" w:cs="Courier New" w:hint="cs"/>
-          <w:color w:val="000000"/>
-          <w:sz w:val="21"/>
-          <w:szCs w:val="21"/>
-          <w:lang w:val="en-US"/>
-        </w:rPr>
-        <w:t xml:space="preserve">            if (value) {</w:t>
-      </w:r>
-    </w:p>
-    <w:p>
-      <w:pPr>
-        <w:rPr>
-          <w:rFonts w:ascii="Courier New" w:eastAsia="Times New Roman" w:hAnsi="Courier New" w:cs="Courier New" w:hint="cs"/>
-          <w:color w:val="000000"/>
-          <w:sz w:val="21"/>
-          <w:szCs w:val="21"/>
-          <w:lang w:val="en-US"/>
-        </w:rPr>
-      </w:pPr>
-      <w:r>
-        <w:rPr>
-          <w:rFonts w:ascii="Courier New" w:eastAsia="Times New Roman" w:hAnsi="Courier New" w:cs="Courier New" w:hint="cs"/>
-          <w:color w:val="000000"/>
-          <w:sz w:val="21"/>
-          <w:szCs w:val="21"/>
-          <w:lang w:val="en-US"/>
-        </w:rPr>
-        <w:t xml:space="preserve">                *value = pos; </w:t>
-      </w:r>
-    </w:p>
-    <w:p>
-      <w:pPr>
-        <w:rPr>
-          <w:rFonts w:ascii="Courier New" w:eastAsia="Times New Roman" w:hAnsi="Courier New" w:cs="Courier New" w:hint="cs"/>
-          <w:color w:val="000000"/>
-          <w:sz w:val="21"/>
-          <w:szCs w:val="21"/>
-          <w:lang w:val="en-US"/>
-        </w:rPr>
-      </w:pPr>
-      <w:r>
-        <w:rPr>
-          <w:rFonts w:ascii="Courier New" w:eastAsia="Times New Roman" w:hAnsi="Courier New" w:cs="Courier New" w:hint="cs"/>
-          <w:color w:val="000000"/>
-          <w:sz w:val="21"/>
-          <w:szCs w:val="21"/>
-          <w:lang w:val="en-US"/>
-        </w:rPr>
-        <w:t xml:space="preserve">            }</w:t>
-      </w:r>
-    </w:p>
-    <w:p>
-      <w:pPr>
-        <w:rPr>
-          <w:rFonts w:ascii="Courier New" w:eastAsia="Times New Roman" w:hAnsi="Courier New" w:cs="Courier New" w:hint="cs"/>
-          <w:color w:val="000000"/>
-          <w:sz w:val="21"/>
-          <w:szCs w:val="21"/>
-          <w:lang w:val="en-US"/>
-        </w:rPr>
-      </w:pPr>
-      <w:r>
-        <w:rPr>
-          <w:rFonts w:ascii="Courier New" w:eastAsia="Times New Roman" w:hAnsi="Courier New" w:cs="Courier New" w:hint="cs"/>
-          <w:color w:val="000000"/>
-          <w:sz w:val="21"/>
-          <w:szCs w:val="21"/>
-          <w:lang w:val="en-US"/>
-        </w:rPr>
-        <w:t xml:space="preserve">            </w:t>
-      </w:r>
-      <w:proofErr w:type="spellStart"/>
-      <w:proofErr w:type="gramStart"/>
-      <w:r>
-        <w:rPr>
-          <w:rFonts w:ascii="Courier New" w:eastAsia="Times New Roman" w:hAnsi="Courier New" w:cs="Courier New" w:hint="cs"/>
-          <w:color w:val="000000"/>
-          <w:sz w:val="21"/>
-          <w:szCs w:val="21"/>
-          <w:lang w:val="en-US"/>
-        </w:rPr>
-        <w:t>EndDialog</w:t>
-      </w:r>
-      <w:proofErr w:type="spellEnd"/>
-      <w:r>
-        <w:rPr>
-          <w:rFonts w:ascii="Courier New" w:eastAsia="Times New Roman" w:hAnsi="Courier New" w:cs="Courier New" w:hint="cs"/>
-          <w:color w:val="000000"/>
-          <w:sz w:val="21"/>
-          <w:szCs w:val="21"/>
-          <w:lang w:val="en-US"/>
-        </w:rPr>
-        <w:t>(</w:t>
-      </w:r>
-      <w:proofErr w:type="spellStart"/>
-      <w:proofErr w:type="gramEnd"/>
-      <w:r>
-        <w:rPr>
-          <w:rFonts w:ascii="Courier New" w:eastAsia="Times New Roman" w:hAnsi="Courier New" w:cs="Courier New" w:hint="cs"/>
-          <w:color w:val="000000"/>
-          <w:sz w:val="21"/>
-          <w:szCs w:val="21"/>
-          <w:lang w:val="en-US"/>
-        </w:rPr>
-        <w:t>hDlg</w:t>
-      </w:r>
-      <w:proofErr w:type="spellEnd"/>
-      <w:r>
-        <w:rPr>
-          <w:rFonts w:ascii="Courier New" w:eastAsia="Times New Roman" w:hAnsi="Courier New" w:cs="Courier New" w:hint="cs"/>
-          <w:color w:val="000000"/>
-          <w:sz w:val="21"/>
-          <w:szCs w:val="21"/>
-          <w:lang w:val="en-US"/>
-        </w:rPr>
-        <w:t>, 1);</w:t>
-      </w:r>
-    </w:p>
-    <w:p>
-      <w:pPr>
-        <w:rPr>
-          <w:rFonts w:ascii="Courier New" w:eastAsia="Times New Roman" w:hAnsi="Courier New" w:cs="Courier New" w:hint="cs"/>
-          <w:color w:val="000000"/>
-          <w:sz w:val="21"/>
-          <w:szCs w:val="21"/>
-          <w:lang w:val="en-US"/>
-        </w:rPr>
-      </w:pPr>
-      <w:r>
-        <w:rPr>
-          <w:rFonts w:ascii="Courier New" w:eastAsia="Times New Roman" w:hAnsi="Courier New" w:cs="Courier New" w:hint="cs"/>
-          <w:color w:val="000000"/>
-          <w:sz w:val="21"/>
-          <w:szCs w:val="21"/>
-          <w:lang w:val="en-US"/>
-        </w:rPr>
-        <w:t xml:space="preserve">            return (INT_</w:t>
-      </w:r>
-      <w:proofErr w:type="gramStart"/>
-      <w:r>
-        <w:rPr>
-          <w:rFonts w:ascii="Courier New" w:eastAsia="Times New Roman" w:hAnsi="Courier New" w:cs="Courier New" w:hint="cs"/>
-          <w:color w:val="000000"/>
-          <w:sz w:val="21"/>
-          <w:szCs w:val="21"/>
-          <w:lang w:val="en-US"/>
-        </w:rPr>
-        <w:t>PTR)TRUE</w:t>
-      </w:r>
-      <w:proofErr w:type="gramEnd"/>
-      <w:r>
-        <w:rPr>
-          <w:rFonts w:ascii="Courier New" w:eastAsia="Times New Roman" w:hAnsi="Courier New" w:cs="Courier New" w:hint="cs"/>
-          <w:color w:val="000000"/>
-          <w:sz w:val="21"/>
-          <w:szCs w:val="21"/>
-          <w:lang w:val="en-US"/>
-        </w:rPr>
-        <w:t>;</w:t>
-      </w:r>
-    </w:p>
-    <w:p>
-      <w:pPr>
-        <w:rPr>
-          <w:rFonts w:ascii="Courier New" w:eastAsia="Times New Roman" w:hAnsi="Courier New" w:cs="Courier New" w:hint="cs"/>
-          <w:color w:val="000000"/>
-          <w:sz w:val="21"/>
-          <w:szCs w:val="21"/>
-          <w:lang w:val="en-US"/>
-        </w:rPr>
-      </w:pPr>
-      <w:r>
-        <w:rPr>
-          <w:rFonts w:ascii="Courier New" w:eastAsia="Times New Roman" w:hAnsi="Courier New" w:cs="Courier New" w:hint="cs"/>
-          <w:color w:val="000000"/>
-          <w:sz w:val="21"/>
-          <w:szCs w:val="21"/>
-          <w:lang w:val="en-US"/>
-        </w:rPr>
-        <w:t xml:space="preserve">        }</w:t>
-      </w:r>
-    </w:p>
-    <w:p>
-      <w:pPr>
-        <w:rPr>
-          <w:rFonts w:ascii="Courier New" w:eastAsia="Times New Roman" w:hAnsi="Courier New" w:cs="Courier New" w:hint="cs"/>
-          <w:color w:val="000000"/>
-          <w:sz w:val="21"/>
-          <w:szCs w:val="21"/>
-          <w:lang w:val="en-US"/>
-        </w:rPr>
-      </w:pPr>
-      <w:r>
-        <w:rPr>
-          <w:rFonts w:ascii="Courier New" w:eastAsia="Times New Roman" w:hAnsi="Courier New" w:cs="Courier New" w:hint="cs"/>
-          <w:color w:val="000000"/>
-          <w:sz w:val="21"/>
-          <w:szCs w:val="21"/>
-          <w:lang w:val="en-US"/>
-        </w:rPr>
-        <w:t xml:space="preserve">        if (</w:t>
-      </w:r>
-      <w:proofErr w:type="gramStart"/>
-      <w:r>
-        <w:rPr>
-          <w:rFonts w:ascii="Courier New" w:eastAsia="Times New Roman" w:hAnsi="Courier New" w:cs="Courier New" w:hint="cs"/>
-          <w:color w:val="000000"/>
-          <w:sz w:val="21"/>
-          <w:szCs w:val="21"/>
-          <w:lang w:val="en-US"/>
-        </w:rPr>
-        <w:t>LOWORD(</w:t>
-      </w:r>
-      <w:proofErr w:type="spellStart"/>
-      <w:proofErr w:type="gramEnd"/>
-      <w:r>
-        <w:rPr>
-          <w:rFonts w:ascii="Courier New" w:eastAsia="Times New Roman" w:hAnsi="Courier New" w:cs="Courier New" w:hint="cs"/>
-          <w:color w:val="000000"/>
-          <w:sz w:val="21"/>
-          <w:szCs w:val="21"/>
-          <w:lang w:val="en-US"/>
-        </w:rPr>
-        <w:t>wParam</w:t>
-      </w:r>
-      <w:proofErr w:type="spellEnd"/>
-      <w:r>
-        <w:rPr>
-          <w:rFonts w:ascii="Courier New" w:eastAsia="Times New Roman" w:hAnsi="Courier New" w:cs="Courier New" w:hint="cs"/>
-          <w:color w:val="000000"/>
-          <w:sz w:val="21"/>
-          <w:szCs w:val="21"/>
-          <w:lang w:val="en-US"/>
-        </w:rPr>
-        <w:t>) == 2 || LOWORD(</w:t>
-      </w:r>
-      <w:proofErr w:type="spellStart"/>
-      <w:r>
-        <w:rPr>
-          <w:rFonts w:ascii="Courier New" w:eastAsia="Times New Roman" w:hAnsi="Courier New" w:cs="Courier New" w:hint="cs"/>
-          <w:color w:val="000000"/>
-          <w:sz w:val="21"/>
-          <w:szCs w:val="21"/>
-          <w:lang w:val="en-US"/>
-        </w:rPr>
-        <w:t>wParam</w:t>
-      </w:r>
-      <w:proofErr w:type="spellEnd"/>
-      <w:r>
-        <w:rPr>
-          <w:rFonts w:ascii="Courier New" w:eastAsia="Times New Roman" w:hAnsi="Courier New" w:cs="Courier New" w:hint="cs"/>
-          <w:color w:val="000000"/>
-          <w:sz w:val="21"/>
-          <w:szCs w:val="21"/>
-          <w:lang w:val="en-US"/>
-        </w:rPr>
-        <w:t xml:space="preserve">) == IDCANCEL) </w:t>
-      </w:r>
-    </w:p>
-    <w:p>
-      <w:pPr>
-        <w:rPr>
-          <w:rFonts w:ascii="Courier New" w:eastAsia="Times New Roman" w:hAnsi="Courier New" w:cs="Courier New" w:hint="cs"/>
-          <w:color w:val="000000"/>
-          <w:sz w:val="21"/>
-          <w:szCs w:val="21"/>
-          <w:lang w:val="en-US"/>
-        </w:rPr>
-      </w:pPr>
-      <w:r>
-        <w:rPr>
-          <w:rFonts w:ascii="Courier New" w:eastAsia="Times New Roman" w:hAnsi="Courier New" w:cs="Courier New" w:hint="cs"/>
-          <w:color w:val="000000"/>
-          <w:sz w:val="21"/>
-          <w:szCs w:val="21"/>
-          <w:lang w:val="en-US"/>
-        </w:rPr>
-        <w:t xml:space="preserve">        {</w:t>
-      </w:r>
-    </w:p>
-    <w:p>
-      <w:pPr>
-        <w:rPr>
-          <w:rFonts w:ascii="Courier New" w:eastAsia="Times New Roman" w:hAnsi="Courier New" w:cs="Courier New" w:hint="cs"/>
-          <w:color w:val="000000"/>
-          <w:sz w:val="21"/>
-          <w:szCs w:val="21"/>
-          <w:lang w:val="en-US"/>
-        </w:rPr>
-      </w:pPr>
-      <w:r>
-        <w:rPr>
-          <w:rFonts w:ascii="Courier New" w:eastAsia="Times New Roman" w:hAnsi="Courier New" w:cs="Courier New" w:hint="cs"/>
-          <w:color w:val="000000"/>
-          <w:sz w:val="21"/>
-          <w:szCs w:val="21"/>
-          <w:lang w:val="en-US"/>
-        </w:rPr>
-        <w:t xml:space="preserve">            </w:t>
-      </w:r>
-      <w:proofErr w:type="spellStart"/>
-      <w:proofErr w:type="gramStart"/>
-      <w:r>
-        <w:rPr>
-          <w:rFonts w:ascii="Courier New" w:eastAsia="Times New Roman" w:hAnsi="Courier New" w:cs="Courier New" w:hint="cs"/>
-          <w:color w:val="000000"/>
-          <w:sz w:val="21"/>
-          <w:szCs w:val="21"/>
-          <w:lang w:val="en-US"/>
-        </w:rPr>
-        <w:t>EndDialog</w:t>
-      </w:r>
-      <w:proofErr w:type="spellEnd"/>
-      <w:r>
-        <w:rPr>
-          <w:rFonts w:ascii="Courier New" w:eastAsia="Times New Roman" w:hAnsi="Courier New" w:cs="Courier New" w:hint="cs"/>
-          <w:color w:val="000000"/>
-          <w:sz w:val="21"/>
-          <w:szCs w:val="21"/>
-          <w:lang w:val="en-US"/>
-        </w:rPr>
-        <w:t>(</w:t>
-      </w:r>
-      <w:proofErr w:type="spellStart"/>
-      <w:proofErr w:type="gramEnd"/>
-      <w:r>
-        <w:rPr>
-          <w:rFonts w:ascii="Courier New" w:eastAsia="Times New Roman" w:hAnsi="Courier New" w:cs="Courier New" w:hint="cs"/>
-          <w:color w:val="000000"/>
-          <w:sz w:val="21"/>
-          <w:szCs w:val="21"/>
-          <w:lang w:val="en-US"/>
-        </w:rPr>
-        <w:t>hDlg</w:t>
-      </w:r>
-      <w:proofErr w:type="spellEnd"/>
-      <w:r>
-        <w:rPr>
-          <w:rFonts w:ascii="Courier New" w:eastAsia="Times New Roman" w:hAnsi="Courier New" w:cs="Courier New" w:hint="cs"/>
-          <w:color w:val="000000"/>
-          <w:sz w:val="21"/>
-          <w:szCs w:val="21"/>
-          <w:lang w:val="en-US"/>
-        </w:rPr>
-        <w:t>, 0);</w:t>
-      </w:r>
-    </w:p>
-    <w:p>
-      <w:pPr>
-        <w:rPr>
-          <w:rFonts w:ascii="Courier New" w:eastAsia="Times New Roman" w:hAnsi="Courier New" w:cs="Courier New" w:hint="cs"/>
-          <w:color w:val="000000"/>
-          <w:sz w:val="21"/>
-          <w:szCs w:val="21"/>
-          <w:lang w:val="en-US"/>
-        </w:rPr>
-      </w:pPr>
-      <w:r>
-        <w:rPr>
-          <w:rFonts w:ascii="Courier New" w:eastAsia="Times New Roman" w:hAnsi="Courier New" w:cs="Courier New" w:hint="cs"/>
-          <w:color w:val="000000"/>
-          <w:sz w:val="21"/>
-          <w:szCs w:val="21"/>
-          <w:lang w:val="en-US"/>
-        </w:rPr>
-        <w:t xml:space="preserve">            return (INT_</w:t>
-      </w:r>
-      <w:proofErr w:type="gramStart"/>
-      <w:r>
-        <w:rPr>
-          <w:rFonts w:ascii="Courier New" w:eastAsia="Times New Roman" w:hAnsi="Courier New" w:cs="Courier New" w:hint="cs"/>
-          <w:color w:val="000000"/>
-          <w:sz w:val="21"/>
-          <w:szCs w:val="21"/>
-          <w:lang w:val="en-US"/>
-        </w:rPr>
-        <w:t>PTR)TRUE</w:t>
-      </w:r>
-      <w:proofErr w:type="gramEnd"/>
-      <w:r>
-        <w:rPr>
-          <w:rFonts w:ascii="Courier New" w:eastAsia="Times New Roman" w:hAnsi="Courier New" w:cs="Courier New" w:hint="cs"/>
-          <w:color w:val="000000"/>
-          <w:sz w:val="21"/>
-          <w:szCs w:val="21"/>
-          <w:lang w:val="en-US"/>
-        </w:rPr>
-        <w:t>;</w:t>
-      </w:r>
-    </w:p>
-    <w:p>
-      <w:pPr>
-        <w:rPr>
-          <w:rFonts w:ascii="Courier New" w:eastAsia="Times New Roman" w:hAnsi="Courier New" w:cs="Courier New" w:hint="cs"/>
-          <w:color w:val="000000"/>
-          <w:sz w:val="21"/>
-          <w:szCs w:val="21"/>
-          <w:lang w:val="en-US"/>
-        </w:rPr>
-      </w:pPr>
-      <w:r>
-        <w:rPr>
-          <w:rFonts w:ascii="Courier New" w:eastAsia="Times New Roman" w:hAnsi="Courier New" w:cs="Courier New" w:hint="cs"/>
-          <w:color w:val="000000"/>
-          <w:sz w:val="21"/>
-          <w:szCs w:val="21"/>
-          <w:lang w:val="en-US"/>
-        </w:rPr>
-        <w:t xml:space="preserve">        }</w:t>
-      </w:r>
-    </w:p>
-    <w:p>
-      <w:pPr>
-        <w:rPr>
-          <w:rFonts w:ascii="Courier New" w:eastAsia="Times New Roman" w:hAnsi="Courier New" w:cs="Courier New" w:hint="cs"/>
-          <w:color w:val="000000"/>
-          <w:sz w:val="21"/>
-          <w:szCs w:val="21"/>
-          <w:lang w:val="en-US"/>
-        </w:rPr>
-      </w:pPr>
-      <w:r>
-        <w:rPr>
-          <w:rFonts w:ascii="Courier New" w:eastAsia="Times New Roman" w:hAnsi="Courier New" w:cs="Courier New" w:hint="cs"/>
-          <w:color w:val="000000"/>
-          <w:sz w:val="21"/>
-          <w:szCs w:val="21"/>
-          <w:lang w:val="en-US"/>
-        </w:rPr>
-        <w:t xml:space="preserve">        break;</w:t>
-      </w:r>
-    </w:p>
-    <w:p>
-      <w:pPr>
-        <w:rPr>
-          <w:rFonts w:ascii="Courier New" w:eastAsia="Times New Roman" w:hAnsi="Courier New" w:cs="Courier New" w:hint="cs"/>
-          <w:color w:val="000000"/>
-          <w:sz w:val="21"/>
-          <w:szCs w:val="21"/>
-          <w:lang w:val="en-US"/>
-        </w:rPr>
-      </w:pPr>
-      <w:r>
-        <w:rPr>
-          <w:rFonts w:ascii="Courier New" w:eastAsia="Times New Roman" w:hAnsi="Courier New" w:cs="Courier New" w:hint="cs"/>
-          <w:color w:val="000000"/>
-          <w:sz w:val="21"/>
-          <w:szCs w:val="21"/>
-          <w:lang w:val="en-US"/>
-        </w:rPr>
-        <w:t xml:space="preserve">    }</w:t>
-      </w:r>
-    </w:p>
-    <w:p>
-      <w:pPr>
-        <w:rPr>
-          <w:rFonts w:ascii="Courier New" w:eastAsia="Times New Roman" w:hAnsi="Courier New" w:cs="Courier New" w:hint="cs"/>
-          <w:color w:val="000000"/>
-          <w:sz w:val="21"/>
-          <w:szCs w:val="21"/>
-          <w:lang w:val="en-US"/>
-        </w:rPr>
-      </w:pPr>
-      <w:r>
-        <w:rPr>
-          <w:rFonts w:ascii="Courier New" w:eastAsia="Times New Roman" w:hAnsi="Courier New" w:cs="Courier New" w:hint="cs"/>
-          <w:color w:val="000000"/>
-          <w:sz w:val="21"/>
-          <w:szCs w:val="21"/>
-          <w:lang w:val="en-US"/>
-        </w:rPr>
-        <w:t xml:space="preserve">    return (INT_</w:t>
-      </w:r>
-      <w:proofErr w:type="gramStart"/>
-      <w:r>
-        <w:rPr>
-          <w:rFonts w:ascii="Courier New" w:eastAsia="Times New Roman" w:hAnsi="Courier New" w:cs="Courier New" w:hint="cs"/>
-          <w:color w:val="000000"/>
-          <w:sz w:val="21"/>
-          <w:szCs w:val="21"/>
-          <w:lang w:val="en-US"/>
-        </w:rPr>
-        <w:t>PTR)FALSE</w:t>
-      </w:r>
-      <w:proofErr w:type="gramEnd"/>
-      <w:r>
-        <w:rPr>
-          <w:rFonts w:ascii="Courier New" w:eastAsia="Times New Roman" w:hAnsi="Courier New" w:cs="Courier New" w:hint="cs"/>
-          <w:color w:val="000000"/>
-          <w:sz w:val="21"/>
-          <w:szCs w:val="21"/>
-          <w:lang w:val="en-US"/>
-        </w:rPr>
-        <w:t>;</w:t>
-      </w:r>
-    </w:p>
-    <w:p>
-      <w:pPr>
-        <w:rPr>
-          <w:rFonts w:ascii="Courier New" w:eastAsia="Times New Roman" w:hAnsi="Courier New" w:cs="Courier New" w:hint="cs"/>
-          <w:color w:val="000000"/>
-          <w:sz w:val="21"/>
-          <w:szCs w:val="21"/>
-          <w:lang w:val="en-US"/>
-        </w:rPr>
-      </w:pPr>
-      <w:r>
-        <w:rPr>
-          <w:rFonts w:ascii="Courier New" w:eastAsia="Times New Roman" w:hAnsi="Courier New" w:cs="Courier New" w:hint="cs"/>
-          <w:color w:val="000000"/>
-          <w:sz w:val="21"/>
-          <w:szCs w:val="21"/>
-          <w:lang w:val="en-US"/>
-        </w:rPr>
-        <w:lastRenderedPageBreak/>
-        <w:t>}</w:t>
-      </w:r>
-    </w:p>
-    <w:p>
-      <w:pPr>
-        <w:rPr>
-          <w:rFonts w:ascii="Courier New" w:eastAsia="Times New Roman" w:hAnsi="Courier New" w:cs="Courier New" w:hint="cs"/>
-          <w:color w:val="000000"/>
-          <w:sz w:val="21"/>
-          <w:szCs w:val="21"/>
-          <w:lang w:val="en-US"/>
-        </w:rPr>
-      </w:pPr>
-    </w:p>
-    <w:p>
-      <w:pPr>
-        <w:rPr>
-          <w:rFonts w:ascii="Courier New" w:eastAsia="Times New Roman" w:hAnsi="Courier New" w:cs="Courier New" w:hint="cs"/>
-          <w:color w:val="000000"/>
-          <w:sz w:val="21"/>
-          <w:szCs w:val="21"/>
-          <w:lang w:val="en-US"/>
-        </w:rPr>
-      </w:pPr>
-      <w:r>
-        <w:rPr>
-          <w:rFonts w:ascii="Courier New" w:eastAsia="Times New Roman" w:hAnsi="Courier New" w:cs="Courier New" w:hint="cs"/>
-          <w:color w:val="000000"/>
-          <w:sz w:val="21"/>
-          <w:szCs w:val="21"/>
-          <w:lang w:val="en-US"/>
-        </w:rPr>
-        <w:t xml:space="preserve">int Func_MOD2(HWND </w:t>
-      </w:r>
-      <w:proofErr w:type="spellStart"/>
-      <w:r>
-        <w:rPr>
-          <w:rFonts w:ascii="Courier New" w:eastAsia="Times New Roman" w:hAnsi="Courier New" w:cs="Courier New" w:hint="cs"/>
-          <w:color w:val="000000"/>
-          <w:sz w:val="21"/>
-          <w:szCs w:val="21"/>
-          <w:lang w:val="en-US"/>
-        </w:rPr>
-        <w:t>hWnd</w:t>
-      </w:r>
-      <w:proofErr w:type="spellEnd"/>
-      <w:r>
-        <w:rPr>
-          <w:rFonts w:ascii="Courier New" w:eastAsia="Times New Roman" w:hAnsi="Courier New" w:cs="Courier New" w:hint="cs"/>
-          <w:color w:val="000000"/>
-          <w:sz w:val="21"/>
-          <w:szCs w:val="21"/>
-          <w:lang w:val="en-US"/>
-        </w:rPr>
-        <w:t xml:space="preserve">, int* </w:t>
-      </w:r>
-      <w:proofErr w:type="spellStart"/>
-      <w:r>
-        <w:rPr>
-          <w:rFonts w:ascii="Courier New" w:eastAsia="Times New Roman" w:hAnsi="Courier New" w:cs="Courier New" w:hint="cs"/>
-          <w:color w:val="000000"/>
-          <w:sz w:val="21"/>
-          <w:szCs w:val="21"/>
-          <w:lang w:val="en-US"/>
-        </w:rPr>
-        <w:t>valueAddress</w:t>
-      </w:r>
-      <w:proofErr w:type="spellEnd"/>
-      <w:r>
-        <w:rPr>
-          <w:rFonts w:ascii="Courier New" w:eastAsia="Times New Roman" w:hAnsi="Courier New" w:cs="Courier New" w:hint="cs"/>
-          <w:color w:val="000000"/>
-          <w:sz w:val="21"/>
-          <w:szCs w:val="21"/>
-          <w:lang w:val="en-US"/>
-        </w:rPr>
-        <w:t>)</w:t>
-      </w:r>
-    </w:p>
-    <w:p>
-      <w:pPr>
-        <w:rPr>
-          <w:rFonts w:ascii="Courier New" w:eastAsia="Times New Roman" w:hAnsi="Courier New" w:cs="Courier New" w:hint="cs"/>
-          <w:color w:val="000000"/>
-          <w:sz w:val="21"/>
-          <w:szCs w:val="21"/>
-          <w:lang w:val="en-US"/>
-        </w:rPr>
-      </w:pPr>
-      <w:r>
-        <w:rPr>
-          <w:rFonts w:ascii="Courier New" w:eastAsia="Times New Roman" w:hAnsi="Courier New" w:cs="Courier New" w:hint="cs"/>
-          <w:color w:val="000000"/>
-          <w:sz w:val="21"/>
-          <w:szCs w:val="21"/>
-          <w:lang w:val="en-US"/>
-        </w:rPr>
-        <w:t>{</w:t>
-      </w:r>
-    </w:p>
-    <w:p>
-      <w:pPr>
-        <w:rPr>
-          <w:rFonts w:ascii="Courier New" w:eastAsia="Times New Roman" w:hAnsi="Courier New" w:cs="Courier New" w:hint="cs"/>
-          <w:color w:val="000000"/>
-          <w:sz w:val="21"/>
-          <w:szCs w:val="21"/>
-          <w:lang w:val="en-US"/>
-        </w:rPr>
-      </w:pPr>
-      <w:r>
-        <w:rPr>
-          <w:rFonts w:ascii="Courier New" w:eastAsia="Times New Roman" w:hAnsi="Courier New" w:cs="Courier New" w:hint="cs"/>
-          <w:color w:val="000000"/>
-          <w:sz w:val="21"/>
-          <w:szCs w:val="21"/>
-          <w:lang w:val="en-US"/>
-        </w:rPr>
-        <w:t xml:space="preserve">    value = </w:t>
-      </w:r>
-      <w:proofErr w:type="spellStart"/>
-      <w:r>
-        <w:rPr>
-          <w:rFonts w:ascii="Courier New" w:eastAsia="Times New Roman" w:hAnsi="Courier New" w:cs="Courier New" w:hint="cs"/>
-          <w:color w:val="000000"/>
-          <w:sz w:val="21"/>
-          <w:szCs w:val="21"/>
-          <w:lang w:val="en-US"/>
-        </w:rPr>
-        <w:t>valueAddress</w:t>
-      </w:r>
-      <w:proofErr w:type="spellEnd"/>
-      <w:r>
-        <w:rPr>
-          <w:rFonts w:ascii="Courier New" w:eastAsia="Times New Roman" w:hAnsi="Courier New" w:cs="Courier New" w:hint="cs"/>
-          <w:color w:val="000000"/>
-          <w:sz w:val="21"/>
-          <w:szCs w:val="21"/>
-          <w:lang w:val="en-US"/>
-        </w:rPr>
-        <w:t>;</w:t>
-      </w:r>
-    </w:p>
-    <w:p>
-      <w:pPr>
-        <w:rPr>
-          <w:rFonts w:ascii="Courier New" w:eastAsia="Times New Roman" w:hAnsi="Courier New" w:cs="Courier New" w:hint="cs"/>
+          <w:rFonts w:ascii="Courier New" w:eastAsia="Times New Roman" w:hAnsi="Courier New" w:cs="Courier New"/>
           <w:color w:val="000000"/>
           <w:sz w:val="21"/>
           <w:szCs w:val="21"/>
@@ -7647,18 +7721,18 @@
     <w:p>
       <w:pPr>
         <w:rPr>
-          <w:rFonts w:ascii="Courier New" w:eastAsia="Times New Roman" w:hAnsi="Courier New" w:cs="Courier New" w:hint="cs"/>
-          <w:color w:val="000000"/>
-          <w:sz w:val="21"/>
-          <w:szCs w:val="21"/>
-          <w:lang w:val="en-US"/>
-        </w:rPr>
-      </w:pPr>
-    </w:p>
-    <w:p>
-      <w:pPr>
-        <w:rPr>
-          <w:rFonts w:ascii="Courier New" w:eastAsia="Times New Roman" w:hAnsi="Courier New" w:cs="Courier New" w:hint="cs"/>
+          <w:rFonts w:ascii="Courier New" w:eastAsia="Times New Roman" w:hAnsi="Courier New" w:cs="Courier New"/>
+          <w:color w:val="000000"/>
+          <w:sz w:val="21"/>
+          <w:szCs w:val="21"/>
+          <w:lang w:val="en-US"/>
+        </w:rPr>
+      </w:pPr>
+    </w:p>
+    <w:p>
+      <w:pPr>
+        <w:rPr>
+          <w:rFonts w:ascii="Courier New" w:eastAsia="Times New Roman" w:hAnsi="Courier New" w:cs="Courier New"/>
           <w:color w:val="000000"/>
           <w:sz w:val="21"/>
           <w:szCs w:val="21"/>
